--- a/Сети/КП/Документация/8. Распределение адресного пространства.docx
+++ b/Сети/КП/Документация/8. Распределение адресного пространства.docx
@@ -758,6 +758,7 @@
                 <w:lang w:val="en-US" w:eastAsia="ru-RU"/>
               </w:rPr>
             </w:pPr>
+            <w:proofErr w:type="spellStart"/>
             <w:r>
               <w:rPr>
                 <w:rFonts w:ascii="Times New Roman" w:eastAsia="Times New Roman" w:hAnsi="Times New Roman" w:cs="Times New Roman"/>
@@ -766,6 +767,7 @@
               </w:rPr>
               <w:t>Vlan</w:t>
             </w:r>
+            <w:proofErr w:type="spellEnd"/>
           </w:p>
         </w:tc>
         <w:tc>
@@ -907,6 +909,7 @@
                 <w:lang w:eastAsia="ru-RU"/>
               </w:rPr>
             </w:pPr>
+            <w:proofErr w:type="spellStart"/>
             <w:r>
               <w:rPr>
                 <w:rFonts w:ascii="Times New Roman" w:eastAsia="Times New Roman" w:hAnsi="Times New Roman" w:cs="Times New Roman"/>
@@ -915,6 +918,7 @@
               </w:rPr>
               <w:t>Vlan</w:t>
             </w:r>
+            <w:proofErr w:type="spellEnd"/>
             <w:r>
               <w:rPr>
                 <w:rFonts w:ascii="Times New Roman" w:eastAsia="Times New Roman" w:hAnsi="Times New Roman" w:cs="Times New Roman"/>
@@ -1850,20 +1854,20 @@
               <w:jc w:val="center"/>
               <w:rPr>
                 <w:rFonts w:ascii="Times New Roman" w:eastAsia="Times New Roman" w:hAnsi="Times New Roman" w:cs="Times New Roman"/>
-                <w:sz w:val="28"/>
-                <w:szCs w:val="24"/>
-                <w:lang w:val="en-US" w:eastAsia="ru-RU"/>
-              </w:rPr>
-            </w:pPr>
-            <w:r>
-              <w:rPr>
-                <w:rFonts w:ascii="Times New Roman" w:eastAsia="Times New Roman" w:hAnsi="Times New Roman" w:cs="Times New Roman"/>
-                <w:sz w:val="28"/>
-                <w:szCs w:val="24"/>
+                <w:sz w:val="24"/>
+                <w:lang w:val="en-US" w:eastAsia="ru-RU"/>
+              </w:rPr>
+            </w:pPr>
+            <w:proofErr w:type="spellStart"/>
+            <w:r>
+              <w:rPr>
+                <w:rFonts w:ascii="Times New Roman" w:eastAsia="Times New Roman" w:hAnsi="Times New Roman" w:cs="Times New Roman"/>
+                <w:sz w:val="24"/>
                 <w:lang w:val="en-US" w:eastAsia="ru-RU"/>
               </w:rPr>
               <w:t>Vlan</w:t>
             </w:r>
+            <w:proofErr w:type="spellEnd"/>
           </w:p>
         </w:tc>
         <w:tc>
@@ -1876,16 +1880,14 @@
               <w:jc w:val="center"/>
               <w:rPr>
                 <w:rFonts w:ascii="Times New Roman" w:eastAsia="Times New Roman" w:hAnsi="Times New Roman" w:cs="Times New Roman"/>
-                <w:sz w:val="28"/>
-                <w:szCs w:val="24"/>
-                <w:lang w:eastAsia="ru-RU"/>
-              </w:rPr>
-            </w:pPr>
-            <w:r>
-              <w:rPr>
-                <w:rFonts w:ascii="Times New Roman" w:eastAsia="Times New Roman" w:hAnsi="Times New Roman" w:cs="Times New Roman"/>
-                <w:sz w:val="28"/>
-                <w:szCs w:val="24"/>
+                <w:sz w:val="24"/>
+                <w:lang w:eastAsia="ru-RU"/>
+              </w:rPr>
+            </w:pPr>
+            <w:r>
+              <w:rPr>
+                <w:rFonts w:ascii="Times New Roman" w:eastAsia="Times New Roman" w:hAnsi="Times New Roman" w:cs="Times New Roman"/>
+                <w:sz w:val="24"/>
                 <w:lang w:eastAsia="ru-RU"/>
               </w:rPr>
               <w:t>Сегмент</w:t>
@@ -1902,16 +1904,14 @@
               <w:jc w:val="center"/>
               <w:rPr>
                 <w:rFonts w:ascii="Times New Roman" w:eastAsia="Times New Roman" w:hAnsi="Times New Roman" w:cs="Times New Roman"/>
-                <w:sz w:val="28"/>
-                <w:szCs w:val="24"/>
-                <w:lang w:eastAsia="ru-RU"/>
-              </w:rPr>
-            </w:pPr>
-            <w:r>
-              <w:rPr>
-                <w:rFonts w:ascii="Times New Roman" w:eastAsia="Times New Roman" w:hAnsi="Times New Roman" w:cs="Times New Roman"/>
-                <w:sz w:val="28"/>
-                <w:szCs w:val="24"/>
+                <w:sz w:val="24"/>
+                <w:lang w:eastAsia="ru-RU"/>
+              </w:rPr>
+            </w:pPr>
+            <w:r>
+              <w:rPr>
+                <w:rFonts w:ascii="Times New Roman" w:eastAsia="Times New Roman" w:hAnsi="Times New Roman" w:cs="Times New Roman"/>
+                <w:sz w:val="24"/>
                 <w:lang w:eastAsia="ru-RU"/>
               </w:rPr>
               <w:t>Размер</w:t>
@@ -1928,16 +1928,14 @@
               <w:jc w:val="center"/>
               <w:rPr>
                 <w:rFonts w:ascii="Times New Roman" w:eastAsia="Times New Roman" w:hAnsi="Times New Roman" w:cs="Times New Roman"/>
-                <w:sz w:val="28"/>
-                <w:szCs w:val="24"/>
-                <w:lang w:eastAsia="ru-RU"/>
-              </w:rPr>
-            </w:pPr>
-            <w:r>
-              <w:rPr>
-                <w:rFonts w:ascii="Times New Roman" w:eastAsia="Times New Roman" w:hAnsi="Times New Roman" w:cs="Times New Roman"/>
-                <w:sz w:val="28"/>
-                <w:szCs w:val="24"/>
+                <w:sz w:val="24"/>
+                <w:lang w:eastAsia="ru-RU"/>
+              </w:rPr>
+            </w:pPr>
+            <w:r>
+              <w:rPr>
+                <w:rFonts w:ascii="Times New Roman" w:eastAsia="Times New Roman" w:hAnsi="Times New Roman" w:cs="Times New Roman"/>
+                <w:sz w:val="24"/>
                 <w:lang w:eastAsia="ru-RU"/>
               </w:rPr>
               <w:t>Адрес</w:t>
@@ -1954,16 +1952,14 @@
               <w:jc w:val="center"/>
               <w:rPr>
                 <w:rFonts w:ascii="Times New Roman" w:eastAsia="Times New Roman" w:hAnsi="Times New Roman" w:cs="Times New Roman"/>
-                <w:sz w:val="28"/>
-                <w:szCs w:val="24"/>
-                <w:lang w:eastAsia="ru-RU"/>
-              </w:rPr>
-            </w:pPr>
-            <w:r>
-              <w:rPr>
-                <w:rFonts w:ascii="Times New Roman" w:eastAsia="Times New Roman" w:hAnsi="Times New Roman" w:cs="Times New Roman"/>
-                <w:sz w:val="28"/>
-                <w:szCs w:val="24"/>
+                <w:sz w:val="24"/>
+                <w:lang w:eastAsia="ru-RU"/>
+              </w:rPr>
+            </w:pPr>
+            <w:r>
+              <w:rPr>
+                <w:rFonts w:ascii="Times New Roman" w:eastAsia="Times New Roman" w:hAnsi="Times New Roman" w:cs="Times New Roman"/>
+                <w:sz w:val="24"/>
                 <w:lang w:eastAsia="ru-RU"/>
               </w:rPr>
               <w:t>Маска</w:t>
@@ -1980,16 +1976,14 @@
               <w:jc w:val="center"/>
               <w:rPr>
                 <w:rFonts w:ascii="Times New Roman" w:eastAsia="Times New Roman" w:hAnsi="Times New Roman" w:cs="Times New Roman"/>
-                <w:sz w:val="28"/>
-                <w:szCs w:val="24"/>
-                <w:lang w:eastAsia="ru-RU"/>
-              </w:rPr>
-            </w:pPr>
-            <w:r>
-              <w:rPr>
-                <w:rFonts w:ascii="Times New Roman" w:eastAsia="Times New Roman" w:hAnsi="Times New Roman" w:cs="Times New Roman"/>
-                <w:sz w:val="28"/>
-                <w:szCs w:val="24"/>
+                <w:sz w:val="24"/>
+                <w:lang w:eastAsia="ru-RU"/>
+              </w:rPr>
+            </w:pPr>
+            <w:r>
+              <w:rPr>
+                <w:rFonts w:ascii="Times New Roman" w:eastAsia="Times New Roman" w:hAnsi="Times New Roman" w:cs="Times New Roman"/>
+                <w:sz w:val="24"/>
                 <w:lang w:eastAsia="ru-RU"/>
               </w:rPr>
               <w:t>Диапазон</w:t>
@@ -2011,28 +2005,17 @@
               <w:jc w:val="center"/>
               <w:rPr>
                 <w:rFonts w:ascii="Times New Roman" w:eastAsia="Times New Roman" w:hAnsi="Times New Roman" w:cs="Times New Roman"/>
-                <w:sz w:val="28"/>
-                <w:szCs w:val="24"/>
-                <w:lang w:val="en-US" w:eastAsia="ru-RU"/>
-              </w:rPr>
-            </w:pPr>
-            <w:r>
-              <w:rPr>
-                <w:rFonts w:ascii="Times New Roman" w:eastAsia="Times New Roman" w:hAnsi="Times New Roman" w:cs="Times New Roman"/>
-                <w:sz w:val="28"/>
-                <w:szCs w:val="24"/>
-                <w:lang w:val="en-US" w:eastAsia="ru-RU"/>
-              </w:rPr>
-              <w:t>Vlan</w:t>
-            </w:r>
-            <w:r>
-              <w:rPr>
-                <w:rFonts w:ascii="Times New Roman" w:eastAsia="Times New Roman" w:hAnsi="Times New Roman" w:cs="Times New Roman"/>
-                <w:sz w:val="28"/>
-                <w:szCs w:val="24"/>
-                <w:lang w:val="en-US" w:eastAsia="ru-RU"/>
-              </w:rPr>
-              <w:t>40</w:t>
+                <w:sz w:val="24"/>
+                <w:lang w:val="en-US" w:eastAsia="ru-RU"/>
+              </w:rPr>
+            </w:pPr>
+            <w:r>
+              <w:rPr>
+                <w:rFonts w:ascii="Times New Roman" w:eastAsia="Times New Roman" w:hAnsi="Times New Roman" w:cs="Times New Roman"/>
+                <w:sz w:val="24"/>
+                <w:lang w:val="en-US" w:eastAsia="ru-RU"/>
+              </w:rPr>
+              <w:t>Vlan40</w:t>
             </w:r>
           </w:p>
         </w:tc>
@@ -2046,16 +2029,14 @@
               <w:jc w:val="center"/>
               <w:rPr>
                 <w:rFonts w:ascii="Times New Roman" w:eastAsia="Times New Roman" w:hAnsi="Times New Roman" w:cs="Times New Roman"/>
-                <w:sz w:val="28"/>
-                <w:szCs w:val="24"/>
-                <w:lang w:eastAsia="ru-RU"/>
-              </w:rPr>
-            </w:pPr>
-            <w:r>
-              <w:rPr>
-                <w:rFonts w:ascii="Times New Roman" w:eastAsia="Times New Roman" w:hAnsi="Times New Roman" w:cs="Times New Roman"/>
-                <w:sz w:val="28"/>
-                <w:szCs w:val="24"/>
+                <w:sz w:val="24"/>
+                <w:lang w:eastAsia="ru-RU"/>
+              </w:rPr>
+            </w:pPr>
+            <w:r>
+              <w:rPr>
+                <w:rFonts w:ascii="Times New Roman" w:eastAsia="Times New Roman" w:hAnsi="Times New Roman" w:cs="Times New Roman"/>
+                <w:sz w:val="24"/>
                 <w:lang w:eastAsia="ru-RU"/>
               </w:rPr>
               <w:t>1-й пользовательский</w:t>
@@ -2072,16 +2053,14 @@
               <w:jc w:val="center"/>
               <w:rPr>
                 <w:rFonts w:ascii="Times New Roman" w:eastAsia="Times New Roman" w:hAnsi="Times New Roman" w:cs="Times New Roman"/>
-                <w:sz w:val="28"/>
-                <w:szCs w:val="24"/>
-                <w:lang w:eastAsia="ru-RU"/>
-              </w:rPr>
-            </w:pPr>
-            <w:r>
-              <w:rPr>
-                <w:rFonts w:ascii="Times New Roman" w:eastAsia="Times New Roman" w:hAnsi="Times New Roman" w:cs="Times New Roman"/>
-                <w:sz w:val="28"/>
-                <w:szCs w:val="24"/>
+                <w:sz w:val="24"/>
+                <w:lang w:eastAsia="ru-RU"/>
+              </w:rPr>
+            </w:pPr>
+            <w:r>
+              <w:rPr>
+                <w:rFonts w:ascii="Times New Roman" w:eastAsia="Times New Roman" w:hAnsi="Times New Roman" w:cs="Times New Roman"/>
+                <w:sz w:val="24"/>
                 <w:lang w:eastAsia="ru-RU"/>
               </w:rPr>
               <w:t>60</w:t>
@@ -2098,82 +2077,17 @@
               <w:jc w:val="center"/>
               <w:rPr>
                 <w:rFonts w:ascii="Times New Roman" w:eastAsia="Times New Roman" w:hAnsi="Times New Roman" w:cs="Times New Roman"/>
-                <w:sz w:val="28"/>
-                <w:szCs w:val="24"/>
-                <w:lang w:val="en-US" w:eastAsia="ru-RU"/>
-              </w:rPr>
-            </w:pPr>
-            <w:r>
-              <w:rPr>
-                <w:rFonts w:ascii="Times New Roman" w:eastAsia="Times New Roman" w:hAnsi="Times New Roman" w:cs="Times New Roman"/>
-                <w:sz w:val="28"/>
-                <w:szCs w:val="24"/>
-                <w:lang w:val="en-US" w:eastAsia="ru-RU"/>
-              </w:rPr>
-              <w:t>1</w:t>
-            </w:r>
-            <w:r>
-              <w:rPr>
-                <w:rFonts w:ascii="Times New Roman" w:eastAsia="Times New Roman" w:hAnsi="Times New Roman" w:cs="Times New Roman"/>
-                <w:sz w:val="28"/>
-                <w:szCs w:val="24"/>
-                <w:lang w:val="en-US" w:eastAsia="ru-RU"/>
-              </w:rPr>
-              <w:t>0</w:t>
-            </w:r>
-            <w:r>
-              <w:rPr>
-                <w:rFonts w:ascii="Times New Roman" w:eastAsia="Times New Roman" w:hAnsi="Times New Roman" w:cs="Times New Roman"/>
-                <w:sz w:val="28"/>
-                <w:szCs w:val="24"/>
-                <w:lang w:val="en-US" w:eastAsia="ru-RU"/>
-              </w:rPr>
-              <w:t>.</w:t>
-            </w:r>
-            <w:r>
-              <w:rPr>
-                <w:rFonts w:ascii="Times New Roman" w:eastAsia="Times New Roman" w:hAnsi="Times New Roman" w:cs="Times New Roman"/>
-                <w:sz w:val="28"/>
-                <w:szCs w:val="24"/>
-                <w:lang w:val="en-US" w:eastAsia="ru-RU"/>
-              </w:rPr>
-              <w:t>0</w:t>
-            </w:r>
-            <w:r>
-              <w:rPr>
-                <w:rFonts w:ascii="Times New Roman" w:eastAsia="Times New Roman" w:hAnsi="Times New Roman" w:cs="Times New Roman"/>
-                <w:sz w:val="28"/>
-                <w:szCs w:val="24"/>
-                <w:lang w:val="en-US" w:eastAsia="ru-RU"/>
-              </w:rPr>
-              <w:t>.</w:t>
-            </w:r>
-            <w:r>
-              <w:rPr>
-                <w:rFonts w:ascii="Times New Roman" w:eastAsia="Times New Roman" w:hAnsi="Times New Roman" w:cs="Times New Roman"/>
-                <w:sz w:val="28"/>
-                <w:szCs w:val="24"/>
-                <w:lang w:val="en-US" w:eastAsia="ru-RU"/>
-              </w:rPr>
-              <w:t>0</w:t>
-            </w:r>
-            <w:r>
-              <w:rPr>
-                <w:rFonts w:ascii="Times New Roman" w:eastAsia="Times New Roman" w:hAnsi="Times New Roman" w:cs="Times New Roman"/>
-                <w:sz w:val="28"/>
-                <w:szCs w:val="24"/>
-                <w:lang w:val="en-US" w:eastAsia="ru-RU"/>
-              </w:rPr>
-              <w:t>.</w:t>
-            </w:r>
-            <w:r>
-              <w:rPr>
-                <w:rFonts w:ascii="Times New Roman" w:eastAsia="Times New Roman" w:hAnsi="Times New Roman" w:cs="Times New Roman"/>
-                <w:sz w:val="28"/>
-                <w:szCs w:val="24"/>
-                <w:lang w:val="en-US" w:eastAsia="ru-RU"/>
-              </w:rPr>
-              <w:t>192</w:t>
+                <w:sz w:val="24"/>
+                <w:lang w:val="en-US" w:eastAsia="ru-RU"/>
+              </w:rPr>
+            </w:pPr>
+            <w:r>
+              <w:rPr>
+                <w:rFonts w:ascii="Times New Roman" w:eastAsia="Times New Roman" w:hAnsi="Times New Roman" w:cs="Times New Roman"/>
+                <w:sz w:val="24"/>
+                <w:lang w:val="en-US" w:eastAsia="ru-RU"/>
+              </w:rPr>
+              <w:t>10.0.0.192</w:t>
             </w:r>
           </w:p>
         </w:tc>
@@ -2187,16 +2101,14 @@
               <w:jc w:val="center"/>
               <w:rPr>
                 <w:rFonts w:ascii="Times New Roman" w:eastAsia="Times New Roman" w:hAnsi="Times New Roman" w:cs="Times New Roman"/>
-                <w:sz w:val="28"/>
-                <w:szCs w:val="24"/>
-                <w:lang w:val="en-US" w:eastAsia="ru-RU"/>
-              </w:rPr>
-            </w:pPr>
-            <w:r>
-              <w:rPr>
-                <w:rFonts w:ascii="Times New Roman" w:eastAsia="Times New Roman" w:hAnsi="Times New Roman" w:cs="Times New Roman"/>
-                <w:sz w:val="28"/>
-                <w:szCs w:val="24"/>
+                <w:sz w:val="24"/>
+                <w:lang w:val="en-US" w:eastAsia="ru-RU"/>
+              </w:rPr>
+            </w:pPr>
+            <w:r>
+              <w:rPr>
+                <w:rFonts w:ascii="Times New Roman" w:eastAsia="Times New Roman" w:hAnsi="Times New Roman" w:cs="Times New Roman"/>
+                <w:sz w:val="24"/>
                 <w:lang w:val="en-US" w:eastAsia="ru-RU"/>
               </w:rPr>
               <w:t>/</w:t>
@@ -2204,8 +2116,7 @@
             <w:r>
               <w:rPr>
                 <w:rFonts w:ascii="Times New Roman" w:eastAsia="Times New Roman" w:hAnsi="Times New Roman" w:cs="Times New Roman"/>
-                <w:sz w:val="28"/>
-                <w:szCs w:val="24"/>
+                <w:sz w:val="24"/>
                 <w:lang w:eastAsia="ru-RU"/>
               </w:rPr>
               <w:t>2</w:t>
@@ -2213,8 +2124,7 @@
             <w:r>
               <w:rPr>
                 <w:rFonts w:ascii="Times New Roman" w:eastAsia="Times New Roman" w:hAnsi="Times New Roman" w:cs="Times New Roman"/>
-                <w:sz w:val="28"/>
-                <w:szCs w:val="24"/>
+                <w:sz w:val="24"/>
                 <w:lang w:val="en-US" w:eastAsia="ru-RU"/>
               </w:rPr>
               <w:t>6</w:t>
@@ -2231,88 +2141,22 @@
               <w:jc w:val="center"/>
               <w:rPr>
                 <w:rFonts w:ascii="Times New Roman" w:eastAsia="Times New Roman" w:hAnsi="Times New Roman" w:cs="Times New Roman"/>
-                <w:sz w:val="28"/>
-                <w:szCs w:val="24"/>
-                <w:lang w:val="en-US" w:eastAsia="ru-RU"/>
-              </w:rPr>
-            </w:pPr>
-            <w:r>
-              <w:rPr>
-                <w:rFonts w:ascii="Times New Roman" w:eastAsia="Times New Roman" w:hAnsi="Times New Roman" w:cs="Times New Roman"/>
-                <w:sz w:val="28"/>
-                <w:szCs w:val="24"/>
-                <w:lang w:val="en-US" w:eastAsia="ru-RU"/>
-              </w:rPr>
-              <w:t>1</w:t>
-            </w:r>
-            <w:r>
-              <w:rPr>
-                <w:rFonts w:ascii="Times New Roman" w:eastAsia="Times New Roman" w:hAnsi="Times New Roman" w:cs="Times New Roman"/>
-                <w:sz w:val="28"/>
-                <w:szCs w:val="24"/>
-                <w:lang w:val="en-US" w:eastAsia="ru-RU"/>
-              </w:rPr>
-              <w:t>0</w:t>
-            </w:r>
-            <w:r>
-              <w:rPr>
-                <w:rFonts w:ascii="Times New Roman" w:eastAsia="Times New Roman" w:hAnsi="Times New Roman" w:cs="Times New Roman"/>
-                <w:sz w:val="28"/>
-                <w:szCs w:val="24"/>
-                <w:lang w:val="en-US" w:eastAsia="ru-RU"/>
-              </w:rPr>
-              <w:t>.</w:t>
-            </w:r>
-            <w:r>
-              <w:rPr>
-                <w:rFonts w:ascii="Times New Roman" w:eastAsia="Times New Roman" w:hAnsi="Times New Roman" w:cs="Times New Roman"/>
-                <w:sz w:val="28"/>
-                <w:szCs w:val="24"/>
-                <w:lang w:val="en-US" w:eastAsia="ru-RU"/>
-              </w:rPr>
-              <w:t>0</w:t>
-            </w:r>
-            <w:r>
-              <w:rPr>
-                <w:rFonts w:ascii="Times New Roman" w:eastAsia="Times New Roman" w:hAnsi="Times New Roman" w:cs="Times New Roman"/>
-                <w:sz w:val="28"/>
-                <w:szCs w:val="24"/>
-                <w:lang w:val="en-US" w:eastAsia="ru-RU"/>
-              </w:rPr>
-              <w:t>.</w:t>
-            </w:r>
-            <w:r>
-              <w:rPr>
-                <w:rFonts w:ascii="Times New Roman" w:eastAsia="Times New Roman" w:hAnsi="Times New Roman" w:cs="Times New Roman"/>
-                <w:sz w:val="28"/>
-                <w:szCs w:val="24"/>
-                <w:lang w:val="en-US" w:eastAsia="ru-RU"/>
-              </w:rPr>
-              <w:t>0</w:t>
-            </w:r>
-            <w:r>
-              <w:rPr>
-                <w:rFonts w:ascii="Times New Roman" w:eastAsia="Times New Roman" w:hAnsi="Times New Roman" w:cs="Times New Roman"/>
-                <w:sz w:val="28"/>
-                <w:szCs w:val="24"/>
-                <w:lang w:val="en-US" w:eastAsia="ru-RU"/>
-              </w:rPr>
-              <w:t>.</w:t>
-            </w:r>
-            <w:r>
-              <w:rPr>
-                <w:rFonts w:ascii="Times New Roman" w:eastAsia="Times New Roman" w:hAnsi="Times New Roman" w:cs="Times New Roman"/>
-                <w:sz w:val="28"/>
-                <w:szCs w:val="24"/>
-                <w:lang w:val="en-US" w:eastAsia="ru-RU"/>
-              </w:rPr>
-              <w:t>193</w:t>
-            </w:r>
-            <w:r>
-              <w:rPr>
-                <w:rFonts w:ascii="Times New Roman" w:eastAsia="Times New Roman" w:hAnsi="Times New Roman" w:cs="Times New Roman"/>
-                <w:sz w:val="28"/>
-                <w:szCs w:val="24"/>
+                <w:sz w:val="24"/>
+                <w:lang w:val="en-US" w:eastAsia="ru-RU"/>
+              </w:rPr>
+            </w:pPr>
+            <w:r>
+              <w:rPr>
+                <w:rFonts w:ascii="Times New Roman" w:eastAsia="Times New Roman" w:hAnsi="Times New Roman" w:cs="Times New Roman"/>
+                <w:sz w:val="24"/>
+                <w:lang w:val="en-US" w:eastAsia="ru-RU"/>
+              </w:rPr>
+              <w:t>10.0.0.193</w:t>
+            </w:r>
+            <w:r>
+              <w:rPr>
+                <w:rFonts w:ascii="Times New Roman" w:eastAsia="Times New Roman" w:hAnsi="Times New Roman" w:cs="Times New Roman"/>
+                <w:sz w:val="24"/>
                 <w:lang w:eastAsia="ru-RU"/>
               </w:rPr>
               <w:t xml:space="preserve"> -</w:t>
@@ -2320,83 +2164,10 @@
             <w:r>
               <w:rPr>
                 <w:rFonts w:ascii="Times New Roman" w:eastAsia="Times New Roman" w:hAnsi="Times New Roman" w:cs="Times New Roman"/>
-                <w:sz w:val="28"/>
-                <w:szCs w:val="24"/>
-                <w:lang w:val="en-US" w:eastAsia="ru-RU"/>
-              </w:rPr>
-              <w:t xml:space="preserve"> </w:t>
-            </w:r>
-            <w:r>
-              <w:rPr>
-                <w:rFonts w:ascii="Times New Roman" w:eastAsia="Times New Roman" w:hAnsi="Times New Roman" w:cs="Times New Roman"/>
-                <w:sz w:val="28"/>
-                <w:szCs w:val="24"/>
-                <w:lang w:val="en-US" w:eastAsia="ru-RU"/>
-              </w:rPr>
-              <w:t>1</w:t>
-            </w:r>
-            <w:r>
-              <w:rPr>
-                <w:rFonts w:ascii="Times New Roman" w:eastAsia="Times New Roman" w:hAnsi="Times New Roman" w:cs="Times New Roman"/>
-                <w:sz w:val="28"/>
-                <w:szCs w:val="24"/>
-                <w:lang w:val="en-US" w:eastAsia="ru-RU"/>
-              </w:rPr>
-              <w:t>0</w:t>
-            </w:r>
-            <w:r>
-              <w:rPr>
-                <w:rFonts w:ascii="Times New Roman" w:eastAsia="Times New Roman" w:hAnsi="Times New Roman" w:cs="Times New Roman"/>
-                <w:sz w:val="28"/>
-                <w:szCs w:val="24"/>
-                <w:lang w:val="en-US" w:eastAsia="ru-RU"/>
-              </w:rPr>
-              <w:t>.</w:t>
-            </w:r>
-            <w:r>
-              <w:rPr>
-                <w:rFonts w:ascii="Times New Roman" w:eastAsia="Times New Roman" w:hAnsi="Times New Roman" w:cs="Times New Roman"/>
-                <w:sz w:val="28"/>
-                <w:szCs w:val="24"/>
-                <w:lang w:val="en-US" w:eastAsia="ru-RU"/>
-              </w:rPr>
-              <w:t>0</w:t>
-            </w:r>
-            <w:r>
-              <w:rPr>
-                <w:rFonts w:ascii="Times New Roman" w:eastAsia="Times New Roman" w:hAnsi="Times New Roman" w:cs="Times New Roman"/>
-                <w:sz w:val="28"/>
-                <w:szCs w:val="24"/>
-                <w:lang w:val="en-US" w:eastAsia="ru-RU"/>
-              </w:rPr>
-              <w:t>.</w:t>
-            </w:r>
-            <w:r>
-              <w:rPr>
-                <w:rFonts w:ascii="Times New Roman" w:eastAsia="Times New Roman" w:hAnsi="Times New Roman" w:cs="Times New Roman"/>
-                <w:sz w:val="28"/>
-                <w:szCs w:val="24"/>
-                <w:lang w:val="en-US" w:eastAsia="ru-RU"/>
-              </w:rPr>
-              <w:t>0</w:t>
-            </w:r>
-            <w:r>
-              <w:rPr>
-                <w:rFonts w:ascii="Times New Roman" w:eastAsia="Times New Roman" w:hAnsi="Times New Roman" w:cs="Times New Roman"/>
-                <w:sz w:val="28"/>
-                <w:szCs w:val="24"/>
-                <w:lang w:val="en-US" w:eastAsia="ru-RU"/>
-              </w:rPr>
-              <w:t>.</w:t>
-            </w:r>
-            <w:r>
-              <w:rPr>
-                <w:rFonts w:ascii="Times New Roman" w:eastAsia="Times New Roman" w:hAnsi="Times New Roman" w:cs="Times New Roman"/>
-                <w:sz w:val="28"/>
-                <w:szCs w:val="24"/>
-                <w:lang w:val="en-US" w:eastAsia="ru-RU"/>
-              </w:rPr>
-              <w:t>254</w:t>
+                <w:sz w:val="24"/>
+                <w:lang w:val="en-US" w:eastAsia="ru-RU"/>
+              </w:rPr>
+              <w:t xml:space="preserve"> 10.0.0.254</w:t>
             </w:r>
           </w:p>
         </w:tc>
@@ -2415,28 +2186,17 @@
               <w:jc w:val="center"/>
               <w:rPr>
                 <w:rFonts w:ascii="Times New Roman" w:eastAsia="Times New Roman" w:hAnsi="Times New Roman" w:cs="Times New Roman"/>
-                <w:sz w:val="28"/>
-                <w:szCs w:val="24"/>
-                <w:lang w:val="en-US" w:eastAsia="ru-RU"/>
-              </w:rPr>
-            </w:pPr>
-            <w:r>
-              <w:rPr>
-                <w:rFonts w:ascii="Times New Roman" w:eastAsia="Times New Roman" w:hAnsi="Times New Roman" w:cs="Times New Roman"/>
-                <w:sz w:val="28"/>
-                <w:szCs w:val="24"/>
-                <w:lang w:val="en-US" w:eastAsia="ru-RU"/>
-              </w:rPr>
-              <w:t>Vlan</w:t>
-            </w:r>
-            <w:r>
-              <w:rPr>
-                <w:rFonts w:ascii="Times New Roman" w:eastAsia="Times New Roman" w:hAnsi="Times New Roman" w:cs="Times New Roman"/>
-                <w:sz w:val="28"/>
-                <w:szCs w:val="24"/>
-                <w:lang w:val="en-US" w:eastAsia="ru-RU"/>
-              </w:rPr>
-              <w:t>50</w:t>
+                <w:sz w:val="24"/>
+                <w:lang w:val="en-US" w:eastAsia="ru-RU"/>
+              </w:rPr>
+            </w:pPr>
+            <w:r>
+              <w:rPr>
+                <w:rFonts w:ascii="Times New Roman" w:eastAsia="Times New Roman" w:hAnsi="Times New Roman" w:cs="Times New Roman"/>
+                <w:sz w:val="24"/>
+                <w:lang w:val="en-US" w:eastAsia="ru-RU"/>
+              </w:rPr>
+              <w:t>Vlan50</w:t>
             </w:r>
           </w:p>
         </w:tc>
@@ -2450,16 +2210,14 @@
               <w:jc w:val="center"/>
               <w:rPr>
                 <w:rFonts w:ascii="Times New Roman" w:eastAsia="Times New Roman" w:hAnsi="Times New Roman" w:cs="Times New Roman"/>
-                <w:sz w:val="28"/>
-                <w:szCs w:val="24"/>
-                <w:lang w:eastAsia="ru-RU"/>
-              </w:rPr>
-            </w:pPr>
-            <w:r>
-              <w:rPr>
-                <w:rFonts w:ascii="Times New Roman" w:eastAsia="Times New Roman" w:hAnsi="Times New Roman" w:cs="Times New Roman"/>
-                <w:sz w:val="28"/>
-                <w:szCs w:val="24"/>
+                <w:sz w:val="24"/>
+                <w:lang w:eastAsia="ru-RU"/>
+              </w:rPr>
+            </w:pPr>
+            <w:r>
+              <w:rPr>
+                <w:rFonts w:ascii="Times New Roman" w:eastAsia="Times New Roman" w:hAnsi="Times New Roman" w:cs="Times New Roman"/>
+                <w:sz w:val="24"/>
                 <w:lang w:eastAsia="ru-RU"/>
               </w:rPr>
               <w:t>2-й пользовательский</w:t>
@@ -2476,16 +2234,14 @@
               <w:jc w:val="center"/>
               <w:rPr>
                 <w:rFonts w:ascii="Times New Roman" w:eastAsia="Times New Roman" w:hAnsi="Times New Roman" w:cs="Times New Roman"/>
-                <w:sz w:val="28"/>
-                <w:szCs w:val="24"/>
-                <w:lang w:eastAsia="ru-RU"/>
-              </w:rPr>
-            </w:pPr>
-            <w:r>
-              <w:rPr>
-                <w:rFonts w:ascii="Times New Roman" w:eastAsia="Times New Roman" w:hAnsi="Times New Roman" w:cs="Times New Roman"/>
-                <w:sz w:val="28"/>
-                <w:szCs w:val="24"/>
+                <w:sz w:val="24"/>
+                <w:lang w:eastAsia="ru-RU"/>
+              </w:rPr>
+            </w:pPr>
+            <w:r>
+              <w:rPr>
+                <w:rFonts w:ascii="Times New Roman" w:eastAsia="Times New Roman" w:hAnsi="Times New Roman" w:cs="Times New Roman"/>
+                <w:sz w:val="24"/>
                 <w:lang w:eastAsia="ru-RU"/>
               </w:rPr>
               <w:t>60</w:t>
@@ -2502,73 +2258,17 @@
               <w:jc w:val="center"/>
               <w:rPr>
                 <w:rFonts w:ascii="Times New Roman" w:eastAsia="Times New Roman" w:hAnsi="Times New Roman" w:cs="Times New Roman"/>
-                <w:sz w:val="28"/>
-                <w:szCs w:val="24"/>
-                <w:lang w:val="en-US" w:eastAsia="ru-RU"/>
-              </w:rPr>
-            </w:pPr>
-            <w:r>
-              <w:rPr>
-                <w:rFonts w:ascii="Times New Roman" w:eastAsia="Times New Roman" w:hAnsi="Times New Roman" w:cs="Times New Roman"/>
-                <w:sz w:val="28"/>
-                <w:szCs w:val="24"/>
-                <w:lang w:val="en-US" w:eastAsia="ru-RU"/>
-              </w:rPr>
-              <w:t>1</w:t>
-            </w:r>
-            <w:r>
-              <w:rPr>
-                <w:rFonts w:ascii="Times New Roman" w:eastAsia="Times New Roman" w:hAnsi="Times New Roman" w:cs="Times New Roman"/>
-                <w:sz w:val="28"/>
-                <w:szCs w:val="24"/>
-                <w:lang w:val="en-US" w:eastAsia="ru-RU"/>
-              </w:rPr>
-              <w:t>0</w:t>
-            </w:r>
-            <w:r>
-              <w:rPr>
-                <w:rFonts w:ascii="Times New Roman" w:eastAsia="Times New Roman" w:hAnsi="Times New Roman" w:cs="Times New Roman"/>
-                <w:sz w:val="28"/>
-                <w:szCs w:val="24"/>
-                <w:lang w:val="en-US" w:eastAsia="ru-RU"/>
-              </w:rPr>
-              <w:t>.</w:t>
-            </w:r>
-            <w:r>
-              <w:rPr>
-                <w:rFonts w:ascii="Times New Roman" w:eastAsia="Times New Roman" w:hAnsi="Times New Roman" w:cs="Times New Roman"/>
-                <w:sz w:val="28"/>
-                <w:szCs w:val="24"/>
-                <w:lang w:val="en-US" w:eastAsia="ru-RU"/>
-              </w:rPr>
-              <w:t>0</w:t>
-            </w:r>
-            <w:r>
-              <w:rPr>
-                <w:rFonts w:ascii="Times New Roman" w:eastAsia="Times New Roman" w:hAnsi="Times New Roman" w:cs="Times New Roman"/>
-                <w:sz w:val="28"/>
-                <w:szCs w:val="24"/>
-                <w:lang w:val="en-US" w:eastAsia="ru-RU"/>
-              </w:rPr>
-              <w:t>.</w:t>
-            </w:r>
-            <w:r>
-              <w:rPr>
-                <w:rFonts w:ascii="Times New Roman" w:eastAsia="Times New Roman" w:hAnsi="Times New Roman" w:cs="Times New Roman"/>
-                <w:sz w:val="28"/>
-                <w:szCs w:val="24"/>
-                <w:lang w:val="en-US" w:eastAsia="ru-RU"/>
-              </w:rPr>
-              <w:t>1</w:t>
-            </w:r>
-            <w:r>
-              <w:rPr>
-                <w:rFonts w:ascii="Times New Roman" w:eastAsia="Times New Roman" w:hAnsi="Times New Roman" w:cs="Times New Roman"/>
-                <w:sz w:val="28"/>
-                <w:szCs w:val="24"/>
-                <w:lang w:val="en-US" w:eastAsia="ru-RU"/>
-              </w:rPr>
-              <w:t>.0</w:t>
+                <w:sz w:val="24"/>
+                <w:lang w:val="en-US" w:eastAsia="ru-RU"/>
+              </w:rPr>
+            </w:pPr>
+            <w:r>
+              <w:rPr>
+                <w:rFonts w:ascii="Times New Roman" w:eastAsia="Times New Roman" w:hAnsi="Times New Roman" w:cs="Times New Roman"/>
+                <w:sz w:val="24"/>
+                <w:lang w:val="en-US" w:eastAsia="ru-RU"/>
+              </w:rPr>
+              <w:t>10.0.1.0</w:t>
             </w:r>
           </w:p>
         </w:tc>
@@ -2582,16 +2282,14 @@
               <w:jc w:val="center"/>
               <w:rPr>
                 <w:rFonts w:ascii="Times New Roman" w:eastAsia="Times New Roman" w:hAnsi="Times New Roman" w:cs="Times New Roman"/>
-                <w:sz w:val="28"/>
-                <w:szCs w:val="24"/>
-                <w:lang w:val="en-US" w:eastAsia="ru-RU"/>
-              </w:rPr>
-            </w:pPr>
-            <w:r>
-              <w:rPr>
-                <w:rFonts w:ascii="Times New Roman" w:eastAsia="Times New Roman" w:hAnsi="Times New Roman" w:cs="Times New Roman"/>
-                <w:sz w:val="28"/>
-                <w:szCs w:val="24"/>
+                <w:sz w:val="24"/>
+                <w:lang w:val="en-US" w:eastAsia="ru-RU"/>
+              </w:rPr>
+            </w:pPr>
+            <w:r>
+              <w:rPr>
+                <w:rFonts w:ascii="Times New Roman" w:eastAsia="Times New Roman" w:hAnsi="Times New Roman" w:cs="Times New Roman"/>
+                <w:sz w:val="24"/>
                 <w:lang w:val="en-US" w:eastAsia="ru-RU"/>
               </w:rPr>
               <w:t>/</w:t>
@@ -2599,8 +2297,7 @@
             <w:r>
               <w:rPr>
                 <w:rFonts w:ascii="Times New Roman" w:eastAsia="Times New Roman" w:hAnsi="Times New Roman" w:cs="Times New Roman"/>
-                <w:sz w:val="28"/>
-                <w:szCs w:val="24"/>
+                <w:sz w:val="24"/>
                 <w:lang w:eastAsia="ru-RU"/>
               </w:rPr>
               <w:t>2</w:t>
@@ -2608,8 +2305,7 @@
             <w:r>
               <w:rPr>
                 <w:rFonts w:ascii="Times New Roman" w:eastAsia="Times New Roman" w:hAnsi="Times New Roman" w:cs="Times New Roman"/>
-                <w:sz w:val="28"/>
-                <w:szCs w:val="24"/>
+                <w:sz w:val="24"/>
                 <w:lang w:val="en-US" w:eastAsia="ru-RU"/>
               </w:rPr>
               <w:t>6</w:t>
@@ -2626,79 +2322,22 @@
               <w:jc w:val="center"/>
               <w:rPr>
                 <w:rFonts w:ascii="Times New Roman" w:eastAsia="Times New Roman" w:hAnsi="Times New Roman" w:cs="Times New Roman"/>
-                <w:sz w:val="28"/>
-                <w:szCs w:val="24"/>
-                <w:lang w:val="en-US" w:eastAsia="ru-RU"/>
-              </w:rPr>
-            </w:pPr>
-            <w:r>
-              <w:rPr>
-                <w:rFonts w:ascii="Times New Roman" w:eastAsia="Times New Roman" w:hAnsi="Times New Roman" w:cs="Times New Roman"/>
-                <w:sz w:val="28"/>
-                <w:szCs w:val="24"/>
-                <w:lang w:val="en-US" w:eastAsia="ru-RU"/>
-              </w:rPr>
-              <w:t>1</w:t>
-            </w:r>
-            <w:r>
-              <w:rPr>
-                <w:rFonts w:ascii="Times New Roman" w:eastAsia="Times New Roman" w:hAnsi="Times New Roman" w:cs="Times New Roman"/>
-                <w:sz w:val="28"/>
-                <w:szCs w:val="24"/>
-                <w:lang w:val="en-US" w:eastAsia="ru-RU"/>
-              </w:rPr>
-              <w:t>0</w:t>
-            </w:r>
-            <w:r>
-              <w:rPr>
-                <w:rFonts w:ascii="Times New Roman" w:eastAsia="Times New Roman" w:hAnsi="Times New Roman" w:cs="Times New Roman"/>
-                <w:sz w:val="28"/>
-                <w:szCs w:val="24"/>
-                <w:lang w:val="en-US" w:eastAsia="ru-RU"/>
-              </w:rPr>
-              <w:t>.</w:t>
-            </w:r>
-            <w:r>
-              <w:rPr>
-                <w:rFonts w:ascii="Times New Roman" w:eastAsia="Times New Roman" w:hAnsi="Times New Roman" w:cs="Times New Roman"/>
-                <w:sz w:val="28"/>
-                <w:szCs w:val="24"/>
-                <w:lang w:val="en-US" w:eastAsia="ru-RU"/>
-              </w:rPr>
-              <w:t>0</w:t>
-            </w:r>
-            <w:r>
-              <w:rPr>
-                <w:rFonts w:ascii="Times New Roman" w:eastAsia="Times New Roman" w:hAnsi="Times New Roman" w:cs="Times New Roman"/>
-                <w:sz w:val="28"/>
-                <w:szCs w:val="24"/>
-                <w:lang w:val="en-US" w:eastAsia="ru-RU"/>
-              </w:rPr>
-              <w:t>.</w:t>
-            </w:r>
-            <w:r>
-              <w:rPr>
-                <w:rFonts w:ascii="Times New Roman" w:eastAsia="Times New Roman" w:hAnsi="Times New Roman" w:cs="Times New Roman"/>
-                <w:sz w:val="28"/>
-                <w:szCs w:val="24"/>
-                <w:lang w:val="en-US" w:eastAsia="ru-RU"/>
-              </w:rPr>
-              <w:t>1</w:t>
-            </w:r>
-            <w:r>
-              <w:rPr>
-                <w:rFonts w:ascii="Times New Roman" w:eastAsia="Times New Roman" w:hAnsi="Times New Roman" w:cs="Times New Roman"/>
-                <w:sz w:val="28"/>
-                <w:szCs w:val="24"/>
-                <w:lang w:val="en-US" w:eastAsia="ru-RU"/>
-              </w:rPr>
-              <w:t>.0</w:t>
-            </w:r>
-            <w:r>
-              <w:rPr>
-                <w:rFonts w:ascii="Times New Roman" w:eastAsia="Times New Roman" w:hAnsi="Times New Roman" w:cs="Times New Roman"/>
-                <w:sz w:val="28"/>
-                <w:szCs w:val="24"/>
+                <w:sz w:val="24"/>
+                <w:lang w:val="en-US" w:eastAsia="ru-RU"/>
+              </w:rPr>
+            </w:pPr>
+            <w:r>
+              <w:rPr>
+                <w:rFonts w:ascii="Times New Roman" w:eastAsia="Times New Roman" w:hAnsi="Times New Roman" w:cs="Times New Roman"/>
+                <w:sz w:val="24"/>
+                <w:lang w:val="en-US" w:eastAsia="ru-RU"/>
+              </w:rPr>
+              <w:t>10.0.1.0</w:t>
+            </w:r>
+            <w:r>
+              <w:rPr>
+                <w:rFonts w:ascii="Times New Roman" w:eastAsia="Times New Roman" w:hAnsi="Times New Roman" w:cs="Times New Roman"/>
+                <w:sz w:val="24"/>
                 <w:lang w:eastAsia="ru-RU"/>
               </w:rPr>
               <w:t xml:space="preserve"> -</w:t>
@@ -2706,83 +2345,10 @@
             <w:r>
               <w:rPr>
                 <w:rFonts w:ascii="Times New Roman" w:eastAsia="Times New Roman" w:hAnsi="Times New Roman" w:cs="Times New Roman"/>
-                <w:sz w:val="28"/>
-                <w:szCs w:val="24"/>
-                <w:lang w:val="en-US" w:eastAsia="ru-RU"/>
-              </w:rPr>
-              <w:t xml:space="preserve"> </w:t>
-            </w:r>
-            <w:r>
-              <w:rPr>
-                <w:rFonts w:ascii="Times New Roman" w:eastAsia="Times New Roman" w:hAnsi="Times New Roman" w:cs="Times New Roman"/>
-                <w:sz w:val="28"/>
-                <w:szCs w:val="24"/>
-                <w:lang w:val="en-US" w:eastAsia="ru-RU"/>
-              </w:rPr>
-              <w:t>1</w:t>
-            </w:r>
-            <w:r>
-              <w:rPr>
-                <w:rFonts w:ascii="Times New Roman" w:eastAsia="Times New Roman" w:hAnsi="Times New Roman" w:cs="Times New Roman"/>
-                <w:sz w:val="28"/>
-                <w:szCs w:val="24"/>
-                <w:lang w:val="en-US" w:eastAsia="ru-RU"/>
-              </w:rPr>
-              <w:t>0</w:t>
-            </w:r>
-            <w:r>
-              <w:rPr>
-                <w:rFonts w:ascii="Times New Roman" w:eastAsia="Times New Roman" w:hAnsi="Times New Roman" w:cs="Times New Roman"/>
-                <w:sz w:val="28"/>
-                <w:szCs w:val="24"/>
-                <w:lang w:val="en-US" w:eastAsia="ru-RU"/>
-              </w:rPr>
-              <w:t>.</w:t>
-            </w:r>
-            <w:r>
-              <w:rPr>
-                <w:rFonts w:ascii="Times New Roman" w:eastAsia="Times New Roman" w:hAnsi="Times New Roman" w:cs="Times New Roman"/>
-                <w:sz w:val="28"/>
-                <w:szCs w:val="24"/>
-                <w:lang w:val="en-US" w:eastAsia="ru-RU"/>
-              </w:rPr>
-              <w:t>0</w:t>
-            </w:r>
-            <w:r>
-              <w:rPr>
-                <w:rFonts w:ascii="Times New Roman" w:eastAsia="Times New Roman" w:hAnsi="Times New Roman" w:cs="Times New Roman"/>
-                <w:sz w:val="28"/>
-                <w:szCs w:val="24"/>
-                <w:lang w:val="en-US" w:eastAsia="ru-RU"/>
-              </w:rPr>
-              <w:t>.</w:t>
-            </w:r>
-            <w:r>
-              <w:rPr>
-                <w:rFonts w:ascii="Times New Roman" w:eastAsia="Times New Roman" w:hAnsi="Times New Roman" w:cs="Times New Roman"/>
-                <w:sz w:val="28"/>
-                <w:szCs w:val="24"/>
-                <w:lang w:val="en-US" w:eastAsia="ru-RU"/>
-              </w:rPr>
-              <w:t>1</w:t>
-            </w:r>
-            <w:r>
-              <w:rPr>
-                <w:rFonts w:ascii="Times New Roman" w:eastAsia="Times New Roman" w:hAnsi="Times New Roman" w:cs="Times New Roman"/>
-                <w:sz w:val="28"/>
-                <w:szCs w:val="24"/>
-                <w:lang w:val="en-US" w:eastAsia="ru-RU"/>
-              </w:rPr>
-              <w:t>.</w:t>
-            </w:r>
-            <w:r>
-              <w:rPr>
-                <w:rFonts w:ascii="Times New Roman" w:eastAsia="Times New Roman" w:hAnsi="Times New Roman" w:cs="Times New Roman"/>
-                <w:sz w:val="28"/>
-                <w:szCs w:val="24"/>
-                <w:lang w:val="en-US" w:eastAsia="ru-RU"/>
-              </w:rPr>
-              <w:t>62</w:t>
+                <w:sz w:val="24"/>
+                <w:lang w:val="en-US" w:eastAsia="ru-RU"/>
+              </w:rPr>
+              <w:t xml:space="preserve"> 10.0.1.62</w:t>
             </w:r>
           </w:p>
         </w:tc>
@@ -2801,26 +2367,63 @@
               <w:jc w:val="center"/>
               <w:rPr>
                 <w:rFonts w:ascii="Times New Roman" w:eastAsia="Times New Roman" w:hAnsi="Times New Roman" w:cs="Times New Roman"/>
-                <w:sz w:val="28"/>
-                <w:szCs w:val="24"/>
-                <w:lang w:val="en-US" w:eastAsia="ru-RU"/>
-              </w:rPr>
-            </w:pPr>
-            <w:r>
-              <w:rPr>
-                <w:rFonts w:ascii="Times New Roman" w:eastAsia="Times New Roman" w:hAnsi="Times New Roman" w:cs="Times New Roman"/>
-                <w:sz w:val="28"/>
-                <w:szCs w:val="24"/>
-                <w:lang w:val="en-US" w:eastAsia="ru-RU"/>
-              </w:rPr>
-              <w:t>Vlan</w:t>
-            </w:r>
-            <w:r>
-              <w:rPr>
-                <w:rFonts w:ascii="Times New Roman" w:eastAsia="Times New Roman" w:hAnsi="Times New Roman" w:cs="Times New Roman"/>
-                <w:sz w:val="28"/>
-                <w:szCs w:val="24"/>
-                <w:lang w:val="en-US" w:eastAsia="ru-RU"/>
+                <w:sz w:val="24"/>
+                <w:lang w:val="en-US" w:eastAsia="ru-RU"/>
+              </w:rPr>
+            </w:pPr>
+            <w:r>
+              <w:rPr>
+                <w:rFonts w:ascii="Times New Roman" w:eastAsia="Times New Roman" w:hAnsi="Times New Roman" w:cs="Times New Roman"/>
+                <w:sz w:val="24"/>
+                <w:lang w:val="en-US" w:eastAsia="ru-RU"/>
+              </w:rPr>
+              <w:t>Vlan60</w:t>
+            </w:r>
+          </w:p>
+        </w:tc>
+        <w:tc>
+          <w:tcPr>
+            <w:tcW w:w="2924" w:type="dxa"/>
+            <w:vAlign w:val="center"/>
+          </w:tcPr>
+          <w:p>
+            <w:pPr>
+              <w:jc w:val="center"/>
+              <w:rPr>
+                <w:rFonts w:ascii="Times New Roman" w:eastAsia="Times New Roman" w:hAnsi="Times New Roman" w:cs="Times New Roman"/>
+                <w:sz w:val="24"/>
+                <w:lang w:eastAsia="ru-RU"/>
+              </w:rPr>
+            </w:pPr>
+            <w:r>
+              <w:rPr>
+                <w:rFonts w:ascii="Times New Roman" w:eastAsia="Times New Roman" w:hAnsi="Times New Roman" w:cs="Times New Roman"/>
+                <w:sz w:val="24"/>
+                <w:lang w:eastAsia="ru-RU"/>
+              </w:rPr>
+              <w:t>3-й пользовательский</w:t>
+            </w:r>
+          </w:p>
+        </w:tc>
+        <w:tc>
+          <w:tcPr>
+            <w:tcW w:w="1049" w:type="dxa"/>
+            <w:vAlign w:val="center"/>
+          </w:tcPr>
+          <w:p>
+            <w:pPr>
+              <w:jc w:val="center"/>
+              <w:rPr>
+                <w:rFonts w:ascii="Times New Roman" w:eastAsia="Times New Roman" w:hAnsi="Times New Roman" w:cs="Times New Roman"/>
+                <w:sz w:val="24"/>
+                <w:lang w:eastAsia="ru-RU"/>
+              </w:rPr>
+            </w:pPr>
+            <w:r>
+              <w:rPr>
+                <w:rFonts w:ascii="Times New Roman" w:eastAsia="Times New Roman" w:hAnsi="Times New Roman" w:cs="Times New Roman"/>
+                <w:sz w:val="24"/>
+                <w:lang w:eastAsia="ru-RU"/>
               </w:rPr>
               <w:t>60</w:t>
             </w:r>
@@ -2828,58 +2431,6 @@
         </w:tc>
         <w:tc>
           <w:tcPr>
-            <w:tcW w:w="2924" w:type="dxa"/>
-            <w:vAlign w:val="center"/>
-          </w:tcPr>
-          <w:p>
-            <w:pPr>
-              <w:jc w:val="center"/>
-              <w:rPr>
-                <w:rFonts w:ascii="Times New Roman" w:eastAsia="Times New Roman" w:hAnsi="Times New Roman" w:cs="Times New Roman"/>
-                <w:sz w:val="28"/>
-                <w:szCs w:val="24"/>
-                <w:lang w:eastAsia="ru-RU"/>
-              </w:rPr>
-            </w:pPr>
-            <w:r>
-              <w:rPr>
-                <w:rFonts w:ascii="Times New Roman" w:eastAsia="Times New Roman" w:hAnsi="Times New Roman" w:cs="Times New Roman"/>
-                <w:sz w:val="28"/>
-                <w:szCs w:val="24"/>
-                <w:lang w:eastAsia="ru-RU"/>
-              </w:rPr>
-              <w:t>3-й пользовательский</w:t>
-            </w:r>
-          </w:p>
-        </w:tc>
-        <w:tc>
-          <w:tcPr>
-            <w:tcW w:w="1049" w:type="dxa"/>
-            <w:vAlign w:val="center"/>
-          </w:tcPr>
-          <w:p>
-            <w:pPr>
-              <w:jc w:val="center"/>
-              <w:rPr>
-                <w:rFonts w:ascii="Times New Roman" w:eastAsia="Times New Roman" w:hAnsi="Times New Roman" w:cs="Times New Roman"/>
-                <w:sz w:val="28"/>
-                <w:szCs w:val="24"/>
-                <w:lang w:eastAsia="ru-RU"/>
-              </w:rPr>
-            </w:pPr>
-            <w:r>
-              <w:rPr>
-                <w:rFonts w:ascii="Times New Roman" w:eastAsia="Times New Roman" w:hAnsi="Times New Roman" w:cs="Times New Roman"/>
-                <w:sz w:val="28"/>
-                <w:szCs w:val="24"/>
-                <w:lang w:eastAsia="ru-RU"/>
-              </w:rPr>
-              <w:t>60</w:t>
-            </w:r>
-          </w:p>
-        </w:tc>
-        <w:tc>
-          <w:tcPr>
             <w:tcW w:w="1966" w:type="dxa"/>
             <w:vAlign w:val="center"/>
           </w:tcPr>
@@ -2888,82 +2439,17 @@
               <w:jc w:val="center"/>
               <w:rPr>
                 <w:rFonts w:ascii="Times New Roman" w:eastAsia="Times New Roman" w:hAnsi="Times New Roman" w:cs="Times New Roman"/>
-                <w:sz w:val="28"/>
-                <w:szCs w:val="24"/>
-                <w:lang w:val="en-US" w:eastAsia="ru-RU"/>
-              </w:rPr>
-            </w:pPr>
-            <w:r>
-              <w:rPr>
-                <w:rFonts w:ascii="Times New Roman" w:eastAsia="Times New Roman" w:hAnsi="Times New Roman" w:cs="Times New Roman"/>
-                <w:sz w:val="28"/>
-                <w:szCs w:val="24"/>
-                <w:lang w:val="en-US" w:eastAsia="ru-RU"/>
-              </w:rPr>
-              <w:t>1</w:t>
-            </w:r>
-            <w:r>
-              <w:rPr>
-                <w:rFonts w:ascii="Times New Roman" w:eastAsia="Times New Roman" w:hAnsi="Times New Roman" w:cs="Times New Roman"/>
-                <w:sz w:val="28"/>
-                <w:szCs w:val="24"/>
-                <w:lang w:val="en-US" w:eastAsia="ru-RU"/>
-              </w:rPr>
-              <w:t>0</w:t>
-            </w:r>
-            <w:r>
-              <w:rPr>
-                <w:rFonts w:ascii="Times New Roman" w:eastAsia="Times New Roman" w:hAnsi="Times New Roman" w:cs="Times New Roman"/>
-                <w:sz w:val="28"/>
-                <w:szCs w:val="24"/>
-                <w:lang w:val="en-US" w:eastAsia="ru-RU"/>
-              </w:rPr>
-              <w:t>.</w:t>
-            </w:r>
-            <w:r>
-              <w:rPr>
-                <w:rFonts w:ascii="Times New Roman" w:eastAsia="Times New Roman" w:hAnsi="Times New Roman" w:cs="Times New Roman"/>
-                <w:sz w:val="28"/>
-                <w:szCs w:val="24"/>
-                <w:lang w:val="en-US" w:eastAsia="ru-RU"/>
-              </w:rPr>
-              <w:t>0</w:t>
-            </w:r>
-            <w:r>
-              <w:rPr>
-                <w:rFonts w:ascii="Times New Roman" w:eastAsia="Times New Roman" w:hAnsi="Times New Roman" w:cs="Times New Roman"/>
-                <w:sz w:val="28"/>
-                <w:szCs w:val="24"/>
-                <w:lang w:val="en-US" w:eastAsia="ru-RU"/>
-              </w:rPr>
-              <w:t>.</w:t>
-            </w:r>
-            <w:r>
-              <w:rPr>
-                <w:rFonts w:ascii="Times New Roman" w:eastAsia="Times New Roman" w:hAnsi="Times New Roman" w:cs="Times New Roman"/>
-                <w:sz w:val="28"/>
-                <w:szCs w:val="24"/>
-                <w:lang w:val="en-US" w:eastAsia="ru-RU"/>
-              </w:rPr>
-              <w:t>1</w:t>
-            </w:r>
-            <w:r>
-              <w:rPr>
-                <w:rFonts w:ascii="Times New Roman" w:eastAsia="Times New Roman" w:hAnsi="Times New Roman" w:cs="Times New Roman"/>
-                <w:sz w:val="28"/>
-                <w:szCs w:val="24"/>
-                <w:lang w:val="en-US" w:eastAsia="ru-RU"/>
-              </w:rPr>
-              <w:t>.</w:t>
-            </w:r>
-            <w:r>
-              <w:rPr>
-                <w:rFonts w:ascii="Times New Roman" w:eastAsia="Times New Roman" w:hAnsi="Times New Roman" w:cs="Times New Roman"/>
-                <w:sz w:val="28"/>
-                <w:szCs w:val="24"/>
-                <w:lang w:val="en-US" w:eastAsia="ru-RU"/>
-              </w:rPr>
-              <w:t>64</w:t>
+                <w:sz w:val="24"/>
+                <w:lang w:val="en-US" w:eastAsia="ru-RU"/>
+              </w:rPr>
+            </w:pPr>
+            <w:r>
+              <w:rPr>
+                <w:rFonts w:ascii="Times New Roman" w:eastAsia="Times New Roman" w:hAnsi="Times New Roman" w:cs="Times New Roman"/>
+                <w:sz w:val="24"/>
+                <w:lang w:val="en-US" w:eastAsia="ru-RU"/>
+              </w:rPr>
+              <w:t>10.0.1.64</w:t>
             </w:r>
           </w:p>
         </w:tc>
@@ -2977,16 +2463,14 @@
               <w:jc w:val="center"/>
               <w:rPr>
                 <w:rFonts w:ascii="Times New Roman" w:eastAsia="Times New Roman" w:hAnsi="Times New Roman" w:cs="Times New Roman"/>
-                <w:sz w:val="28"/>
-                <w:szCs w:val="24"/>
-                <w:lang w:val="en-US" w:eastAsia="ru-RU"/>
-              </w:rPr>
-            </w:pPr>
-            <w:r>
-              <w:rPr>
-                <w:rFonts w:ascii="Times New Roman" w:eastAsia="Times New Roman" w:hAnsi="Times New Roman" w:cs="Times New Roman"/>
-                <w:sz w:val="28"/>
-                <w:szCs w:val="24"/>
+                <w:sz w:val="24"/>
+                <w:lang w:val="en-US" w:eastAsia="ru-RU"/>
+              </w:rPr>
+            </w:pPr>
+            <w:r>
+              <w:rPr>
+                <w:rFonts w:ascii="Times New Roman" w:eastAsia="Times New Roman" w:hAnsi="Times New Roman" w:cs="Times New Roman"/>
+                <w:sz w:val="24"/>
                 <w:lang w:val="en-US" w:eastAsia="ru-RU"/>
               </w:rPr>
               <w:t>/</w:t>
@@ -2994,8 +2478,7 @@
             <w:r>
               <w:rPr>
                 <w:rFonts w:ascii="Times New Roman" w:eastAsia="Times New Roman" w:hAnsi="Times New Roman" w:cs="Times New Roman"/>
-                <w:sz w:val="28"/>
-                <w:szCs w:val="24"/>
+                <w:sz w:val="24"/>
                 <w:lang w:eastAsia="ru-RU"/>
               </w:rPr>
               <w:t>2</w:t>
@@ -3003,8 +2486,7 @@
             <w:r>
               <w:rPr>
                 <w:rFonts w:ascii="Times New Roman" w:eastAsia="Times New Roman" w:hAnsi="Times New Roman" w:cs="Times New Roman"/>
-                <w:sz w:val="28"/>
-                <w:szCs w:val="24"/>
+                <w:sz w:val="24"/>
                 <w:lang w:val="en-US" w:eastAsia="ru-RU"/>
               </w:rPr>
               <w:t>6</w:t>
@@ -3021,88 +2503,22 @@
               <w:jc w:val="center"/>
               <w:rPr>
                 <w:rFonts w:ascii="Times New Roman" w:eastAsia="Times New Roman" w:hAnsi="Times New Roman" w:cs="Times New Roman"/>
-                <w:sz w:val="28"/>
-                <w:szCs w:val="24"/>
-                <w:lang w:eastAsia="ru-RU"/>
-              </w:rPr>
-            </w:pPr>
-            <w:r>
-              <w:rPr>
-                <w:rFonts w:ascii="Times New Roman" w:eastAsia="Times New Roman" w:hAnsi="Times New Roman" w:cs="Times New Roman"/>
-                <w:sz w:val="28"/>
-                <w:szCs w:val="24"/>
-                <w:lang w:val="en-US" w:eastAsia="ru-RU"/>
-              </w:rPr>
-              <w:t>1</w:t>
-            </w:r>
-            <w:r>
-              <w:rPr>
-                <w:rFonts w:ascii="Times New Roman" w:eastAsia="Times New Roman" w:hAnsi="Times New Roman" w:cs="Times New Roman"/>
-                <w:sz w:val="28"/>
-                <w:szCs w:val="24"/>
-                <w:lang w:val="en-US" w:eastAsia="ru-RU"/>
-              </w:rPr>
-              <w:t>0</w:t>
-            </w:r>
-            <w:r>
-              <w:rPr>
-                <w:rFonts w:ascii="Times New Roman" w:eastAsia="Times New Roman" w:hAnsi="Times New Roman" w:cs="Times New Roman"/>
-                <w:sz w:val="28"/>
-                <w:szCs w:val="24"/>
-                <w:lang w:val="en-US" w:eastAsia="ru-RU"/>
-              </w:rPr>
-              <w:t>.</w:t>
-            </w:r>
-            <w:r>
-              <w:rPr>
-                <w:rFonts w:ascii="Times New Roman" w:eastAsia="Times New Roman" w:hAnsi="Times New Roman" w:cs="Times New Roman"/>
-                <w:sz w:val="28"/>
-                <w:szCs w:val="24"/>
-                <w:lang w:val="en-US" w:eastAsia="ru-RU"/>
-              </w:rPr>
-              <w:t>0</w:t>
-            </w:r>
-            <w:r>
-              <w:rPr>
-                <w:rFonts w:ascii="Times New Roman" w:eastAsia="Times New Roman" w:hAnsi="Times New Roman" w:cs="Times New Roman"/>
-                <w:sz w:val="28"/>
-                <w:szCs w:val="24"/>
-                <w:lang w:val="en-US" w:eastAsia="ru-RU"/>
-              </w:rPr>
-              <w:t>.</w:t>
-            </w:r>
-            <w:r>
-              <w:rPr>
-                <w:rFonts w:ascii="Times New Roman" w:eastAsia="Times New Roman" w:hAnsi="Times New Roman" w:cs="Times New Roman"/>
-                <w:sz w:val="28"/>
-                <w:szCs w:val="24"/>
-                <w:lang w:val="en-US" w:eastAsia="ru-RU"/>
-              </w:rPr>
-              <w:t>1</w:t>
-            </w:r>
-            <w:r>
-              <w:rPr>
-                <w:rFonts w:ascii="Times New Roman" w:eastAsia="Times New Roman" w:hAnsi="Times New Roman" w:cs="Times New Roman"/>
-                <w:sz w:val="28"/>
-                <w:szCs w:val="24"/>
-                <w:lang w:val="en-US" w:eastAsia="ru-RU"/>
-              </w:rPr>
-              <w:t>.</w:t>
-            </w:r>
-            <w:r>
-              <w:rPr>
-                <w:rFonts w:ascii="Times New Roman" w:eastAsia="Times New Roman" w:hAnsi="Times New Roman" w:cs="Times New Roman"/>
-                <w:sz w:val="28"/>
-                <w:szCs w:val="24"/>
-                <w:lang w:val="en-US" w:eastAsia="ru-RU"/>
-              </w:rPr>
-              <w:t>64</w:t>
-            </w:r>
-            <w:r>
-              <w:rPr>
-                <w:rFonts w:ascii="Times New Roman" w:eastAsia="Times New Roman" w:hAnsi="Times New Roman" w:cs="Times New Roman"/>
-                <w:sz w:val="28"/>
-                <w:szCs w:val="24"/>
+                <w:sz w:val="24"/>
+                <w:lang w:eastAsia="ru-RU"/>
+              </w:rPr>
+            </w:pPr>
+            <w:r>
+              <w:rPr>
+                <w:rFonts w:ascii="Times New Roman" w:eastAsia="Times New Roman" w:hAnsi="Times New Roman" w:cs="Times New Roman"/>
+                <w:sz w:val="24"/>
+                <w:lang w:val="en-US" w:eastAsia="ru-RU"/>
+              </w:rPr>
+              <w:t>10.0.1.64</w:t>
+            </w:r>
+            <w:r>
+              <w:rPr>
+                <w:rFonts w:ascii="Times New Roman" w:eastAsia="Times New Roman" w:hAnsi="Times New Roman" w:cs="Times New Roman"/>
+                <w:sz w:val="24"/>
                 <w:lang w:eastAsia="ru-RU"/>
               </w:rPr>
               <w:t xml:space="preserve"> -</w:t>
@@ -3110,74 +2526,10 @@
             <w:r>
               <w:rPr>
                 <w:rFonts w:ascii="Times New Roman" w:eastAsia="Times New Roman" w:hAnsi="Times New Roman" w:cs="Times New Roman"/>
-                <w:sz w:val="28"/>
-                <w:szCs w:val="24"/>
-                <w:lang w:val="en-US" w:eastAsia="ru-RU"/>
-              </w:rPr>
-              <w:t>1</w:t>
-            </w:r>
-            <w:r>
-              <w:rPr>
-                <w:rFonts w:ascii="Times New Roman" w:eastAsia="Times New Roman" w:hAnsi="Times New Roman" w:cs="Times New Roman"/>
-                <w:sz w:val="28"/>
-                <w:szCs w:val="24"/>
-                <w:lang w:val="en-US" w:eastAsia="ru-RU"/>
-              </w:rPr>
-              <w:t>0</w:t>
-            </w:r>
-            <w:r>
-              <w:rPr>
-                <w:rFonts w:ascii="Times New Roman" w:eastAsia="Times New Roman" w:hAnsi="Times New Roman" w:cs="Times New Roman"/>
-                <w:sz w:val="28"/>
-                <w:szCs w:val="24"/>
-                <w:lang w:val="en-US" w:eastAsia="ru-RU"/>
-              </w:rPr>
-              <w:t>.</w:t>
-            </w:r>
-            <w:r>
-              <w:rPr>
-                <w:rFonts w:ascii="Times New Roman" w:eastAsia="Times New Roman" w:hAnsi="Times New Roman" w:cs="Times New Roman"/>
-                <w:sz w:val="28"/>
-                <w:szCs w:val="24"/>
-                <w:lang w:val="en-US" w:eastAsia="ru-RU"/>
-              </w:rPr>
-              <w:t>0</w:t>
-            </w:r>
-            <w:r>
-              <w:rPr>
-                <w:rFonts w:ascii="Times New Roman" w:eastAsia="Times New Roman" w:hAnsi="Times New Roman" w:cs="Times New Roman"/>
-                <w:sz w:val="28"/>
-                <w:szCs w:val="24"/>
-                <w:lang w:val="en-US" w:eastAsia="ru-RU"/>
-              </w:rPr>
-              <w:t>.</w:t>
-            </w:r>
-            <w:r>
-              <w:rPr>
-                <w:rFonts w:ascii="Times New Roman" w:eastAsia="Times New Roman" w:hAnsi="Times New Roman" w:cs="Times New Roman"/>
-                <w:sz w:val="28"/>
-                <w:szCs w:val="24"/>
-                <w:lang w:val="en-US" w:eastAsia="ru-RU"/>
-              </w:rPr>
-              <w:t>1</w:t>
-            </w:r>
-            <w:r>
-              <w:rPr>
-                <w:rFonts w:ascii="Times New Roman" w:eastAsia="Times New Roman" w:hAnsi="Times New Roman" w:cs="Times New Roman"/>
-                <w:sz w:val="28"/>
-                <w:szCs w:val="24"/>
-                <w:lang w:val="en-US" w:eastAsia="ru-RU"/>
-              </w:rPr>
-              <w:t>.</w:t>
-            </w:r>
-            <w:r>
-              <w:rPr>
-                <w:rFonts w:ascii="Times New Roman" w:eastAsia="Times New Roman" w:hAnsi="Times New Roman" w:cs="Times New Roman"/>
-                <w:sz w:val="28"/>
-                <w:szCs w:val="24"/>
-                <w:lang w:val="en-US" w:eastAsia="ru-RU"/>
-              </w:rPr>
-              <w:t>126</w:t>
+                <w:sz w:val="24"/>
+                <w:lang w:val="en-US" w:eastAsia="ru-RU"/>
+              </w:rPr>
+              <w:t>10.0.1.126</w:t>
             </w:r>
           </w:p>
         </w:tc>
@@ -3197,28 +2549,17 @@
               <w:jc w:val="center"/>
               <w:rPr>
                 <w:rFonts w:ascii="Times New Roman" w:eastAsia="Times New Roman" w:hAnsi="Times New Roman" w:cs="Times New Roman"/>
-                <w:sz w:val="28"/>
-                <w:szCs w:val="24"/>
-                <w:lang w:val="en-US" w:eastAsia="ru-RU"/>
-              </w:rPr>
-            </w:pPr>
-            <w:r>
-              <w:rPr>
-                <w:rFonts w:ascii="Times New Roman" w:eastAsia="Times New Roman" w:hAnsi="Times New Roman" w:cs="Times New Roman"/>
-                <w:sz w:val="28"/>
-                <w:szCs w:val="24"/>
-                <w:lang w:val="en-US" w:eastAsia="ru-RU"/>
-              </w:rPr>
-              <w:t>Vlan</w:t>
-            </w:r>
-            <w:r>
-              <w:rPr>
-                <w:rFonts w:ascii="Times New Roman" w:eastAsia="Times New Roman" w:hAnsi="Times New Roman" w:cs="Times New Roman"/>
-                <w:sz w:val="28"/>
-                <w:szCs w:val="24"/>
-                <w:lang w:val="en-US" w:eastAsia="ru-RU"/>
-              </w:rPr>
-              <w:t>103</w:t>
+                <w:sz w:val="24"/>
+                <w:lang w:val="en-US" w:eastAsia="ru-RU"/>
+              </w:rPr>
+            </w:pPr>
+            <w:r>
+              <w:rPr>
+                <w:rFonts w:ascii="Times New Roman" w:eastAsia="Times New Roman" w:hAnsi="Times New Roman" w:cs="Times New Roman"/>
+                <w:sz w:val="24"/>
+                <w:lang w:val="en-US" w:eastAsia="ru-RU"/>
+              </w:rPr>
+              <w:t>Vlan103</w:t>
             </w:r>
           </w:p>
         </w:tc>
@@ -3232,16 +2573,14 @@
               <w:jc w:val="center"/>
               <w:rPr>
                 <w:rFonts w:ascii="Times New Roman" w:eastAsia="Times New Roman" w:hAnsi="Times New Roman" w:cs="Times New Roman"/>
-                <w:sz w:val="28"/>
-                <w:szCs w:val="24"/>
-                <w:lang w:eastAsia="ru-RU"/>
-              </w:rPr>
-            </w:pPr>
-            <w:r>
-              <w:rPr>
-                <w:rFonts w:ascii="Times New Roman" w:eastAsia="Times New Roman" w:hAnsi="Times New Roman" w:cs="Times New Roman"/>
-                <w:sz w:val="28"/>
-                <w:szCs w:val="24"/>
+                <w:sz w:val="24"/>
+                <w:lang w:eastAsia="ru-RU"/>
+              </w:rPr>
+            </w:pPr>
+            <w:r>
+              <w:rPr>
+                <w:rFonts w:ascii="Times New Roman" w:eastAsia="Times New Roman" w:hAnsi="Times New Roman" w:cs="Times New Roman"/>
+                <w:sz w:val="24"/>
                 <w:lang w:eastAsia="ru-RU"/>
               </w:rPr>
               <w:t>1-й серверный</w:t>
@@ -3258,16 +2597,14 @@
               <w:jc w:val="center"/>
               <w:rPr>
                 <w:rFonts w:ascii="Times New Roman" w:eastAsia="Times New Roman" w:hAnsi="Times New Roman" w:cs="Times New Roman"/>
-                <w:sz w:val="28"/>
-                <w:szCs w:val="24"/>
-                <w:lang w:eastAsia="ru-RU"/>
-              </w:rPr>
-            </w:pPr>
-            <w:r>
-              <w:rPr>
-                <w:rFonts w:ascii="Times New Roman" w:eastAsia="Times New Roman" w:hAnsi="Times New Roman" w:cs="Times New Roman"/>
-                <w:sz w:val="28"/>
-                <w:szCs w:val="24"/>
+                <w:sz w:val="24"/>
+                <w:lang w:eastAsia="ru-RU"/>
+              </w:rPr>
+            </w:pPr>
+            <w:r>
+              <w:rPr>
+                <w:rFonts w:ascii="Times New Roman" w:eastAsia="Times New Roman" w:hAnsi="Times New Roman" w:cs="Times New Roman"/>
+                <w:sz w:val="24"/>
                 <w:lang w:eastAsia="ru-RU"/>
               </w:rPr>
               <w:t>30</w:t>
@@ -3284,82 +2621,17 @@
               <w:jc w:val="center"/>
               <w:rPr>
                 <w:rFonts w:ascii="Times New Roman" w:eastAsia="Times New Roman" w:hAnsi="Times New Roman" w:cs="Times New Roman"/>
-                <w:sz w:val="28"/>
-                <w:szCs w:val="24"/>
-                <w:lang w:val="en-US" w:eastAsia="ru-RU"/>
-              </w:rPr>
-            </w:pPr>
-            <w:r>
-              <w:rPr>
-                <w:rFonts w:ascii="Times New Roman" w:eastAsia="Times New Roman" w:hAnsi="Times New Roman" w:cs="Times New Roman"/>
-                <w:sz w:val="28"/>
-                <w:szCs w:val="24"/>
-                <w:lang w:val="en-US" w:eastAsia="ru-RU"/>
-              </w:rPr>
-              <w:t>1</w:t>
-            </w:r>
-            <w:r>
-              <w:rPr>
-                <w:rFonts w:ascii="Times New Roman" w:eastAsia="Times New Roman" w:hAnsi="Times New Roman" w:cs="Times New Roman"/>
-                <w:sz w:val="28"/>
-                <w:szCs w:val="24"/>
-                <w:lang w:val="en-US" w:eastAsia="ru-RU"/>
-              </w:rPr>
-              <w:t>0</w:t>
-            </w:r>
-            <w:r>
-              <w:rPr>
-                <w:rFonts w:ascii="Times New Roman" w:eastAsia="Times New Roman" w:hAnsi="Times New Roman" w:cs="Times New Roman"/>
-                <w:sz w:val="28"/>
-                <w:szCs w:val="24"/>
-                <w:lang w:val="en-US" w:eastAsia="ru-RU"/>
-              </w:rPr>
-              <w:t>.</w:t>
-            </w:r>
-            <w:r>
-              <w:rPr>
-                <w:rFonts w:ascii="Times New Roman" w:eastAsia="Times New Roman" w:hAnsi="Times New Roman" w:cs="Times New Roman"/>
-                <w:sz w:val="28"/>
-                <w:szCs w:val="24"/>
-                <w:lang w:val="en-US" w:eastAsia="ru-RU"/>
-              </w:rPr>
-              <w:t>0</w:t>
-            </w:r>
-            <w:r>
-              <w:rPr>
-                <w:rFonts w:ascii="Times New Roman" w:eastAsia="Times New Roman" w:hAnsi="Times New Roman" w:cs="Times New Roman"/>
-                <w:sz w:val="28"/>
-                <w:szCs w:val="24"/>
-                <w:lang w:val="en-US" w:eastAsia="ru-RU"/>
-              </w:rPr>
-              <w:t>.</w:t>
-            </w:r>
-            <w:r>
-              <w:rPr>
-                <w:rFonts w:ascii="Times New Roman" w:eastAsia="Times New Roman" w:hAnsi="Times New Roman" w:cs="Times New Roman"/>
-                <w:sz w:val="28"/>
-                <w:szCs w:val="24"/>
-                <w:lang w:val="en-US" w:eastAsia="ru-RU"/>
-              </w:rPr>
-              <w:t>1</w:t>
-            </w:r>
-            <w:r>
-              <w:rPr>
-                <w:rFonts w:ascii="Times New Roman" w:eastAsia="Times New Roman" w:hAnsi="Times New Roman" w:cs="Times New Roman"/>
-                <w:sz w:val="28"/>
-                <w:szCs w:val="24"/>
-                <w:lang w:val="en-US" w:eastAsia="ru-RU"/>
-              </w:rPr>
-              <w:t>.</w:t>
-            </w:r>
-            <w:r>
-              <w:rPr>
-                <w:rFonts w:ascii="Times New Roman" w:eastAsia="Times New Roman" w:hAnsi="Times New Roman" w:cs="Times New Roman"/>
-                <w:sz w:val="28"/>
-                <w:szCs w:val="24"/>
-                <w:lang w:val="en-US" w:eastAsia="ru-RU"/>
-              </w:rPr>
-              <w:t>192</w:t>
+                <w:sz w:val="24"/>
+                <w:lang w:val="en-US" w:eastAsia="ru-RU"/>
+              </w:rPr>
+            </w:pPr>
+            <w:r>
+              <w:rPr>
+                <w:rFonts w:ascii="Times New Roman" w:eastAsia="Times New Roman" w:hAnsi="Times New Roman" w:cs="Times New Roman"/>
+                <w:sz w:val="24"/>
+                <w:lang w:val="en-US" w:eastAsia="ru-RU"/>
+              </w:rPr>
+              <w:t>10.0.1.192</w:t>
             </w:r>
           </w:p>
         </w:tc>
@@ -3373,16 +2645,14 @@
               <w:jc w:val="center"/>
               <w:rPr>
                 <w:rFonts w:ascii="Times New Roman" w:eastAsia="Times New Roman" w:hAnsi="Times New Roman" w:cs="Times New Roman"/>
-                <w:sz w:val="28"/>
-                <w:szCs w:val="24"/>
-                <w:lang w:val="en-US" w:eastAsia="ru-RU"/>
-              </w:rPr>
-            </w:pPr>
-            <w:r>
-              <w:rPr>
-                <w:rFonts w:ascii="Times New Roman" w:eastAsia="Times New Roman" w:hAnsi="Times New Roman" w:cs="Times New Roman"/>
-                <w:sz w:val="28"/>
-                <w:szCs w:val="24"/>
+                <w:sz w:val="24"/>
+                <w:lang w:val="en-US" w:eastAsia="ru-RU"/>
+              </w:rPr>
+            </w:pPr>
+            <w:r>
+              <w:rPr>
+                <w:rFonts w:ascii="Times New Roman" w:eastAsia="Times New Roman" w:hAnsi="Times New Roman" w:cs="Times New Roman"/>
+                <w:sz w:val="24"/>
                 <w:lang w:val="en-US" w:eastAsia="ru-RU"/>
               </w:rPr>
               <w:t>/</w:t>
@@ -3390,8 +2660,7 @@
             <w:r>
               <w:rPr>
                 <w:rFonts w:ascii="Times New Roman" w:eastAsia="Times New Roman" w:hAnsi="Times New Roman" w:cs="Times New Roman"/>
-                <w:sz w:val="28"/>
-                <w:szCs w:val="24"/>
+                <w:sz w:val="24"/>
                 <w:lang w:eastAsia="ru-RU"/>
               </w:rPr>
               <w:t>2</w:t>
@@ -3399,8 +2668,7 @@
             <w:r>
               <w:rPr>
                 <w:rFonts w:ascii="Times New Roman" w:eastAsia="Times New Roman" w:hAnsi="Times New Roman" w:cs="Times New Roman"/>
-                <w:sz w:val="28"/>
-                <w:szCs w:val="24"/>
+                <w:sz w:val="24"/>
                 <w:lang w:val="en-US" w:eastAsia="ru-RU"/>
               </w:rPr>
               <w:t>7</w:t>
@@ -3417,88 +2685,22 @@
               <w:jc w:val="center"/>
               <w:rPr>
                 <w:rFonts w:ascii="Times New Roman" w:eastAsia="Times New Roman" w:hAnsi="Times New Roman" w:cs="Times New Roman"/>
-                <w:sz w:val="28"/>
-                <w:szCs w:val="24"/>
-                <w:lang w:eastAsia="ru-RU"/>
-              </w:rPr>
-            </w:pPr>
-            <w:r>
-              <w:rPr>
-                <w:rFonts w:ascii="Times New Roman" w:eastAsia="Times New Roman" w:hAnsi="Times New Roman" w:cs="Times New Roman"/>
-                <w:sz w:val="28"/>
-                <w:szCs w:val="24"/>
-                <w:lang w:val="en-US" w:eastAsia="ru-RU"/>
-              </w:rPr>
-              <w:t>1</w:t>
-            </w:r>
-            <w:r>
-              <w:rPr>
-                <w:rFonts w:ascii="Times New Roman" w:eastAsia="Times New Roman" w:hAnsi="Times New Roman" w:cs="Times New Roman"/>
-                <w:sz w:val="28"/>
-                <w:szCs w:val="24"/>
-                <w:lang w:val="en-US" w:eastAsia="ru-RU"/>
-              </w:rPr>
-              <w:t>0</w:t>
-            </w:r>
-            <w:r>
-              <w:rPr>
-                <w:rFonts w:ascii="Times New Roman" w:eastAsia="Times New Roman" w:hAnsi="Times New Roman" w:cs="Times New Roman"/>
-                <w:sz w:val="28"/>
-                <w:szCs w:val="24"/>
-                <w:lang w:val="en-US" w:eastAsia="ru-RU"/>
-              </w:rPr>
-              <w:t>.</w:t>
-            </w:r>
-            <w:r>
-              <w:rPr>
-                <w:rFonts w:ascii="Times New Roman" w:eastAsia="Times New Roman" w:hAnsi="Times New Roman" w:cs="Times New Roman"/>
-                <w:sz w:val="28"/>
-                <w:szCs w:val="24"/>
-                <w:lang w:val="en-US" w:eastAsia="ru-RU"/>
-              </w:rPr>
-              <w:t>0</w:t>
-            </w:r>
-            <w:r>
-              <w:rPr>
-                <w:rFonts w:ascii="Times New Roman" w:eastAsia="Times New Roman" w:hAnsi="Times New Roman" w:cs="Times New Roman"/>
-                <w:sz w:val="28"/>
-                <w:szCs w:val="24"/>
-                <w:lang w:val="en-US" w:eastAsia="ru-RU"/>
-              </w:rPr>
-              <w:t>.</w:t>
-            </w:r>
-            <w:r>
-              <w:rPr>
-                <w:rFonts w:ascii="Times New Roman" w:eastAsia="Times New Roman" w:hAnsi="Times New Roman" w:cs="Times New Roman"/>
-                <w:sz w:val="28"/>
-                <w:szCs w:val="24"/>
-                <w:lang w:val="en-US" w:eastAsia="ru-RU"/>
-              </w:rPr>
-              <w:t>1</w:t>
-            </w:r>
-            <w:r>
-              <w:rPr>
-                <w:rFonts w:ascii="Times New Roman" w:eastAsia="Times New Roman" w:hAnsi="Times New Roman" w:cs="Times New Roman"/>
-                <w:sz w:val="28"/>
-                <w:szCs w:val="24"/>
-                <w:lang w:val="en-US" w:eastAsia="ru-RU"/>
-              </w:rPr>
-              <w:t>.</w:t>
-            </w:r>
-            <w:r>
-              <w:rPr>
-                <w:rFonts w:ascii="Times New Roman" w:eastAsia="Times New Roman" w:hAnsi="Times New Roman" w:cs="Times New Roman"/>
-                <w:sz w:val="28"/>
-                <w:szCs w:val="24"/>
-                <w:lang w:val="en-US" w:eastAsia="ru-RU"/>
-              </w:rPr>
-              <w:t>193</w:t>
-            </w:r>
-            <w:r>
-              <w:rPr>
-                <w:rFonts w:ascii="Times New Roman" w:eastAsia="Times New Roman" w:hAnsi="Times New Roman" w:cs="Times New Roman"/>
-                <w:sz w:val="28"/>
-                <w:szCs w:val="24"/>
+                <w:sz w:val="24"/>
+                <w:lang w:eastAsia="ru-RU"/>
+              </w:rPr>
+            </w:pPr>
+            <w:r>
+              <w:rPr>
+                <w:rFonts w:ascii="Times New Roman" w:eastAsia="Times New Roman" w:hAnsi="Times New Roman" w:cs="Times New Roman"/>
+                <w:sz w:val="24"/>
+                <w:lang w:val="en-US" w:eastAsia="ru-RU"/>
+              </w:rPr>
+              <w:t>10.0.1.193</w:t>
+            </w:r>
+            <w:r>
+              <w:rPr>
+                <w:rFonts w:ascii="Times New Roman" w:eastAsia="Times New Roman" w:hAnsi="Times New Roman" w:cs="Times New Roman"/>
+                <w:sz w:val="24"/>
                 <w:lang w:eastAsia="ru-RU"/>
               </w:rPr>
               <w:t xml:space="preserve"> -</w:t>
@@ -3506,83 +2708,10 @@
             <w:r>
               <w:rPr>
                 <w:rFonts w:ascii="Times New Roman" w:eastAsia="Times New Roman" w:hAnsi="Times New Roman" w:cs="Times New Roman"/>
-                <w:sz w:val="28"/>
-                <w:szCs w:val="24"/>
-                <w:lang w:val="en-US" w:eastAsia="ru-RU"/>
-              </w:rPr>
-              <w:t xml:space="preserve"> </w:t>
-            </w:r>
-            <w:r>
-              <w:rPr>
-                <w:rFonts w:ascii="Times New Roman" w:eastAsia="Times New Roman" w:hAnsi="Times New Roman" w:cs="Times New Roman"/>
-                <w:sz w:val="28"/>
-                <w:szCs w:val="24"/>
-                <w:lang w:val="en-US" w:eastAsia="ru-RU"/>
-              </w:rPr>
-              <w:t>1</w:t>
-            </w:r>
-            <w:r>
-              <w:rPr>
-                <w:rFonts w:ascii="Times New Roman" w:eastAsia="Times New Roman" w:hAnsi="Times New Roman" w:cs="Times New Roman"/>
-                <w:sz w:val="28"/>
-                <w:szCs w:val="24"/>
-                <w:lang w:val="en-US" w:eastAsia="ru-RU"/>
-              </w:rPr>
-              <w:t>0</w:t>
-            </w:r>
-            <w:r>
-              <w:rPr>
-                <w:rFonts w:ascii="Times New Roman" w:eastAsia="Times New Roman" w:hAnsi="Times New Roman" w:cs="Times New Roman"/>
-                <w:sz w:val="28"/>
-                <w:szCs w:val="24"/>
-                <w:lang w:val="en-US" w:eastAsia="ru-RU"/>
-              </w:rPr>
-              <w:t>.</w:t>
-            </w:r>
-            <w:r>
-              <w:rPr>
-                <w:rFonts w:ascii="Times New Roman" w:eastAsia="Times New Roman" w:hAnsi="Times New Roman" w:cs="Times New Roman"/>
-                <w:sz w:val="28"/>
-                <w:szCs w:val="24"/>
-                <w:lang w:val="en-US" w:eastAsia="ru-RU"/>
-              </w:rPr>
-              <w:t>0</w:t>
-            </w:r>
-            <w:r>
-              <w:rPr>
-                <w:rFonts w:ascii="Times New Roman" w:eastAsia="Times New Roman" w:hAnsi="Times New Roman" w:cs="Times New Roman"/>
-                <w:sz w:val="28"/>
-                <w:szCs w:val="24"/>
-                <w:lang w:val="en-US" w:eastAsia="ru-RU"/>
-              </w:rPr>
-              <w:t>.</w:t>
-            </w:r>
-            <w:r>
-              <w:rPr>
-                <w:rFonts w:ascii="Times New Roman" w:eastAsia="Times New Roman" w:hAnsi="Times New Roman" w:cs="Times New Roman"/>
-                <w:sz w:val="28"/>
-                <w:szCs w:val="24"/>
-                <w:lang w:val="en-US" w:eastAsia="ru-RU"/>
-              </w:rPr>
-              <w:t>1</w:t>
-            </w:r>
-            <w:r>
-              <w:rPr>
-                <w:rFonts w:ascii="Times New Roman" w:eastAsia="Times New Roman" w:hAnsi="Times New Roman" w:cs="Times New Roman"/>
-                <w:sz w:val="28"/>
-                <w:szCs w:val="24"/>
-                <w:lang w:val="en-US" w:eastAsia="ru-RU"/>
-              </w:rPr>
-              <w:t>.</w:t>
-            </w:r>
-            <w:r>
-              <w:rPr>
-                <w:rFonts w:ascii="Times New Roman" w:eastAsia="Times New Roman" w:hAnsi="Times New Roman" w:cs="Times New Roman"/>
-                <w:sz w:val="28"/>
-                <w:szCs w:val="24"/>
-                <w:lang w:val="en-US" w:eastAsia="ru-RU"/>
-              </w:rPr>
-              <w:t>222</w:t>
+                <w:sz w:val="24"/>
+                <w:lang w:val="en-US" w:eastAsia="ru-RU"/>
+              </w:rPr>
+              <w:t xml:space="preserve"> 10.0.1.222</w:t>
             </w:r>
           </w:p>
         </w:tc>
@@ -3665,16 +2794,14 @@
               <w:jc w:val="center"/>
               <w:rPr>
                 <w:rFonts w:ascii="Times New Roman" w:eastAsia="Times New Roman" w:hAnsi="Times New Roman" w:cs="Times New Roman"/>
-                <w:sz w:val="28"/>
-                <w:szCs w:val="24"/>
-                <w:lang w:eastAsia="ru-RU"/>
-              </w:rPr>
-            </w:pPr>
-            <w:r>
-              <w:rPr>
-                <w:rFonts w:ascii="Times New Roman" w:eastAsia="Times New Roman" w:hAnsi="Times New Roman" w:cs="Times New Roman"/>
-                <w:sz w:val="28"/>
-                <w:szCs w:val="24"/>
+                <w:sz w:val="24"/>
+                <w:lang w:eastAsia="ru-RU"/>
+              </w:rPr>
+            </w:pPr>
+            <w:r>
+              <w:rPr>
+                <w:rFonts w:ascii="Times New Roman" w:eastAsia="Times New Roman" w:hAnsi="Times New Roman" w:cs="Times New Roman"/>
+                <w:sz w:val="24"/>
                 <w:lang w:eastAsia="ru-RU"/>
               </w:rPr>
               <w:t>Устройства</w:t>
@@ -3691,16 +2818,14 @@
               <w:jc w:val="center"/>
               <w:rPr>
                 <w:rFonts w:ascii="Times New Roman" w:eastAsia="Times New Roman" w:hAnsi="Times New Roman" w:cs="Times New Roman"/>
-                <w:sz w:val="28"/>
-                <w:szCs w:val="24"/>
-                <w:lang w:eastAsia="ru-RU"/>
-              </w:rPr>
-            </w:pPr>
-            <w:r>
-              <w:rPr>
-                <w:rFonts w:ascii="Times New Roman" w:eastAsia="Times New Roman" w:hAnsi="Times New Roman" w:cs="Times New Roman"/>
-                <w:sz w:val="28"/>
-                <w:szCs w:val="24"/>
+                <w:sz w:val="24"/>
+                <w:lang w:eastAsia="ru-RU"/>
+              </w:rPr>
+            </w:pPr>
+            <w:r>
+              <w:rPr>
+                <w:rFonts w:ascii="Times New Roman" w:eastAsia="Times New Roman" w:hAnsi="Times New Roman" w:cs="Times New Roman"/>
+                <w:sz w:val="24"/>
                 <w:lang w:eastAsia="ru-RU"/>
               </w:rPr>
               <w:t>Порты</w:t>
@@ -3717,16 +2842,14 @@
               <w:jc w:val="center"/>
               <w:rPr>
                 <w:rFonts w:ascii="Times New Roman" w:eastAsia="Times New Roman" w:hAnsi="Times New Roman" w:cs="Times New Roman"/>
-                <w:sz w:val="28"/>
-                <w:szCs w:val="24"/>
-                <w:lang w:eastAsia="ru-RU"/>
-              </w:rPr>
-            </w:pPr>
-            <w:r>
-              <w:rPr>
-                <w:rFonts w:ascii="Times New Roman" w:eastAsia="Times New Roman" w:hAnsi="Times New Roman" w:cs="Times New Roman"/>
-                <w:sz w:val="28"/>
-                <w:szCs w:val="24"/>
+                <w:sz w:val="24"/>
+                <w:lang w:eastAsia="ru-RU"/>
+              </w:rPr>
+            </w:pPr>
+            <w:r>
+              <w:rPr>
+                <w:rFonts w:ascii="Times New Roman" w:eastAsia="Times New Roman" w:hAnsi="Times New Roman" w:cs="Times New Roman"/>
+                <w:sz w:val="24"/>
                 <w:lang w:eastAsia="ru-RU"/>
               </w:rPr>
               <w:t>Адрес</w:t>
@@ -3743,16 +2866,14 @@
               <w:jc w:val="center"/>
               <w:rPr>
                 <w:rFonts w:ascii="Times New Roman" w:eastAsia="Times New Roman" w:hAnsi="Times New Roman" w:cs="Times New Roman"/>
-                <w:sz w:val="28"/>
-                <w:szCs w:val="24"/>
-                <w:lang w:eastAsia="ru-RU"/>
-              </w:rPr>
-            </w:pPr>
-            <w:r>
-              <w:rPr>
-                <w:rFonts w:ascii="Times New Roman" w:eastAsia="Times New Roman" w:hAnsi="Times New Roman" w:cs="Times New Roman"/>
-                <w:sz w:val="28"/>
-                <w:szCs w:val="24"/>
+                <w:sz w:val="24"/>
+                <w:lang w:eastAsia="ru-RU"/>
+              </w:rPr>
+            </w:pPr>
+            <w:r>
+              <w:rPr>
+                <w:rFonts w:ascii="Times New Roman" w:eastAsia="Times New Roman" w:hAnsi="Times New Roman" w:cs="Times New Roman"/>
+                <w:sz w:val="24"/>
                 <w:lang w:eastAsia="ru-RU"/>
               </w:rPr>
               <w:t>Маска</w:t>
@@ -3769,16 +2890,14 @@
               <w:jc w:val="center"/>
               <w:rPr>
                 <w:rFonts w:ascii="Times New Roman" w:eastAsia="Times New Roman" w:hAnsi="Times New Roman" w:cs="Times New Roman"/>
-                <w:sz w:val="28"/>
-                <w:szCs w:val="24"/>
-                <w:lang w:eastAsia="ru-RU"/>
-              </w:rPr>
-            </w:pPr>
-            <w:r>
-              <w:rPr>
-                <w:rFonts w:ascii="Times New Roman" w:eastAsia="Times New Roman" w:hAnsi="Times New Roman" w:cs="Times New Roman"/>
-                <w:sz w:val="28"/>
-                <w:szCs w:val="24"/>
+                <w:sz w:val="24"/>
+                <w:lang w:eastAsia="ru-RU"/>
+              </w:rPr>
+            </w:pPr>
+            <w:r>
+              <w:rPr>
+                <w:rFonts w:ascii="Times New Roman" w:eastAsia="Times New Roman" w:hAnsi="Times New Roman" w:cs="Times New Roman"/>
+                <w:sz w:val="24"/>
                 <w:lang w:eastAsia="ru-RU"/>
               </w:rPr>
               <w:t>Диапазон</w:t>
@@ -3801,16 +2920,14 @@
               <w:jc w:val="center"/>
               <w:rPr>
                 <w:rFonts w:ascii="Times New Roman" w:eastAsia="Times New Roman" w:hAnsi="Times New Roman" w:cs="Times New Roman"/>
-                <w:sz w:val="28"/>
-                <w:szCs w:val="24"/>
-                <w:lang w:val="en-US" w:eastAsia="ru-RU"/>
-              </w:rPr>
-            </w:pPr>
-            <w:r>
-              <w:rPr>
-                <w:rFonts w:ascii="Times New Roman" w:eastAsia="Times New Roman" w:hAnsi="Times New Roman" w:cs="Times New Roman"/>
-                <w:sz w:val="28"/>
-                <w:szCs w:val="24"/>
+                <w:sz w:val="24"/>
+                <w:lang w:val="en-US" w:eastAsia="ru-RU"/>
+              </w:rPr>
+            </w:pPr>
+            <w:r>
+              <w:rPr>
+                <w:rFonts w:ascii="Times New Roman" w:eastAsia="Times New Roman" w:hAnsi="Times New Roman" w:cs="Times New Roman"/>
+                <w:sz w:val="24"/>
                 <w:lang w:val="en-US" w:eastAsia="ru-RU"/>
               </w:rPr>
               <w:t>MSW1</w:t>
@@ -3828,16 +2945,14 @@
               <w:jc w:val="center"/>
               <w:rPr>
                 <w:rFonts w:ascii="Times New Roman" w:eastAsia="Times New Roman" w:hAnsi="Times New Roman" w:cs="Times New Roman"/>
-                <w:sz w:val="28"/>
-                <w:szCs w:val="24"/>
-                <w:lang w:val="en-US" w:eastAsia="ru-RU"/>
-              </w:rPr>
-            </w:pPr>
-            <w:r>
-              <w:rPr>
-                <w:rFonts w:ascii="Times New Roman" w:eastAsia="Times New Roman" w:hAnsi="Times New Roman" w:cs="Times New Roman"/>
-                <w:sz w:val="28"/>
-                <w:szCs w:val="24"/>
+                <w:sz w:val="24"/>
+                <w:lang w:val="en-US" w:eastAsia="ru-RU"/>
+              </w:rPr>
+            </w:pPr>
+            <w:r>
+              <w:rPr>
+                <w:rFonts w:ascii="Times New Roman" w:eastAsia="Times New Roman" w:hAnsi="Times New Roman" w:cs="Times New Roman"/>
+                <w:sz w:val="24"/>
                 <w:lang w:val="en-US" w:eastAsia="ru-RU"/>
               </w:rPr>
               <w:t>PortChannel13</w:t>
@@ -3855,16 +2970,14 @@
               <w:jc w:val="center"/>
               <w:rPr>
                 <w:rFonts w:ascii="Times New Roman" w:eastAsia="Times New Roman" w:hAnsi="Times New Roman" w:cs="Times New Roman"/>
-                <w:sz w:val="28"/>
-                <w:szCs w:val="24"/>
-                <w:lang w:eastAsia="ru-RU"/>
-              </w:rPr>
-            </w:pPr>
-            <w:r>
-              <w:rPr>
-                <w:rFonts w:ascii="Times New Roman" w:eastAsia="Times New Roman" w:hAnsi="Times New Roman" w:cs="Times New Roman"/>
-                <w:sz w:val="28"/>
-                <w:szCs w:val="24"/>
+                <w:sz w:val="24"/>
+                <w:lang w:eastAsia="ru-RU"/>
+              </w:rPr>
+            </w:pPr>
+            <w:r>
+              <w:rPr>
+                <w:rFonts w:ascii="Times New Roman" w:eastAsia="Times New Roman" w:hAnsi="Times New Roman" w:cs="Times New Roman"/>
+                <w:sz w:val="24"/>
                 <w:lang w:eastAsia="ru-RU"/>
               </w:rPr>
               <w:t>10.0.100.</w:t>
@@ -3872,8 +2985,7 @@
             <w:r>
               <w:rPr>
                 <w:rFonts w:ascii="Times New Roman" w:eastAsia="Times New Roman" w:hAnsi="Times New Roman" w:cs="Times New Roman"/>
-                <w:sz w:val="28"/>
-                <w:szCs w:val="24"/>
+                <w:sz w:val="24"/>
                 <w:lang w:val="en-US" w:eastAsia="ru-RU"/>
               </w:rPr>
               <w:t>0</w:t>
@@ -3891,16 +3003,14 @@
               <w:jc w:val="center"/>
               <w:rPr>
                 <w:rFonts w:ascii="Times New Roman" w:eastAsia="Times New Roman" w:hAnsi="Times New Roman" w:cs="Times New Roman"/>
-                <w:sz w:val="28"/>
-                <w:szCs w:val="24"/>
-                <w:lang w:eastAsia="ru-RU"/>
-              </w:rPr>
-            </w:pPr>
-            <w:r>
-              <w:rPr>
-                <w:rFonts w:ascii="Times New Roman" w:eastAsia="Times New Roman" w:hAnsi="Times New Roman" w:cs="Times New Roman"/>
-                <w:sz w:val="28"/>
-                <w:szCs w:val="24"/>
+                <w:sz w:val="24"/>
+                <w:lang w:eastAsia="ru-RU"/>
+              </w:rPr>
+            </w:pPr>
+            <w:r>
+              <w:rPr>
+                <w:rFonts w:ascii="Times New Roman" w:eastAsia="Times New Roman" w:hAnsi="Times New Roman" w:cs="Times New Roman"/>
+                <w:sz w:val="24"/>
                 <w:lang w:val="en-US" w:eastAsia="ru-RU"/>
               </w:rPr>
               <w:t>/</w:t>
@@ -3908,8 +3018,7 @@
             <w:r>
               <w:rPr>
                 <w:rFonts w:ascii="Times New Roman" w:eastAsia="Times New Roman" w:hAnsi="Times New Roman" w:cs="Times New Roman"/>
-                <w:sz w:val="28"/>
-                <w:szCs w:val="24"/>
+                <w:sz w:val="24"/>
                 <w:lang w:eastAsia="ru-RU"/>
               </w:rPr>
               <w:t>30</w:t>
@@ -3927,37 +3036,17 @@
               <w:jc w:val="center"/>
               <w:rPr>
                 <w:rFonts w:ascii="Times New Roman" w:eastAsia="Times New Roman" w:hAnsi="Times New Roman" w:cs="Times New Roman"/>
-                <w:sz w:val="28"/>
-                <w:szCs w:val="24"/>
-                <w:lang w:eastAsia="ru-RU"/>
-              </w:rPr>
-            </w:pPr>
-            <w:r>
-              <w:rPr>
-                <w:rFonts w:ascii="Times New Roman" w:eastAsia="Times New Roman" w:hAnsi="Times New Roman" w:cs="Times New Roman"/>
-                <w:sz w:val="28"/>
-                <w:szCs w:val="24"/>
-                <w:lang w:val="en-US" w:eastAsia="ru-RU"/>
-              </w:rPr>
-              <w:t>10.0.100.1</w:t>
-            </w:r>
-            <w:r>
-              <w:rPr>
-                <w:rFonts w:ascii="Times New Roman" w:eastAsia="Times New Roman" w:hAnsi="Times New Roman" w:cs="Times New Roman"/>
-                <w:sz w:val="28"/>
-                <w:szCs w:val="24"/>
-                <w:lang w:val="en-US" w:eastAsia="ru-RU"/>
-              </w:rPr>
-              <w:t xml:space="preserve"> – </w:t>
-            </w:r>
-            <w:r>
-              <w:rPr>
-                <w:rFonts w:ascii="Times New Roman" w:eastAsia="Times New Roman" w:hAnsi="Times New Roman" w:cs="Times New Roman"/>
-                <w:sz w:val="28"/>
-                <w:szCs w:val="24"/>
-                <w:lang w:val="en-US" w:eastAsia="ru-RU"/>
-              </w:rPr>
-              <w:t>10.0.100.2</w:t>
+                <w:sz w:val="24"/>
+                <w:lang w:eastAsia="ru-RU"/>
+              </w:rPr>
+            </w:pPr>
+            <w:r>
+              <w:rPr>
+                <w:rFonts w:ascii="Times New Roman" w:eastAsia="Times New Roman" w:hAnsi="Times New Roman" w:cs="Times New Roman"/>
+                <w:sz w:val="24"/>
+                <w:lang w:val="en-US" w:eastAsia="ru-RU"/>
+              </w:rPr>
+              <w:t>10.0.100.1 – 10.0.100.2</w:t>
             </w:r>
           </w:p>
         </w:tc>
@@ -3977,16 +3066,14 @@
               <w:jc w:val="center"/>
               <w:rPr>
                 <w:rFonts w:ascii="Times New Roman" w:eastAsia="Times New Roman" w:hAnsi="Times New Roman" w:cs="Times New Roman"/>
-                <w:sz w:val="28"/>
-                <w:szCs w:val="24"/>
-                <w:lang w:val="en-US" w:eastAsia="ru-RU"/>
-              </w:rPr>
-            </w:pPr>
-            <w:r>
-              <w:rPr>
-                <w:rFonts w:ascii="Times New Roman" w:eastAsia="Times New Roman" w:hAnsi="Times New Roman" w:cs="Times New Roman"/>
-                <w:sz w:val="28"/>
-                <w:szCs w:val="24"/>
+                <w:sz w:val="24"/>
+                <w:lang w:val="en-US" w:eastAsia="ru-RU"/>
+              </w:rPr>
+            </w:pPr>
+            <w:r>
+              <w:rPr>
+                <w:rFonts w:ascii="Times New Roman" w:eastAsia="Times New Roman" w:hAnsi="Times New Roman" w:cs="Times New Roman"/>
+                <w:sz w:val="24"/>
                 <w:lang w:val="en-US" w:eastAsia="ru-RU"/>
               </w:rPr>
               <w:t>MSW3</w:t>
@@ -4004,8 +3091,7 @@
               <w:jc w:val="center"/>
               <w:rPr>
                 <w:rFonts w:ascii="Times New Roman" w:eastAsia="Times New Roman" w:hAnsi="Times New Roman" w:cs="Times New Roman"/>
-                <w:sz w:val="28"/>
-                <w:szCs w:val="24"/>
+                <w:sz w:val="24"/>
                 <w:lang w:val="en-US" w:eastAsia="ru-RU"/>
               </w:rPr>
             </w:pPr>
@@ -4022,8 +3108,7 @@
               <w:jc w:val="center"/>
               <w:rPr>
                 <w:rFonts w:ascii="Times New Roman" w:eastAsia="Times New Roman" w:hAnsi="Times New Roman" w:cs="Times New Roman"/>
-                <w:sz w:val="28"/>
-                <w:szCs w:val="24"/>
+                <w:sz w:val="24"/>
                 <w:lang w:val="en-US" w:eastAsia="ru-RU"/>
               </w:rPr>
             </w:pPr>
@@ -4040,8 +3125,7 @@
               <w:jc w:val="center"/>
               <w:rPr>
                 <w:rFonts w:ascii="Times New Roman" w:eastAsia="Times New Roman" w:hAnsi="Times New Roman" w:cs="Times New Roman"/>
-                <w:sz w:val="28"/>
-                <w:szCs w:val="24"/>
+                <w:sz w:val="24"/>
                 <w:lang w:val="en-US" w:eastAsia="ru-RU"/>
               </w:rPr>
             </w:pPr>
@@ -4058,8 +3142,7 @@
               <w:jc w:val="center"/>
               <w:rPr>
                 <w:rFonts w:ascii="Times New Roman" w:eastAsia="Times New Roman" w:hAnsi="Times New Roman" w:cs="Times New Roman"/>
-                <w:sz w:val="28"/>
-                <w:szCs w:val="24"/>
+                <w:sz w:val="24"/>
                 <w:lang w:val="en-US" w:eastAsia="ru-RU"/>
               </w:rPr>
             </w:pPr>
@@ -4081,16 +3164,14 @@
               <w:jc w:val="center"/>
               <w:rPr>
                 <w:rFonts w:ascii="Times New Roman" w:eastAsia="Times New Roman" w:hAnsi="Times New Roman" w:cs="Times New Roman"/>
-                <w:sz w:val="28"/>
-                <w:szCs w:val="24"/>
-                <w:lang w:val="en-US" w:eastAsia="ru-RU"/>
-              </w:rPr>
-            </w:pPr>
-            <w:r>
-              <w:rPr>
-                <w:rFonts w:ascii="Times New Roman" w:eastAsia="Times New Roman" w:hAnsi="Times New Roman" w:cs="Times New Roman"/>
-                <w:sz w:val="28"/>
-                <w:szCs w:val="24"/>
+                <w:sz w:val="24"/>
+                <w:lang w:val="en-US" w:eastAsia="ru-RU"/>
+              </w:rPr>
+            </w:pPr>
+            <w:r>
+              <w:rPr>
+                <w:rFonts w:ascii="Times New Roman" w:eastAsia="Times New Roman" w:hAnsi="Times New Roman" w:cs="Times New Roman"/>
+                <w:sz w:val="24"/>
                 <w:lang w:val="en-US" w:eastAsia="ru-RU"/>
               </w:rPr>
               <w:t>MSW2</w:t>
@@ -4108,16 +3189,14 @@
               <w:jc w:val="center"/>
               <w:rPr>
                 <w:rFonts w:ascii="Times New Roman" w:eastAsia="Times New Roman" w:hAnsi="Times New Roman" w:cs="Times New Roman"/>
-                <w:sz w:val="28"/>
-                <w:szCs w:val="24"/>
-                <w:lang w:val="en-US" w:eastAsia="ru-RU"/>
-              </w:rPr>
-            </w:pPr>
-            <w:r>
-              <w:rPr>
-                <w:rFonts w:ascii="Times New Roman" w:eastAsia="Times New Roman" w:hAnsi="Times New Roman" w:cs="Times New Roman"/>
-                <w:sz w:val="28"/>
-                <w:szCs w:val="24"/>
+                <w:sz w:val="24"/>
+                <w:lang w:val="en-US" w:eastAsia="ru-RU"/>
+              </w:rPr>
+            </w:pPr>
+            <w:r>
+              <w:rPr>
+                <w:rFonts w:ascii="Times New Roman" w:eastAsia="Times New Roman" w:hAnsi="Times New Roman" w:cs="Times New Roman"/>
+                <w:sz w:val="24"/>
                 <w:lang w:val="en-US" w:eastAsia="ru-RU"/>
               </w:rPr>
               <w:t>PortChannel24</w:t>
@@ -4135,16 +3214,14 @@
               <w:jc w:val="center"/>
               <w:rPr>
                 <w:rFonts w:ascii="Times New Roman" w:eastAsia="Times New Roman" w:hAnsi="Times New Roman" w:cs="Times New Roman"/>
-                <w:sz w:val="28"/>
-                <w:szCs w:val="24"/>
-                <w:lang w:eastAsia="ru-RU"/>
-              </w:rPr>
-            </w:pPr>
-            <w:r>
-              <w:rPr>
-                <w:rFonts w:ascii="Times New Roman" w:eastAsia="Times New Roman" w:hAnsi="Times New Roman" w:cs="Times New Roman"/>
-                <w:sz w:val="28"/>
-                <w:szCs w:val="24"/>
+                <w:sz w:val="24"/>
+                <w:lang w:eastAsia="ru-RU"/>
+              </w:rPr>
+            </w:pPr>
+            <w:r>
+              <w:rPr>
+                <w:rFonts w:ascii="Times New Roman" w:eastAsia="Times New Roman" w:hAnsi="Times New Roman" w:cs="Times New Roman"/>
+                <w:sz w:val="24"/>
                 <w:lang w:val="en-US" w:eastAsia="ru-RU"/>
               </w:rPr>
               <w:t>10.0.100.4</w:t>
@@ -4162,8 +3239,7 @@
               <w:jc w:val="center"/>
               <w:rPr>
                 <w:rFonts w:ascii="Times New Roman" w:eastAsia="Times New Roman" w:hAnsi="Times New Roman" w:cs="Times New Roman"/>
-                <w:sz w:val="28"/>
-                <w:szCs w:val="24"/>
+                <w:sz w:val="24"/>
                 <w:lang w:eastAsia="ru-RU"/>
               </w:rPr>
             </w:pPr>
@@ -4180,37 +3256,17 @@
               <w:jc w:val="center"/>
               <w:rPr>
                 <w:rFonts w:ascii="Times New Roman" w:eastAsia="Times New Roman" w:hAnsi="Times New Roman" w:cs="Times New Roman"/>
-                <w:sz w:val="28"/>
-                <w:szCs w:val="24"/>
-                <w:lang w:val="en-US" w:eastAsia="ru-RU"/>
-              </w:rPr>
-            </w:pPr>
-            <w:r>
-              <w:rPr>
-                <w:rFonts w:ascii="Times New Roman" w:eastAsia="Times New Roman" w:hAnsi="Times New Roman" w:cs="Times New Roman"/>
-                <w:sz w:val="28"/>
-                <w:szCs w:val="24"/>
-                <w:lang w:val="en-US" w:eastAsia="ru-RU"/>
-              </w:rPr>
-              <w:t>10.0.100.5</w:t>
-            </w:r>
-            <w:r>
-              <w:rPr>
-                <w:rFonts w:ascii="Times New Roman" w:eastAsia="Times New Roman" w:hAnsi="Times New Roman" w:cs="Times New Roman"/>
-                <w:sz w:val="28"/>
-                <w:szCs w:val="24"/>
-                <w:lang w:val="en-US" w:eastAsia="ru-RU"/>
-              </w:rPr>
-              <w:t xml:space="preserve"> – </w:t>
-            </w:r>
-            <w:r>
-              <w:rPr>
-                <w:rFonts w:ascii="Times New Roman" w:eastAsia="Times New Roman" w:hAnsi="Times New Roman" w:cs="Times New Roman"/>
-                <w:sz w:val="28"/>
-                <w:szCs w:val="24"/>
-                <w:lang w:val="en-US" w:eastAsia="ru-RU"/>
-              </w:rPr>
-              <w:t>10.0.100.6</w:t>
+                <w:sz w:val="24"/>
+                <w:lang w:val="en-US" w:eastAsia="ru-RU"/>
+              </w:rPr>
+            </w:pPr>
+            <w:r>
+              <w:rPr>
+                <w:rFonts w:ascii="Times New Roman" w:eastAsia="Times New Roman" w:hAnsi="Times New Roman" w:cs="Times New Roman"/>
+                <w:sz w:val="24"/>
+                <w:lang w:val="en-US" w:eastAsia="ru-RU"/>
+              </w:rPr>
+              <w:t>10.0.100.5 – 10.0.100.6</w:t>
             </w:r>
           </w:p>
         </w:tc>
@@ -4230,16 +3286,14 @@
               <w:jc w:val="center"/>
               <w:rPr>
                 <w:rFonts w:ascii="Times New Roman" w:eastAsia="Times New Roman" w:hAnsi="Times New Roman" w:cs="Times New Roman"/>
-                <w:sz w:val="28"/>
-                <w:szCs w:val="24"/>
-                <w:lang w:val="en-US" w:eastAsia="ru-RU"/>
-              </w:rPr>
-            </w:pPr>
-            <w:r>
-              <w:rPr>
-                <w:rFonts w:ascii="Times New Roman" w:eastAsia="Times New Roman" w:hAnsi="Times New Roman" w:cs="Times New Roman"/>
-                <w:sz w:val="28"/>
-                <w:szCs w:val="24"/>
+                <w:sz w:val="24"/>
+                <w:lang w:val="en-US" w:eastAsia="ru-RU"/>
+              </w:rPr>
+            </w:pPr>
+            <w:r>
+              <w:rPr>
+                <w:rFonts w:ascii="Times New Roman" w:eastAsia="Times New Roman" w:hAnsi="Times New Roman" w:cs="Times New Roman"/>
+                <w:sz w:val="24"/>
                 <w:lang w:val="en-US" w:eastAsia="ru-RU"/>
               </w:rPr>
               <w:t>MSW4</w:t>
@@ -4257,8 +3311,7 @@
               <w:jc w:val="center"/>
               <w:rPr>
                 <w:rFonts w:ascii="Times New Roman" w:eastAsia="Times New Roman" w:hAnsi="Times New Roman" w:cs="Times New Roman"/>
-                <w:sz w:val="28"/>
-                <w:szCs w:val="24"/>
+                <w:sz w:val="24"/>
                 <w:lang w:val="en-US" w:eastAsia="ru-RU"/>
               </w:rPr>
             </w:pPr>
@@ -4275,8 +3328,7 @@
               <w:jc w:val="center"/>
               <w:rPr>
                 <w:rFonts w:ascii="Times New Roman" w:eastAsia="Times New Roman" w:hAnsi="Times New Roman" w:cs="Times New Roman"/>
-                <w:sz w:val="28"/>
-                <w:szCs w:val="24"/>
+                <w:sz w:val="24"/>
                 <w:lang w:val="en-US" w:eastAsia="ru-RU"/>
               </w:rPr>
             </w:pPr>
@@ -4293,8 +3345,7 @@
               <w:jc w:val="center"/>
               <w:rPr>
                 <w:rFonts w:ascii="Times New Roman" w:eastAsia="Times New Roman" w:hAnsi="Times New Roman" w:cs="Times New Roman"/>
-                <w:sz w:val="28"/>
-                <w:szCs w:val="24"/>
+                <w:sz w:val="24"/>
                 <w:lang w:eastAsia="ru-RU"/>
               </w:rPr>
             </w:pPr>
@@ -4311,8 +3362,7 @@
               <w:jc w:val="center"/>
               <w:rPr>
                 <w:rFonts w:ascii="Times New Roman" w:eastAsia="Times New Roman" w:hAnsi="Times New Roman" w:cs="Times New Roman"/>
-                <w:sz w:val="28"/>
-                <w:szCs w:val="24"/>
+                <w:sz w:val="24"/>
                 <w:lang w:val="en-US" w:eastAsia="ru-RU"/>
               </w:rPr>
             </w:pPr>
@@ -4334,16 +3384,14 @@
               <w:jc w:val="center"/>
               <w:rPr>
                 <w:rFonts w:ascii="Times New Roman" w:eastAsia="Times New Roman" w:hAnsi="Times New Roman" w:cs="Times New Roman"/>
-                <w:sz w:val="28"/>
-                <w:szCs w:val="24"/>
-                <w:lang w:val="en-US" w:eastAsia="ru-RU"/>
-              </w:rPr>
-            </w:pPr>
-            <w:r>
-              <w:rPr>
-                <w:rFonts w:ascii="Times New Roman" w:eastAsia="Times New Roman" w:hAnsi="Times New Roman" w:cs="Times New Roman"/>
-                <w:sz w:val="28"/>
-                <w:szCs w:val="24"/>
+                <w:sz w:val="24"/>
+                <w:lang w:val="en-US" w:eastAsia="ru-RU"/>
+              </w:rPr>
+            </w:pPr>
+            <w:r>
+              <w:rPr>
+                <w:rFonts w:ascii="Times New Roman" w:eastAsia="Times New Roman" w:hAnsi="Times New Roman" w:cs="Times New Roman"/>
+                <w:sz w:val="24"/>
                 <w:lang w:val="en-US" w:eastAsia="ru-RU"/>
               </w:rPr>
               <w:t>MSW1</w:t>
@@ -4360,28 +3408,17 @@
               <w:jc w:val="center"/>
               <w:rPr>
                 <w:rFonts w:ascii="Times New Roman" w:eastAsia="Times New Roman" w:hAnsi="Times New Roman" w:cs="Times New Roman"/>
-                <w:sz w:val="28"/>
-                <w:szCs w:val="24"/>
-                <w:lang w:val="en-US" w:eastAsia="ru-RU"/>
-              </w:rPr>
-            </w:pPr>
-            <w:r>
-              <w:rPr>
-                <w:rFonts w:ascii="Times New Roman" w:eastAsia="Times New Roman" w:hAnsi="Times New Roman" w:cs="Times New Roman"/>
-                <w:sz w:val="28"/>
-                <w:szCs w:val="24"/>
-                <w:lang w:val="en-US" w:eastAsia="ru-RU"/>
-              </w:rPr>
-              <w:t>Fa0/2</w:t>
-            </w:r>
-            <w:r>
-              <w:rPr>
-                <w:rFonts w:ascii="Times New Roman" w:eastAsia="Times New Roman" w:hAnsi="Times New Roman" w:cs="Times New Roman"/>
-                <w:sz w:val="28"/>
-                <w:szCs w:val="24"/>
-                <w:lang w:val="en-US" w:eastAsia="ru-RU"/>
-              </w:rPr>
-              <w:t>1</w:t>
+                <w:sz w:val="24"/>
+                <w:lang w:val="en-US" w:eastAsia="ru-RU"/>
+              </w:rPr>
+            </w:pPr>
+            <w:r>
+              <w:rPr>
+                <w:rFonts w:ascii="Times New Roman" w:eastAsia="Times New Roman" w:hAnsi="Times New Roman" w:cs="Times New Roman"/>
+                <w:sz w:val="24"/>
+                <w:lang w:val="en-US" w:eastAsia="ru-RU"/>
+              </w:rPr>
+              <w:t>Fa0/21</w:t>
             </w:r>
           </w:p>
         </w:tc>
@@ -4396,16 +3433,14 @@
               <w:jc w:val="center"/>
               <w:rPr>
                 <w:rFonts w:ascii="Times New Roman" w:eastAsia="Times New Roman" w:hAnsi="Times New Roman" w:cs="Times New Roman"/>
-                <w:sz w:val="28"/>
-                <w:szCs w:val="24"/>
-                <w:lang w:eastAsia="ru-RU"/>
-              </w:rPr>
-            </w:pPr>
-            <w:r>
-              <w:rPr>
-                <w:rFonts w:ascii="Times New Roman" w:eastAsia="Times New Roman" w:hAnsi="Times New Roman" w:cs="Times New Roman"/>
-                <w:sz w:val="28"/>
-                <w:szCs w:val="24"/>
+                <w:sz w:val="24"/>
+                <w:lang w:eastAsia="ru-RU"/>
+              </w:rPr>
+            </w:pPr>
+            <w:r>
+              <w:rPr>
+                <w:rFonts w:ascii="Times New Roman" w:eastAsia="Times New Roman" w:hAnsi="Times New Roman" w:cs="Times New Roman"/>
+                <w:sz w:val="24"/>
                 <w:lang w:eastAsia="ru-RU"/>
               </w:rPr>
               <w:t>10.0.100.8</w:t>
@@ -4423,8 +3458,7 @@
               <w:jc w:val="center"/>
               <w:rPr>
                 <w:rFonts w:ascii="Times New Roman" w:eastAsia="Times New Roman" w:hAnsi="Times New Roman" w:cs="Times New Roman"/>
-                <w:sz w:val="28"/>
-                <w:szCs w:val="24"/>
+                <w:sz w:val="24"/>
                 <w:lang w:eastAsia="ru-RU"/>
               </w:rPr>
             </w:pPr>
@@ -4441,145 +3475,17 @@
               <w:jc w:val="center"/>
               <w:rPr>
                 <w:rFonts w:ascii="Times New Roman" w:eastAsia="Times New Roman" w:hAnsi="Times New Roman" w:cs="Times New Roman"/>
-                <w:sz w:val="28"/>
-                <w:szCs w:val="24"/>
-                <w:lang w:eastAsia="ru-RU"/>
-              </w:rPr>
-            </w:pPr>
-            <w:r>
-              <w:rPr>
-                <w:rFonts w:ascii="Times New Roman" w:eastAsia="Times New Roman" w:hAnsi="Times New Roman" w:cs="Times New Roman"/>
-                <w:sz w:val="28"/>
-                <w:szCs w:val="24"/>
-                <w:lang w:val="en-US" w:eastAsia="ru-RU"/>
-              </w:rPr>
-              <w:t>10</w:t>
-            </w:r>
-            <w:r>
-              <w:rPr>
-                <w:rFonts w:ascii="Times New Roman" w:eastAsia="Times New Roman" w:hAnsi="Times New Roman" w:cs="Times New Roman"/>
-                <w:sz w:val="28"/>
-                <w:szCs w:val="24"/>
-                <w:lang w:val="en-US" w:eastAsia="ru-RU"/>
-              </w:rPr>
-              <w:t>.</w:t>
-            </w:r>
-            <w:r>
-              <w:rPr>
-                <w:rFonts w:ascii="Times New Roman" w:eastAsia="Times New Roman" w:hAnsi="Times New Roman" w:cs="Times New Roman"/>
-                <w:sz w:val="28"/>
-                <w:szCs w:val="24"/>
-                <w:lang w:val="en-US" w:eastAsia="ru-RU"/>
-              </w:rPr>
-              <w:t>0</w:t>
-            </w:r>
-            <w:r>
-              <w:rPr>
-                <w:rFonts w:ascii="Times New Roman" w:eastAsia="Times New Roman" w:hAnsi="Times New Roman" w:cs="Times New Roman"/>
-                <w:sz w:val="28"/>
-                <w:szCs w:val="24"/>
-                <w:lang w:val="en-US" w:eastAsia="ru-RU"/>
-              </w:rPr>
-              <w:t>.</w:t>
-            </w:r>
-            <w:r>
-              <w:rPr>
-                <w:rFonts w:ascii="Times New Roman" w:eastAsia="Times New Roman" w:hAnsi="Times New Roman" w:cs="Times New Roman"/>
-                <w:sz w:val="28"/>
-                <w:szCs w:val="24"/>
-                <w:lang w:val="en-US" w:eastAsia="ru-RU"/>
-              </w:rPr>
-              <w:t>10</w:t>
-            </w:r>
-            <w:r>
-              <w:rPr>
-                <w:rFonts w:ascii="Times New Roman" w:eastAsia="Times New Roman" w:hAnsi="Times New Roman" w:cs="Times New Roman"/>
-                <w:sz w:val="28"/>
-                <w:szCs w:val="24"/>
-                <w:lang w:val="en-US" w:eastAsia="ru-RU"/>
-              </w:rPr>
-              <w:t>0.</w:t>
-            </w:r>
-            <w:r>
-              <w:rPr>
-                <w:rFonts w:ascii="Times New Roman" w:eastAsia="Times New Roman" w:hAnsi="Times New Roman" w:cs="Times New Roman"/>
-                <w:sz w:val="28"/>
-                <w:szCs w:val="24"/>
-                <w:lang w:val="en-US" w:eastAsia="ru-RU"/>
-              </w:rPr>
-              <w:t>9</w:t>
-            </w:r>
-            <w:r>
-              <w:rPr>
-                <w:rFonts w:ascii="Times New Roman" w:eastAsia="Times New Roman" w:hAnsi="Times New Roman" w:cs="Times New Roman"/>
-                <w:sz w:val="28"/>
-                <w:szCs w:val="24"/>
-                <w:lang w:val="en-US" w:eastAsia="ru-RU"/>
-              </w:rPr>
-              <w:t xml:space="preserve"> – 1</w:t>
-            </w:r>
-            <w:r>
-              <w:rPr>
-                <w:rFonts w:ascii="Times New Roman" w:eastAsia="Times New Roman" w:hAnsi="Times New Roman" w:cs="Times New Roman"/>
-                <w:sz w:val="28"/>
-                <w:szCs w:val="24"/>
-                <w:lang w:val="en-US" w:eastAsia="ru-RU"/>
-              </w:rPr>
-              <w:t>0</w:t>
-            </w:r>
-            <w:r>
-              <w:rPr>
-                <w:rFonts w:ascii="Times New Roman" w:eastAsia="Times New Roman" w:hAnsi="Times New Roman" w:cs="Times New Roman"/>
-                <w:sz w:val="28"/>
-                <w:szCs w:val="24"/>
-                <w:lang w:val="en-US" w:eastAsia="ru-RU"/>
-              </w:rPr>
-              <w:t>.</w:t>
-            </w:r>
-            <w:r>
-              <w:rPr>
-                <w:rFonts w:ascii="Times New Roman" w:eastAsia="Times New Roman" w:hAnsi="Times New Roman" w:cs="Times New Roman"/>
-                <w:sz w:val="28"/>
-                <w:szCs w:val="24"/>
-                <w:lang w:val="en-US" w:eastAsia="ru-RU"/>
-              </w:rPr>
-              <w:t>0</w:t>
-            </w:r>
-            <w:r>
-              <w:rPr>
-                <w:rFonts w:ascii="Times New Roman" w:eastAsia="Times New Roman" w:hAnsi="Times New Roman" w:cs="Times New Roman"/>
-                <w:sz w:val="28"/>
-                <w:szCs w:val="24"/>
-                <w:lang w:val="en-US" w:eastAsia="ru-RU"/>
-              </w:rPr>
-              <w:t>.</w:t>
-            </w:r>
-            <w:r>
-              <w:rPr>
-                <w:rFonts w:ascii="Times New Roman" w:eastAsia="Times New Roman" w:hAnsi="Times New Roman" w:cs="Times New Roman"/>
-                <w:sz w:val="28"/>
-                <w:szCs w:val="24"/>
-                <w:lang w:val="en-US" w:eastAsia="ru-RU"/>
-              </w:rPr>
-              <w:t>10</w:t>
-            </w:r>
-            <w:r>
-              <w:rPr>
-                <w:rFonts w:ascii="Times New Roman" w:eastAsia="Times New Roman" w:hAnsi="Times New Roman" w:cs="Times New Roman"/>
-                <w:sz w:val="28"/>
-                <w:szCs w:val="24"/>
-                <w:lang w:val="en-US" w:eastAsia="ru-RU"/>
-              </w:rPr>
-              <w:t>0.1</w:t>
-            </w:r>
-            <w:r>
-              <w:rPr>
-                <w:rFonts w:ascii="Times New Roman" w:eastAsia="Times New Roman" w:hAnsi="Times New Roman" w:cs="Times New Roman"/>
-                <w:sz w:val="28"/>
-                <w:szCs w:val="24"/>
-                <w:lang w:val="en-US" w:eastAsia="ru-RU"/>
-              </w:rPr>
-              <w:t>0</w:t>
+                <w:sz w:val="24"/>
+                <w:lang w:eastAsia="ru-RU"/>
+              </w:rPr>
+            </w:pPr>
+            <w:r>
+              <w:rPr>
+                <w:rFonts w:ascii="Times New Roman" w:eastAsia="Times New Roman" w:hAnsi="Times New Roman" w:cs="Times New Roman"/>
+                <w:sz w:val="24"/>
+                <w:lang w:val="en-US" w:eastAsia="ru-RU"/>
+              </w:rPr>
+              <w:t>10.0.100.9 – 10.0.100.10</w:t>
             </w:r>
           </w:p>
         </w:tc>
@@ -4599,20 +3505,20 @@
               <w:jc w:val="center"/>
               <w:rPr>
                 <w:rFonts w:ascii="Times New Roman" w:eastAsia="Times New Roman" w:hAnsi="Times New Roman" w:cs="Times New Roman"/>
-                <w:sz w:val="28"/>
-                <w:szCs w:val="24"/>
-                <w:lang w:val="en-US" w:eastAsia="ru-RU"/>
-              </w:rPr>
-            </w:pPr>
-            <w:r>
-              <w:rPr>
-                <w:rFonts w:ascii="Times New Roman" w:eastAsia="Times New Roman" w:hAnsi="Times New Roman" w:cs="Times New Roman"/>
-                <w:sz w:val="28"/>
-                <w:szCs w:val="24"/>
+                <w:sz w:val="24"/>
+                <w:lang w:val="en-US" w:eastAsia="ru-RU"/>
+              </w:rPr>
+            </w:pPr>
+            <w:proofErr w:type="spellStart"/>
+            <w:r>
+              <w:rPr>
+                <w:rFonts w:ascii="Times New Roman" w:eastAsia="Times New Roman" w:hAnsi="Times New Roman" w:cs="Times New Roman"/>
+                <w:sz w:val="24"/>
                 <w:lang w:val="en-US" w:eastAsia="ru-RU"/>
               </w:rPr>
               <w:t>RouterA</w:t>
             </w:r>
+            <w:proofErr w:type="spellEnd"/>
           </w:p>
         </w:tc>
         <w:tc>
@@ -4625,16 +3531,14 @@
               <w:jc w:val="center"/>
               <w:rPr>
                 <w:rFonts w:ascii="Times New Roman" w:eastAsia="Times New Roman" w:hAnsi="Times New Roman" w:cs="Times New Roman"/>
-                <w:sz w:val="28"/>
-                <w:szCs w:val="24"/>
-                <w:lang w:val="en-US" w:eastAsia="ru-RU"/>
-              </w:rPr>
-            </w:pPr>
-            <w:r>
-              <w:rPr>
-                <w:rFonts w:ascii="Times New Roman" w:eastAsia="Times New Roman" w:hAnsi="Times New Roman" w:cs="Times New Roman"/>
-                <w:sz w:val="28"/>
-                <w:szCs w:val="24"/>
+                <w:sz w:val="24"/>
+                <w:lang w:val="en-US" w:eastAsia="ru-RU"/>
+              </w:rPr>
+            </w:pPr>
+            <w:r>
+              <w:rPr>
+                <w:rFonts w:ascii="Times New Roman" w:eastAsia="Times New Roman" w:hAnsi="Times New Roman" w:cs="Times New Roman"/>
+                <w:sz w:val="24"/>
                 <w:lang w:val="en-US" w:eastAsia="ru-RU"/>
               </w:rPr>
               <w:t>Gig0/0</w:t>
@@ -4652,8 +3556,7 @@
               <w:jc w:val="center"/>
               <w:rPr>
                 <w:rFonts w:ascii="Times New Roman" w:eastAsia="Times New Roman" w:hAnsi="Times New Roman" w:cs="Times New Roman"/>
-                <w:sz w:val="28"/>
-                <w:szCs w:val="24"/>
+                <w:sz w:val="24"/>
                 <w:lang w:val="en-US" w:eastAsia="ru-RU"/>
               </w:rPr>
             </w:pPr>
@@ -4670,8 +3573,7 @@
               <w:jc w:val="center"/>
               <w:rPr>
                 <w:rFonts w:ascii="Times New Roman" w:eastAsia="Times New Roman" w:hAnsi="Times New Roman" w:cs="Times New Roman"/>
-                <w:sz w:val="28"/>
-                <w:szCs w:val="24"/>
+                <w:sz w:val="24"/>
                 <w:lang w:eastAsia="ru-RU"/>
               </w:rPr>
             </w:pPr>
@@ -4688,8 +3590,7 @@
               <w:jc w:val="center"/>
               <w:rPr>
                 <w:rFonts w:ascii="Times New Roman" w:eastAsia="Times New Roman" w:hAnsi="Times New Roman" w:cs="Times New Roman"/>
-                <w:sz w:val="28"/>
-                <w:szCs w:val="24"/>
+                <w:sz w:val="24"/>
                 <w:lang w:val="en-US" w:eastAsia="ru-RU"/>
               </w:rPr>
             </w:pPr>
@@ -4711,16 +3612,14 @@
               <w:jc w:val="center"/>
               <w:rPr>
                 <w:rFonts w:ascii="Times New Roman" w:eastAsia="Times New Roman" w:hAnsi="Times New Roman" w:cs="Times New Roman"/>
-                <w:sz w:val="28"/>
-                <w:szCs w:val="24"/>
-                <w:lang w:val="en-US" w:eastAsia="ru-RU"/>
-              </w:rPr>
-            </w:pPr>
-            <w:r>
-              <w:rPr>
-                <w:rFonts w:ascii="Times New Roman" w:eastAsia="Times New Roman" w:hAnsi="Times New Roman" w:cs="Times New Roman"/>
-                <w:sz w:val="28"/>
-                <w:szCs w:val="24"/>
+                <w:sz w:val="24"/>
+                <w:lang w:val="en-US" w:eastAsia="ru-RU"/>
+              </w:rPr>
+            </w:pPr>
+            <w:r>
+              <w:rPr>
+                <w:rFonts w:ascii="Times New Roman" w:eastAsia="Times New Roman" w:hAnsi="Times New Roman" w:cs="Times New Roman"/>
+                <w:sz w:val="24"/>
                 <w:lang w:val="en-US" w:eastAsia="ru-RU"/>
               </w:rPr>
               <w:t>MSW1</w:t>
@@ -4737,28 +3636,17 @@
               <w:jc w:val="center"/>
               <w:rPr>
                 <w:rFonts w:ascii="Times New Roman" w:eastAsia="Times New Roman" w:hAnsi="Times New Roman" w:cs="Times New Roman"/>
-                <w:sz w:val="28"/>
-                <w:szCs w:val="24"/>
-                <w:lang w:val="en-US" w:eastAsia="ru-RU"/>
-              </w:rPr>
-            </w:pPr>
-            <w:r>
-              <w:rPr>
-                <w:rFonts w:ascii="Times New Roman" w:eastAsia="Times New Roman" w:hAnsi="Times New Roman" w:cs="Times New Roman"/>
-                <w:sz w:val="28"/>
-                <w:szCs w:val="24"/>
-                <w:lang w:val="en-US" w:eastAsia="ru-RU"/>
-              </w:rPr>
-              <w:t>Fa0/2</w:t>
-            </w:r>
-            <w:r>
-              <w:rPr>
-                <w:rFonts w:ascii="Times New Roman" w:eastAsia="Times New Roman" w:hAnsi="Times New Roman" w:cs="Times New Roman"/>
-                <w:sz w:val="28"/>
-                <w:szCs w:val="24"/>
-                <w:lang w:val="en-US" w:eastAsia="ru-RU"/>
-              </w:rPr>
-              <w:t>2</w:t>
+                <w:sz w:val="24"/>
+                <w:lang w:val="en-US" w:eastAsia="ru-RU"/>
+              </w:rPr>
+            </w:pPr>
+            <w:r>
+              <w:rPr>
+                <w:rFonts w:ascii="Times New Roman" w:eastAsia="Times New Roman" w:hAnsi="Times New Roman" w:cs="Times New Roman"/>
+                <w:sz w:val="24"/>
+                <w:lang w:val="en-US" w:eastAsia="ru-RU"/>
+              </w:rPr>
+              <w:t>Fa0/22</w:t>
             </w:r>
           </w:p>
         </w:tc>
@@ -4773,82 +3661,33 @@
               <w:jc w:val="center"/>
               <w:rPr>
                 <w:rFonts w:ascii="Times New Roman" w:eastAsia="Times New Roman" w:hAnsi="Times New Roman" w:cs="Times New Roman"/>
-                <w:sz w:val="28"/>
-                <w:szCs w:val="24"/>
-                <w:lang w:eastAsia="ru-RU"/>
-              </w:rPr>
-            </w:pPr>
-            <w:r>
-              <w:rPr>
-                <w:rFonts w:ascii="Times New Roman" w:eastAsia="Times New Roman" w:hAnsi="Times New Roman" w:cs="Times New Roman"/>
-                <w:sz w:val="28"/>
-                <w:szCs w:val="24"/>
-                <w:lang w:val="en-US" w:eastAsia="ru-RU"/>
-              </w:rPr>
-              <w:t>10</w:t>
-            </w:r>
-            <w:r>
-              <w:rPr>
-                <w:rFonts w:ascii="Times New Roman" w:eastAsia="Times New Roman" w:hAnsi="Times New Roman" w:cs="Times New Roman"/>
-                <w:sz w:val="28"/>
-                <w:szCs w:val="24"/>
-                <w:lang w:val="en-US" w:eastAsia="ru-RU"/>
-              </w:rPr>
-              <w:t>.</w:t>
-            </w:r>
-            <w:r>
-              <w:rPr>
-                <w:rFonts w:ascii="Times New Roman" w:eastAsia="Times New Roman" w:hAnsi="Times New Roman" w:cs="Times New Roman"/>
-                <w:sz w:val="28"/>
-                <w:szCs w:val="24"/>
-                <w:lang w:val="en-US" w:eastAsia="ru-RU"/>
+                <w:sz w:val="24"/>
+                <w:lang w:eastAsia="ru-RU"/>
+              </w:rPr>
+            </w:pPr>
+            <w:r>
+              <w:rPr>
+                <w:rFonts w:ascii="Times New Roman" w:eastAsia="Times New Roman" w:hAnsi="Times New Roman" w:cs="Times New Roman"/>
+                <w:sz w:val="24"/>
+                <w:lang w:val="en-US" w:eastAsia="ru-RU"/>
+              </w:rPr>
+              <w:t>10.0.10</w:t>
+            </w:r>
+            <w:r>
+              <w:rPr>
+                <w:rFonts w:ascii="Times New Roman" w:eastAsia="Times New Roman" w:hAnsi="Times New Roman" w:cs="Times New Roman"/>
+                <w:sz w:val="24"/>
+                <w:lang w:eastAsia="ru-RU"/>
               </w:rPr>
               <w:t>0</w:t>
             </w:r>
             <w:r>
               <w:rPr>
                 <w:rFonts w:ascii="Times New Roman" w:eastAsia="Times New Roman" w:hAnsi="Times New Roman" w:cs="Times New Roman"/>
-                <w:sz w:val="28"/>
-                <w:szCs w:val="24"/>
-                <w:lang w:val="en-US" w:eastAsia="ru-RU"/>
-              </w:rPr>
-              <w:t>.</w:t>
-            </w:r>
-            <w:r>
-              <w:rPr>
-                <w:rFonts w:ascii="Times New Roman" w:eastAsia="Times New Roman" w:hAnsi="Times New Roman" w:cs="Times New Roman"/>
-                <w:sz w:val="28"/>
-                <w:szCs w:val="24"/>
-                <w:lang w:val="en-US" w:eastAsia="ru-RU"/>
-              </w:rPr>
-              <w:t>10</w:t>
-            </w:r>
-            <w:r>
-              <w:rPr>
-                <w:rFonts w:ascii="Times New Roman" w:eastAsia="Times New Roman" w:hAnsi="Times New Roman" w:cs="Times New Roman"/>
-                <w:sz w:val="28"/>
-                <w:szCs w:val="24"/>
-                <w:lang w:eastAsia="ru-RU"/>
-              </w:rPr>
-              <w:t>0</w:t>
-            </w:r>
-            <w:r>
-              <w:rPr>
-                <w:rFonts w:ascii="Times New Roman" w:eastAsia="Times New Roman" w:hAnsi="Times New Roman" w:cs="Times New Roman"/>
-                <w:sz w:val="28"/>
-                <w:szCs w:val="24"/>
-                <w:lang w:val="en-US" w:eastAsia="ru-RU"/>
-              </w:rPr>
-              <w:t>.</w:t>
-            </w:r>
-            <w:r>
-              <w:rPr>
-                <w:rFonts w:ascii="Times New Roman" w:eastAsia="Times New Roman" w:hAnsi="Times New Roman" w:cs="Times New Roman"/>
-                <w:sz w:val="28"/>
-                <w:szCs w:val="24"/>
-                <w:lang w:val="en-US" w:eastAsia="ru-RU"/>
-              </w:rPr>
-              <w:t>12</w:t>
+                <w:sz w:val="24"/>
+                <w:lang w:val="en-US" w:eastAsia="ru-RU"/>
+              </w:rPr>
+              <w:t>.12</w:t>
             </w:r>
           </w:p>
         </w:tc>
@@ -4863,8 +3702,7 @@
               <w:jc w:val="center"/>
               <w:rPr>
                 <w:rFonts w:ascii="Times New Roman" w:eastAsia="Times New Roman" w:hAnsi="Times New Roman" w:cs="Times New Roman"/>
-                <w:sz w:val="28"/>
-                <w:szCs w:val="24"/>
+                <w:sz w:val="24"/>
                 <w:lang w:eastAsia="ru-RU"/>
               </w:rPr>
             </w:pPr>
@@ -4881,145 +3719,17 @@
               <w:jc w:val="center"/>
               <w:rPr>
                 <w:rFonts w:ascii="Times New Roman" w:eastAsia="Times New Roman" w:hAnsi="Times New Roman" w:cs="Times New Roman"/>
-                <w:sz w:val="28"/>
-                <w:szCs w:val="24"/>
-                <w:lang w:eastAsia="ru-RU"/>
-              </w:rPr>
-            </w:pPr>
-            <w:r>
-              <w:rPr>
-                <w:rFonts w:ascii="Times New Roman" w:eastAsia="Times New Roman" w:hAnsi="Times New Roman" w:cs="Times New Roman"/>
-                <w:sz w:val="28"/>
-                <w:szCs w:val="24"/>
-                <w:lang w:val="en-US" w:eastAsia="ru-RU"/>
-              </w:rPr>
-              <w:t>10</w:t>
-            </w:r>
-            <w:r>
-              <w:rPr>
-                <w:rFonts w:ascii="Times New Roman" w:eastAsia="Times New Roman" w:hAnsi="Times New Roman" w:cs="Times New Roman"/>
-                <w:sz w:val="28"/>
-                <w:szCs w:val="24"/>
-                <w:lang w:val="en-US" w:eastAsia="ru-RU"/>
-              </w:rPr>
-              <w:t>.</w:t>
-            </w:r>
-            <w:r>
-              <w:rPr>
-                <w:rFonts w:ascii="Times New Roman" w:eastAsia="Times New Roman" w:hAnsi="Times New Roman" w:cs="Times New Roman"/>
-                <w:sz w:val="28"/>
-                <w:szCs w:val="24"/>
-                <w:lang w:val="en-US" w:eastAsia="ru-RU"/>
-              </w:rPr>
-              <w:t>0</w:t>
-            </w:r>
-            <w:r>
-              <w:rPr>
-                <w:rFonts w:ascii="Times New Roman" w:eastAsia="Times New Roman" w:hAnsi="Times New Roman" w:cs="Times New Roman"/>
-                <w:sz w:val="28"/>
-                <w:szCs w:val="24"/>
-                <w:lang w:val="en-US" w:eastAsia="ru-RU"/>
-              </w:rPr>
-              <w:t>.</w:t>
-            </w:r>
-            <w:r>
-              <w:rPr>
-                <w:rFonts w:ascii="Times New Roman" w:eastAsia="Times New Roman" w:hAnsi="Times New Roman" w:cs="Times New Roman"/>
-                <w:sz w:val="28"/>
-                <w:szCs w:val="24"/>
-                <w:lang w:val="en-US" w:eastAsia="ru-RU"/>
-              </w:rPr>
-              <w:t>10</w:t>
-            </w:r>
-            <w:r>
-              <w:rPr>
-                <w:rFonts w:ascii="Times New Roman" w:eastAsia="Times New Roman" w:hAnsi="Times New Roman" w:cs="Times New Roman"/>
-                <w:sz w:val="28"/>
-                <w:szCs w:val="24"/>
-                <w:lang w:val="en-US" w:eastAsia="ru-RU"/>
-              </w:rPr>
-              <w:t>0.</w:t>
-            </w:r>
-            <w:r>
-              <w:rPr>
-                <w:rFonts w:ascii="Times New Roman" w:eastAsia="Times New Roman" w:hAnsi="Times New Roman" w:cs="Times New Roman"/>
-                <w:sz w:val="28"/>
-                <w:szCs w:val="24"/>
-                <w:lang w:val="en-US" w:eastAsia="ru-RU"/>
-              </w:rPr>
-              <w:t>13</w:t>
-            </w:r>
-            <w:r>
-              <w:rPr>
-                <w:rFonts w:ascii="Times New Roman" w:eastAsia="Times New Roman" w:hAnsi="Times New Roman" w:cs="Times New Roman"/>
-                <w:sz w:val="28"/>
-                <w:szCs w:val="24"/>
-                <w:lang w:val="en-US" w:eastAsia="ru-RU"/>
-              </w:rPr>
-              <w:t xml:space="preserve"> – 1</w:t>
-            </w:r>
-            <w:r>
-              <w:rPr>
-                <w:rFonts w:ascii="Times New Roman" w:eastAsia="Times New Roman" w:hAnsi="Times New Roman" w:cs="Times New Roman"/>
-                <w:sz w:val="28"/>
-                <w:szCs w:val="24"/>
-                <w:lang w:val="en-US" w:eastAsia="ru-RU"/>
-              </w:rPr>
-              <w:t>0</w:t>
-            </w:r>
-            <w:r>
-              <w:rPr>
-                <w:rFonts w:ascii="Times New Roman" w:eastAsia="Times New Roman" w:hAnsi="Times New Roman" w:cs="Times New Roman"/>
-                <w:sz w:val="28"/>
-                <w:szCs w:val="24"/>
-                <w:lang w:val="en-US" w:eastAsia="ru-RU"/>
-              </w:rPr>
-              <w:t>.</w:t>
-            </w:r>
-            <w:r>
-              <w:rPr>
-                <w:rFonts w:ascii="Times New Roman" w:eastAsia="Times New Roman" w:hAnsi="Times New Roman" w:cs="Times New Roman"/>
-                <w:sz w:val="28"/>
-                <w:szCs w:val="24"/>
-                <w:lang w:val="en-US" w:eastAsia="ru-RU"/>
-              </w:rPr>
-              <w:t>0</w:t>
-            </w:r>
-            <w:r>
-              <w:rPr>
-                <w:rFonts w:ascii="Times New Roman" w:eastAsia="Times New Roman" w:hAnsi="Times New Roman" w:cs="Times New Roman"/>
-                <w:sz w:val="28"/>
-                <w:szCs w:val="24"/>
-                <w:lang w:val="en-US" w:eastAsia="ru-RU"/>
-              </w:rPr>
-              <w:t>.</w:t>
-            </w:r>
-            <w:r>
-              <w:rPr>
-                <w:rFonts w:ascii="Times New Roman" w:eastAsia="Times New Roman" w:hAnsi="Times New Roman" w:cs="Times New Roman"/>
-                <w:sz w:val="28"/>
-                <w:szCs w:val="24"/>
-                <w:lang w:val="en-US" w:eastAsia="ru-RU"/>
-              </w:rPr>
-              <w:t>10</w:t>
-            </w:r>
-            <w:r>
-              <w:rPr>
-                <w:rFonts w:ascii="Times New Roman" w:eastAsia="Times New Roman" w:hAnsi="Times New Roman" w:cs="Times New Roman"/>
-                <w:sz w:val="28"/>
-                <w:szCs w:val="24"/>
-                <w:lang w:val="en-US" w:eastAsia="ru-RU"/>
-              </w:rPr>
-              <w:t>0.</w:t>
-            </w:r>
-            <w:r>
-              <w:rPr>
-                <w:rFonts w:ascii="Times New Roman" w:eastAsia="Times New Roman" w:hAnsi="Times New Roman" w:cs="Times New Roman"/>
-                <w:sz w:val="28"/>
-                <w:szCs w:val="24"/>
-                <w:lang w:val="en-US" w:eastAsia="ru-RU"/>
-              </w:rPr>
-              <w:t>14</w:t>
+                <w:sz w:val="24"/>
+                <w:lang w:eastAsia="ru-RU"/>
+              </w:rPr>
+            </w:pPr>
+            <w:r>
+              <w:rPr>
+                <w:rFonts w:ascii="Times New Roman" w:eastAsia="Times New Roman" w:hAnsi="Times New Roman" w:cs="Times New Roman"/>
+                <w:sz w:val="24"/>
+                <w:lang w:val="en-US" w:eastAsia="ru-RU"/>
+              </w:rPr>
+              <w:t>10.0.100.13 – 10.0.100.14</w:t>
             </w:r>
           </w:p>
         </w:tc>
@@ -5039,20 +3749,20 @@
               <w:jc w:val="center"/>
               <w:rPr>
                 <w:rFonts w:ascii="Times New Roman" w:eastAsia="Times New Roman" w:hAnsi="Times New Roman" w:cs="Times New Roman"/>
-                <w:sz w:val="28"/>
-                <w:szCs w:val="24"/>
-                <w:lang w:val="en-US" w:eastAsia="ru-RU"/>
-              </w:rPr>
-            </w:pPr>
-            <w:r>
-              <w:rPr>
-                <w:rFonts w:ascii="Times New Roman" w:eastAsia="Times New Roman" w:hAnsi="Times New Roman" w:cs="Times New Roman"/>
-                <w:sz w:val="28"/>
-                <w:szCs w:val="24"/>
+                <w:sz w:val="24"/>
+                <w:lang w:val="en-US" w:eastAsia="ru-RU"/>
+              </w:rPr>
+            </w:pPr>
+            <w:proofErr w:type="spellStart"/>
+            <w:r>
+              <w:rPr>
+                <w:rFonts w:ascii="Times New Roman" w:eastAsia="Times New Roman" w:hAnsi="Times New Roman" w:cs="Times New Roman"/>
+                <w:sz w:val="24"/>
                 <w:lang w:val="en-US" w:eastAsia="ru-RU"/>
               </w:rPr>
               <w:t>RouterB</w:t>
             </w:r>
+            <w:proofErr w:type="spellEnd"/>
           </w:p>
         </w:tc>
         <w:tc>
@@ -5065,16 +3775,14 @@
               <w:jc w:val="center"/>
               <w:rPr>
                 <w:rFonts w:ascii="Times New Roman" w:eastAsia="Times New Roman" w:hAnsi="Times New Roman" w:cs="Times New Roman"/>
-                <w:sz w:val="28"/>
-                <w:szCs w:val="24"/>
-                <w:lang w:val="en-US" w:eastAsia="ru-RU"/>
-              </w:rPr>
-            </w:pPr>
-            <w:r>
-              <w:rPr>
-                <w:rFonts w:ascii="Times New Roman" w:eastAsia="Times New Roman" w:hAnsi="Times New Roman" w:cs="Times New Roman"/>
-                <w:sz w:val="28"/>
-                <w:szCs w:val="24"/>
+                <w:sz w:val="24"/>
+                <w:lang w:val="en-US" w:eastAsia="ru-RU"/>
+              </w:rPr>
+            </w:pPr>
+            <w:r>
+              <w:rPr>
+                <w:rFonts w:ascii="Times New Roman" w:eastAsia="Times New Roman" w:hAnsi="Times New Roman" w:cs="Times New Roman"/>
+                <w:sz w:val="24"/>
                 <w:lang w:val="en-US" w:eastAsia="ru-RU"/>
               </w:rPr>
               <w:t>Gig0/0</w:t>
@@ -5092,8 +3800,7 @@
               <w:jc w:val="center"/>
               <w:rPr>
                 <w:rFonts w:ascii="Times New Roman" w:eastAsia="Times New Roman" w:hAnsi="Times New Roman" w:cs="Times New Roman"/>
-                <w:sz w:val="28"/>
-                <w:szCs w:val="24"/>
+                <w:sz w:val="24"/>
                 <w:lang w:val="en-US" w:eastAsia="ru-RU"/>
               </w:rPr>
             </w:pPr>
@@ -5110,8 +3817,7 @@
               <w:jc w:val="center"/>
               <w:rPr>
                 <w:rFonts w:ascii="Times New Roman" w:eastAsia="Times New Roman" w:hAnsi="Times New Roman" w:cs="Times New Roman"/>
-                <w:sz w:val="28"/>
-                <w:szCs w:val="24"/>
+                <w:sz w:val="24"/>
                 <w:lang w:eastAsia="ru-RU"/>
               </w:rPr>
             </w:pPr>
@@ -5128,8 +3834,7 @@
               <w:jc w:val="center"/>
               <w:rPr>
                 <w:rFonts w:ascii="Times New Roman" w:eastAsia="Times New Roman" w:hAnsi="Times New Roman" w:cs="Times New Roman"/>
-                <w:sz w:val="28"/>
-                <w:szCs w:val="24"/>
+                <w:sz w:val="24"/>
                 <w:lang w:val="en-US" w:eastAsia="ru-RU"/>
               </w:rPr>
             </w:pPr>
@@ -5151,16 +3856,14 @@
               <w:jc w:val="center"/>
               <w:rPr>
                 <w:rFonts w:ascii="Times New Roman" w:eastAsia="Times New Roman" w:hAnsi="Times New Roman" w:cs="Times New Roman"/>
-                <w:sz w:val="28"/>
-                <w:szCs w:val="24"/>
-                <w:lang w:val="en-US" w:eastAsia="ru-RU"/>
-              </w:rPr>
-            </w:pPr>
-            <w:r>
-              <w:rPr>
-                <w:rFonts w:ascii="Times New Roman" w:eastAsia="Times New Roman" w:hAnsi="Times New Roman" w:cs="Times New Roman"/>
-                <w:sz w:val="28"/>
-                <w:szCs w:val="24"/>
+                <w:sz w:val="24"/>
+                <w:lang w:val="en-US" w:eastAsia="ru-RU"/>
+              </w:rPr>
+            </w:pPr>
+            <w:r>
+              <w:rPr>
+                <w:rFonts w:ascii="Times New Roman" w:eastAsia="Times New Roman" w:hAnsi="Times New Roman" w:cs="Times New Roman"/>
+                <w:sz w:val="24"/>
                 <w:lang w:val="en-US" w:eastAsia="ru-RU"/>
               </w:rPr>
               <w:t>MSW2</w:t>
@@ -5177,28 +3880,17 @@
               <w:jc w:val="center"/>
               <w:rPr>
                 <w:rFonts w:ascii="Times New Roman" w:eastAsia="Times New Roman" w:hAnsi="Times New Roman" w:cs="Times New Roman"/>
-                <w:sz w:val="28"/>
-                <w:szCs w:val="24"/>
-                <w:lang w:val="en-US" w:eastAsia="ru-RU"/>
-              </w:rPr>
-            </w:pPr>
-            <w:r>
-              <w:rPr>
-                <w:rFonts w:ascii="Times New Roman" w:eastAsia="Times New Roman" w:hAnsi="Times New Roman" w:cs="Times New Roman"/>
-                <w:sz w:val="28"/>
-                <w:szCs w:val="24"/>
-                <w:lang w:val="en-US" w:eastAsia="ru-RU"/>
-              </w:rPr>
-              <w:t>Fa0/2</w:t>
-            </w:r>
-            <w:r>
-              <w:rPr>
-                <w:rFonts w:ascii="Times New Roman" w:eastAsia="Times New Roman" w:hAnsi="Times New Roman" w:cs="Times New Roman"/>
-                <w:sz w:val="28"/>
-                <w:szCs w:val="24"/>
-                <w:lang w:val="en-US" w:eastAsia="ru-RU"/>
-              </w:rPr>
-              <w:t>1</w:t>
+                <w:sz w:val="24"/>
+                <w:lang w:val="en-US" w:eastAsia="ru-RU"/>
+              </w:rPr>
+            </w:pPr>
+            <w:r>
+              <w:rPr>
+                <w:rFonts w:ascii="Times New Roman" w:eastAsia="Times New Roman" w:hAnsi="Times New Roman" w:cs="Times New Roman"/>
+                <w:sz w:val="24"/>
+                <w:lang w:val="en-US" w:eastAsia="ru-RU"/>
+              </w:rPr>
+              <w:t>Fa0/21</w:t>
             </w:r>
           </w:p>
         </w:tc>
@@ -5213,91 +3905,33 @@
               <w:jc w:val="center"/>
               <w:rPr>
                 <w:rFonts w:ascii="Times New Roman" w:eastAsia="Times New Roman" w:hAnsi="Times New Roman" w:cs="Times New Roman"/>
-                <w:sz w:val="28"/>
-                <w:szCs w:val="24"/>
-                <w:lang w:eastAsia="ru-RU"/>
-              </w:rPr>
-            </w:pPr>
-            <w:r>
-              <w:rPr>
-                <w:rFonts w:ascii="Times New Roman" w:eastAsia="Times New Roman" w:hAnsi="Times New Roman" w:cs="Times New Roman"/>
-                <w:sz w:val="28"/>
-                <w:szCs w:val="24"/>
-                <w:lang w:val="en-US" w:eastAsia="ru-RU"/>
-              </w:rPr>
-              <w:t>1</w:t>
-            </w:r>
-            <w:r>
-              <w:rPr>
-                <w:rFonts w:ascii="Times New Roman" w:eastAsia="Times New Roman" w:hAnsi="Times New Roman" w:cs="Times New Roman"/>
-                <w:sz w:val="28"/>
-                <w:szCs w:val="24"/>
-                <w:lang w:val="en-US" w:eastAsia="ru-RU"/>
+                <w:sz w:val="24"/>
+                <w:lang w:eastAsia="ru-RU"/>
+              </w:rPr>
+            </w:pPr>
+            <w:r>
+              <w:rPr>
+                <w:rFonts w:ascii="Times New Roman" w:eastAsia="Times New Roman" w:hAnsi="Times New Roman" w:cs="Times New Roman"/>
+                <w:sz w:val="24"/>
+                <w:lang w:val="en-US" w:eastAsia="ru-RU"/>
+              </w:rPr>
+              <w:t>10.0.10</w:t>
+            </w:r>
+            <w:r>
+              <w:rPr>
+                <w:rFonts w:ascii="Times New Roman" w:eastAsia="Times New Roman" w:hAnsi="Times New Roman" w:cs="Times New Roman"/>
+                <w:sz w:val="24"/>
+                <w:lang w:eastAsia="ru-RU"/>
               </w:rPr>
               <w:t>0</w:t>
             </w:r>
             <w:r>
               <w:rPr>
                 <w:rFonts w:ascii="Times New Roman" w:eastAsia="Times New Roman" w:hAnsi="Times New Roman" w:cs="Times New Roman"/>
-                <w:sz w:val="28"/>
-                <w:szCs w:val="24"/>
-                <w:lang w:val="en-US" w:eastAsia="ru-RU"/>
-              </w:rPr>
-              <w:t>.</w:t>
-            </w:r>
-            <w:r>
-              <w:rPr>
-                <w:rFonts w:ascii="Times New Roman" w:eastAsia="Times New Roman" w:hAnsi="Times New Roman" w:cs="Times New Roman"/>
-                <w:sz w:val="28"/>
-                <w:szCs w:val="24"/>
-                <w:lang w:val="en-US" w:eastAsia="ru-RU"/>
-              </w:rPr>
-              <w:t>0</w:t>
-            </w:r>
-            <w:r>
-              <w:rPr>
-                <w:rFonts w:ascii="Times New Roman" w:eastAsia="Times New Roman" w:hAnsi="Times New Roman" w:cs="Times New Roman"/>
-                <w:sz w:val="28"/>
-                <w:szCs w:val="24"/>
-                <w:lang w:val="en-US" w:eastAsia="ru-RU"/>
-              </w:rPr>
-              <w:t>.</w:t>
-            </w:r>
-            <w:r>
-              <w:rPr>
-                <w:rFonts w:ascii="Times New Roman" w:eastAsia="Times New Roman" w:hAnsi="Times New Roman" w:cs="Times New Roman"/>
-                <w:sz w:val="28"/>
-                <w:szCs w:val="24"/>
-                <w:lang w:val="en-US" w:eastAsia="ru-RU"/>
-              </w:rPr>
-              <w:t>10</w:t>
-            </w:r>
-            <w:r>
-              <w:rPr>
-                <w:rFonts w:ascii="Times New Roman" w:eastAsia="Times New Roman" w:hAnsi="Times New Roman" w:cs="Times New Roman"/>
-                <w:sz w:val="28"/>
-                <w:szCs w:val="24"/>
-                <w:lang w:eastAsia="ru-RU"/>
-              </w:rPr>
-              <w:t>0</w:t>
-            </w:r>
-            <w:r>
-              <w:rPr>
-                <w:rFonts w:ascii="Times New Roman" w:eastAsia="Times New Roman" w:hAnsi="Times New Roman" w:cs="Times New Roman"/>
-                <w:sz w:val="28"/>
-                <w:szCs w:val="24"/>
-                <w:lang w:val="en-US" w:eastAsia="ru-RU"/>
-              </w:rPr>
-              <w:t>.</w:t>
-            </w:r>
-            <w:r>
-              <w:rPr>
-                <w:rFonts w:ascii="Times New Roman" w:eastAsia="Times New Roman" w:hAnsi="Times New Roman" w:cs="Times New Roman"/>
-                <w:sz w:val="28"/>
-                <w:szCs w:val="24"/>
-                <w:lang w:val="en-US" w:eastAsia="ru-RU"/>
-              </w:rPr>
-              <w:t>20</w:t>
+                <w:sz w:val="24"/>
+                <w:lang w:val="en-US" w:eastAsia="ru-RU"/>
+              </w:rPr>
+              <w:t>.20</w:t>
             </w:r>
           </w:p>
         </w:tc>
@@ -5312,8 +3946,7 @@
               <w:jc w:val="center"/>
               <w:rPr>
                 <w:rFonts w:ascii="Times New Roman" w:eastAsia="Times New Roman" w:hAnsi="Times New Roman" w:cs="Times New Roman"/>
-                <w:sz w:val="28"/>
-                <w:szCs w:val="24"/>
+                <w:sz w:val="24"/>
                 <w:lang w:eastAsia="ru-RU"/>
               </w:rPr>
             </w:pPr>
@@ -5330,136 +3963,17 @@
               <w:jc w:val="center"/>
               <w:rPr>
                 <w:rFonts w:ascii="Times New Roman" w:eastAsia="Times New Roman" w:hAnsi="Times New Roman" w:cs="Times New Roman"/>
-                <w:sz w:val="28"/>
-                <w:szCs w:val="24"/>
-                <w:lang w:eastAsia="ru-RU"/>
-              </w:rPr>
-            </w:pPr>
-            <w:r>
-              <w:rPr>
-                <w:rFonts w:ascii="Times New Roman" w:eastAsia="Times New Roman" w:hAnsi="Times New Roman" w:cs="Times New Roman"/>
-                <w:sz w:val="28"/>
-                <w:szCs w:val="24"/>
-                <w:lang w:val="en-US" w:eastAsia="ru-RU"/>
-              </w:rPr>
-              <w:t>1</w:t>
-            </w:r>
-            <w:r>
-              <w:rPr>
-                <w:rFonts w:ascii="Times New Roman" w:eastAsia="Times New Roman" w:hAnsi="Times New Roman" w:cs="Times New Roman"/>
-                <w:sz w:val="28"/>
-                <w:szCs w:val="24"/>
-                <w:lang w:val="en-US" w:eastAsia="ru-RU"/>
-              </w:rPr>
-              <w:t>0</w:t>
-            </w:r>
-            <w:r>
-              <w:rPr>
-                <w:rFonts w:ascii="Times New Roman" w:eastAsia="Times New Roman" w:hAnsi="Times New Roman" w:cs="Times New Roman"/>
-                <w:sz w:val="28"/>
-                <w:szCs w:val="24"/>
-                <w:lang w:val="en-US" w:eastAsia="ru-RU"/>
-              </w:rPr>
-              <w:t>.</w:t>
-            </w:r>
-            <w:r>
-              <w:rPr>
-                <w:rFonts w:ascii="Times New Roman" w:eastAsia="Times New Roman" w:hAnsi="Times New Roman" w:cs="Times New Roman"/>
-                <w:sz w:val="28"/>
-                <w:szCs w:val="24"/>
-                <w:lang w:val="en-US" w:eastAsia="ru-RU"/>
-              </w:rPr>
-              <w:t>0.10</w:t>
-            </w:r>
-            <w:r>
-              <w:rPr>
-                <w:rFonts w:ascii="Times New Roman" w:eastAsia="Times New Roman" w:hAnsi="Times New Roman" w:cs="Times New Roman"/>
-                <w:sz w:val="28"/>
-                <w:szCs w:val="24"/>
-                <w:lang w:val="en-US" w:eastAsia="ru-RU"/>
-              </w:rPr>
-              <w:t>0.</w:t>
-            </w:r>
-            <w:r>
-              <w:rPr>
-                <w:rFonts w:ascii="Times New Roman" w:eastAsia="Times New Roman" w:hAnsi="Times New Roman" w:cs="Times New Roman"/>
-                <w:sz w:val="28"/>
-                <w:szCs w:val="24"/>
-                <w:lang w:val="en-US" w:eastAsia="ru-RU"/>
-              </w:rPr>
-              <w:t>21</w:t>
-            </w:r>
-            <w:r>
-              <w:rPr>
-                <w:rFonts w:ascii="Times New Roman" w:eastAsia="Times New Roman" w:hAnsi="Times New Roman" w:cs="Times New Roman"/>
-                <w:sz w:val="28"/>
-                <w:szCs w:val="24"/>
-                <w:lang w:val="en-US" w:eastAsia="ru-RU"/>
-              </w:rPr>
-              <w:t xml:space="preserve"> – 1</w:t>
-            </w:r>
-            <w:r>
-              <w:rPr>
-                <w:rFonts w:ascii="Times New Roman" w:eastAsia="Times New Roman" w:hAnsi="Times New Roman" w:cs="Times New Roman"/>
-                <w:sz w:val="28"/>
-                <w:szCs w:val="24"/>
-                <w:lang w:val="en-US" w:eastAsia="ru-RU"/>
-              </w:rPr>
-              <w:t>0</w:t>
-            </w:r>
-            <w:r>
-              <w:rPr>
-                <w:rFonts w:ascii="Times New Roman" w:eastAsia="Times New Roman" w:hAnsi="Times New Roman" w:cs="Times New Roman"/>
-                <w:sz w:val="28"/>
-                <w:szCs w:val="24"/>
-                <w:lang w:val="en-US" w:eastAsia="ru-RU"/>
-              </w:rPr>
-              <w:t>.</w:t>
-            </w:r>
-            <w:r>
-              <w:rPr>
-                <w:rFonts w:ascii="Times New Roman" w:eastAsia="Times New Roman" w:hAnsi="Times New Roman" w:cs="Times New Roman"/>
-                <w:sz w:val="28"/>
-                <w:szCs w:val="24"/>
-                <w:lang w:val="en-US" w:eastAsia="ru-RU"/>
-              </w:rPr>
-              <w:t>0</w:t>
-            </w:r>
-            <w:r>
-              <w:rPr>
-                <w:rFonts w:ascii="Times New Roman" w:eastAsia="Times New Roman" w:hAnsi="Times New Roman" w:cs="Times New Roman"/>
-                <w:sz w:val="28"/>
-                <w:szCs w:val="24"/>
-                <w:lang w:val="en-US" w:eastAsia="ru-RU"/>
-              </w:rPr>
-              <w:t>.</w:t>
-            </w:r>
-            <w:r>
-              <w:rPr>
-                <w:rFonts w:ascii="Times New Roman" w:eastAsia="Times New Roman" w:hAnsi="Times New Roman" w:cs="Times New Roman"/>
-                <w:sz w:val="28"/>
-                <w:szCs w:val="24"/>
-                <w:lang w:val="en-US" w:eastAsia="ru-RU"/>
-              </w:rPr>
-              <w:t>10</w:t>
-            </w:r>
-            <w:r>
-              <w:rPr>
-                <w:rFonts w:ascii="Times New Roman" w:eastAsia="Times New Roman" w:hAnsi="Times New Roman" w:cs="Times New Roman"/>
-                <w:sz w:val="28"/>
-                <w:szCs w:val="24"/>
-                <w:lang w:val="en-US" w:eastAsia="ru-RU"/>
-              </w:rPr>
-              <w:t>0.</w:t>
-            </w:r>
-            <w:r>
-              <w:rPr>
-                <w:rFonts w:ascii="Times New Roman" w:eastAsia="Times New Roman" w:hAnsi="Times New Roman" w:cs="Times New Roman"/>
-                <w:sz w:val="28"/>
-                <w:szCs w:val="24"/>
-                <w:lang w:val="en-US" w:eastAsia="ru-RU"/>
-              </w:rPr>
-              <w:t>22</w:t>
+                <w:sz w:val="24"/>
+                <w:lang w:eastAsia="ru-RU"/>
+              </w:rPr>
+            </w:pPr>
+            <w:r>
+              <w:rPr>
+                <w:rFonts w:ascii="Times New Roman" w:eastAsia="Times New Roman" w:hAnsi="Times New Roman" w:cs="Times New Roman"/>
+                <w:sz w:val="24"/>
+                <w:lang w:val="en-US" w:eastAsia="ru-RU"/>
+              </w:rPr>
+              <w:t>10.0.100.21 – 10.0.100.22</w:t>
             </w:r>
           </w:p>
         </w:tc>
@@ -5479,20 +3993,20 @@
               <w:jc w:val="center"/>
               <w:rPr>
                 <w:rFonts w:ascii="Times New Roman" w:eastAsia="Times New Roman" w:hAnsi="Times New Roman" w:cs="Times New Roman"/>
-                <w:sz w:val="28"/>
-                <w:szCs w:val="24"/>
-                <w:lang w:val="en-US" w:eastAsia="ru-RU"/>
-              </w:rPr>
-            </w:pPr>
-            <w:r>
-              <w:rPr>
-                <w:rFonts w:ascii="Times New Roman" w:eastAsia="Times New Roman" w:hAnsi="Times New Roman" w:cs="Times New Roman"/>
-                <w:sz w:val="28"/>
-                <w:szCs w:val="24"/>
+                <w:sz w:val="24"/>
+                <w:lang w:val="en-US" w:eastAsia="ru-RU"/>
+              </w:rPr>
+            </w:pPr>
+            <w:proofErr w:type="spellStart"/>
+            <w:r>
+              <w:rPr>
+                <w:rFonts w:ascii="Times New Roman" w:eastAsia="Times New Roman" w:hAnsi="Times New Roman" w:cs="Times New Roman"/>
+                <w:sz w:val="24"/>
                 <w:lang w:val="en-US" w:eastAsia="ru-RU"/>
               </w:rPr>
               <w:t>RouterA</w:t>
             </w:r>
+            <w:proofErr w:type="spellEnd"/>
           </w:p>
         </w:tc>
         <w:tc>
@@ -5505,16 +4019,14 @@
               <w:jc w:val="center"/>
               <w:rPr>
                 <w:rFonts w:ascii="Times New Roman" w:eastAsia="Times New Roman" w:hAnsi="Times New Roman" w:cs="Times New Roman"/>
-                <w:sz w:val="28"/>
-                <w:szCs w:val="24"/>
-                <w:lang w:val="en-US" w:eastAsia="ru-RU"/>
-              </w:rPr>
-            </w:pPr>
-            <w:r>
-              <w:rPr>
-                <w:rFonts w:ascii="Times New Roman" w:eastAsia="Times New Roman" w:hAnsi="Times New Roman" w:cs="Times New Roman"/>
-                <w:sz w:val="28"/>
-                <w:szCs w:val="24"/>
+                <w:sz w:val="24"/>
+                <w:lang w:val="en-US" w:eastAsia="ru-RU"/>
+              </w:rPr>
+            </w:pPr>
+            <w:r>
+              <w:rPr>
+                <w:rFonts w:ascii="Times New Roman" w:eastAsia="Times New Roman" w:hAnsi="Times New Roman" w:cs="Times New Roman"/>
+                <w:sz w:val="24"/>
                 <w:lang w:val="en-US" w:eastAsia="ru-RU"/>
               </w:rPr>
               <w:t>Gig0/1</w:t>
@@ -5532,8 +4044,7 @@
               <w:jc w:val="center"/>
               <w:rPr>
                 <w:rFonts w:ascii="Times New Roman" w:eastAsia="Times New Roman" w:hAnsi="Times New Roman" w:cs="Times New Roman"/>
-                <w:sz w:val="28"/>
-                <w:szCs w:val="24"/>
+                <w:sz w:val="24"/>
                 <w:lang w:val="en-US" w:eastAsia="ru-RU"/>
               </w:rPr>
             </w:pPr>
@@ -5550,8 +4061,7 @@
               <w:jc w:val="center"/>
               <w:rPr>
                 <w:rFonts w:ascii="Times New Roman" w:eastAsia="Times New Roman" w:hAnsi="Times New Roman" w:cs="Times New Roman"/>
-                <w:sz w:val="28"/>
-                <w:szCs w:val="24"/>
+                <w:sz w:val="24"/>
                 <w:lang w:eastAsia="ru-RU"/>
               </w:rPr>
             </w:pPr>
@@ -5568,8 +4078,7 @@
               <w:jc w:val="center"/>
               <w:rPr>
                 <w:rFonts w:ascii="Times New Roman" w:eastAsia="Times New Roman" w:hAnsi="Times New Roman" w:cs="Times New Roman"/>
-                <w:sz w:val="28"/>
-                <w:szCs w:val="24"/>
+                <w:sz w:val="24"/>
                 <w:lang w:val="en-US" w:eastAsia="ru-RU"/>
               </w:rPr>
             </w:pPr>
@@ -5591,16 +4100,14 @@
               <w:jc w:val="center"/>
               <w:rPr>
                 <w:rFonts w:ascii="Times New Roman" w:eastAsia="Times New Roman" w:hAnsi="Times New Roman" w:cs="Times New Roman"/>
-                <w:sz w:val="28"/>
-                <w:szCs w:val="24"/>
-                <w:lang w:val="en-US" w:eastAsia="ru-RU"/>
-              </w:rPr>
-            </w:pPr>
-            <w:r>
-              <w:rPr>
-                <w:rFonts w:ascii="Times New Roman" w:eastAsia="Times New Roman" w:hAnsi="Times New Roman" w:cs="Times New Roman"/>
-                <w:sz w:val="28"/>
-                <w:szCs w:val="24"/>
+                <w:sz w:val="24"/>
+                <w:lang w:val="en-US" w:eastAsia="ru-RU"/>
+              </w:rPr>
+            </w:pPr>
+            <w:r>
+              <w:rPr>
+                <w:rFonts w:ascii="Times New Roman" w:eastAsia="Times New Roman" w:hAnsi="Times New Roman" w:cs="Times New Roman"/>
+                <w:sz w:val="24"/>
                 <w:lang w:val="en-US" w:eastAsia="ru-RU"/>
               </w:rPr>
               <w:t>MSW2</w:t>
@@ -5617,28 +4124,17 @@
               <w:jc w:val="center"/>
               <w:rPr>
                 <w:rFonts w:ascii="Times New Roman" w:eastAsia="Times New Roman" w:hAnsi="Times New Roman" w:cs="Times New Roman"/>
-                <w:sz w:val="28"/>
-                <w:szCs w:val="24"/>
-                <w:lang w:val="en-US" w:eastAsia="ru-RU"/>
-              </w:rPr>
-            </w:pPr>
-            <w:r>
-              <w:rPr>
-                <w:rFonts w:ascii="Times New Roman" w:eastAsia="Times New Roman" w:hAnsi="Times New Roman" w:cs="Times New Roman"/>
-                <w:sz w:val="28"/>
-                <w:szCs w:val="24"/>
-                <w:lang w:val="en-US" w:eastAsia="ru-RU"/>
-              </w:rPr>
-              <w:t>Fa0/2</w:t>
-            </w:r>
-            <w:r>
-              <w:rPr>
-                <w:rFonts w:ascii="Times New Roman" w:eastAsia="Times New Roman" w:hAnsi="Times New Roman" w:cs="Times New Roman"/>
-                <w:sz w:val="28"/>
-                <w:szCs w:val="24"/>
-                <w:lang w:val="en-US" w:eastAsia="ru-RU"/>
-              </w:rPr>
-              <w:t>2</w:t>
+                <w:sz w:val="24"/>
+                <w:lang w:val="en-US" w:eastAsia="ru-RU"/>
+              </w:rPr>
+            </w:pPr>
+            <w:r>
+              <w:rPr>
+                <w:rFonts w:ascii="Times New Roman" w:eastAsia="Times New Roman" w:hAnsi="Times New Roman" w:cs="Times New Roman"/>
+                <w:sz w:val="24"/>
+                <w:lang w:val="en-US" w:eastAsia="ru-RU"/>
+              </w:rPr>
+              <w:t>Fa0/22</w:t>
             </w:r>
           </w:p>
         </w:tc>
@@ -5653,91 +4149,33 @@
               <w:jc w:val="center"/>
               <w:rPr>
                 <w:rFonts w:ascii="Times New Roman" w:eastAsia="Times New Roman" w:hAnsi="Times New Roman" w:cs="Times New Roman"/>
-                <w:sz w:val="28"/>
-                <w:szCs w:val="24"/>
-                <w:lang w:eastAsia="ru-RU"/>
-              </w:rPr>
-            </w:pPr>
-            <w:r>
-              <w:rPr>
-                <w:rFonts w:ascii="Times New Roman" w:eastAsia="Times New Roman" w:hAnsi="Times New Roman" w:cs="Times New Roman"/>
-                <w:sz w:val="28"/>
-                <w:szCs w:val="24"/>
-                <w:lang w:val="en-US" w:eastAsia="ru-RU"/>
-              </w:rPr>
-              <w:t>1</w:t>
-            </w:r>
-            <w:r>
-              <w:rPr>
-                <w:rFonts w:ascii="Times New Roman" w:eastAsia="Times New Roman" w:hAnsi="Times New Roman" w:cs="Times New Roman"/>
-                <w:sz w:val="28"/>
-                <w:szCs w:val="24"/>
-                <w:lang w:val="en-US" w:eastAsia="ru-RU"/>
+                <w:sz w:val="24"/>
+                <w:lang w:eastAsia="ru-RU"/>
+              </w:rPr>
+            </w:pPr>
+            <w:r>
+              <w:rPr>
+                <w:rFonts w:ascii="Times New Roman" w:eastAsia="Times New Roman" w:hAnsi="Times New Roman" w:cs="Times New Roman"/>
+                <w:sz w:val="24"/>
+                <w:lang w:val="en-US" w:eastAsia="ru-RU"/>
+              </w:rPr>
+              <w:t>10.0.10</w:t>
+            </w:r>
+            <w:r>
+              <w:rPr>
+                <w:rFonts w:ascii="Times New Roman" w:eastAsia="Times New Roman" w:hAnsi="Times New Roman" w:cs="Times New Roman"/>
+                <w:sz w:val="24"/>
+                <w:lang w:eastAsia="ru-RU"/>
               </w:rPr>
               <w:t>0</w:t>
             </w:r>
             <w:r>
               <w:rPr>
                 <w:rFonts w:ascii="Times New Roman" w:eastAsia="Times New Roman" w:hAnsi="Times New Roman" w:cs="Times New Roman"/>
-                <w:sz w:val="28"/>
-                <w:szCs w:val="24"/>
-                <w:lang w:val="en-US" w:eastAsia="ru-RU"/>
-              </w:rPr>
-              <w:t>.</w:t>
-            </w:r>
-            <w:r>
-              <w:rPr>
-                <w:rFonts w:ascii="Times New Roman" w:eastAsia="Times New Roman" w:hAnsi="Times New Roman" w:cs="Times New Roman"/>
-                <w:sz w:val="28"/>
-                <w:szCs w:val="24"/>
-                <w:lang w:val="en-US" w:eastAsia="ru-RU"/>
-              </w:rPr>
-              <w:t>0</w:t>
-            </w:r>
-            <w:r>
-              <w:rPr>
-                <w:rFonts w:ascii="Times New Roman" w:eastAsia="Times New Roman" w:hAnsi="Times New Roman" w:cs="Times New Roman"/>
-                <w:sz w:val="28"/>
-                <w:szCs w:val="24"/>
-                <w:lang w:val="en-US" w:eastAsia="ru-RU"/>
-              </w:rPr>
-              <w:t>.</w:t>
-            </w:r>
-            <w:r>
-              <w:rPr>
-                <w:rFonts w:ascii="Times New Roman" w:eastAsia="Times New Roman" w:hAnsi="Times New Roman" w:cs="Times New Roman"/>
-                <w:sz w:val="28"/>
-                <w:szCs w:val="24"/>
-                <w:lang w:val="en-US" w:eastAsia="ru-RU"/>
-              </w:rPr>
-              <w:t>10</w:t>
-            </w:r>
-            <w:r>
-              <w:rPr>
-                <w:rFonts w:ascii="Times New Roman" w:eastAsia="Times New Roman" w:hAnsi="Times New Roman" w:cs="Times New Roman"/>
-                <w:sz w:val="28"/>
-                <w:szCs w:val="24"/>
-                <w:lang w:eastAsia="ru-RU"/>
-              </w:rPr>
-              <w:t>0</w:t>
-            </w:r>
-            <w:r>
-              <w:rPr>
-                <w:rFonts w:ascii="Times New Roman" w:eastAsia="Times New Roman" w:hAnsi="Times New Roman" w:cs="Times New Roman"/>
-                <w:sz w:val="28"/>
-                <w:szCs w:val="24"/>
-                <w:lang w:val="en-US" w:eastAsia="ru-RU"/>
-              </w:rPr>
-              <w:t>.</w:t>
-            </w:r>
-            <w:r>
-              <w:rPr>
-                <w:rFonts w:ascii="Times New Roman" w:eastAsia="Times New Roman" w:hAnsi="Times New Roman" w:cs="Times New Roman"/>
-                <w:sz w:val="28"/>
-                <w:szCs w:val="24"/>
-                <w:lang w:val="en-US" w:eastAsia="ru-RU"/>
-              </w:rPr>
-              <w:t>16</w:t>
+                <w:sz w:val="24"/>
+                <w:lang w:val="en-US" w:eastAsia="ru-RU"/>
+              </w:rPr>
+              <w:t>.16</w:t>
             </w:r>
           </w:p>
         </w:tc>
@@ -5752,8 +4190,7 @@
               <w:jc w:val="center"/>
               <w:rPr>
                 <w:rFonts w:ascii="Times New Roman" w:eastAsia="Times New Roman" w:hAnsi="Times New Roman" w:cs="Times New Roman"/>
-                <w:sz w:val="28"/>
-                <w:szCs w:val="24"/>
+                <w:sz w:val="24"/>
                 <w:lang w:eastAsia="ru-RU"/>
               </w:rPr>
             </w:pPr>
@@ -5770,154 +4207,17 @@
               <w:jc w:val="center"/>
               <w:rPr>
                 <w:rFonts w:ascii="Times New Roman" w:eastAsia="Times New Roman" w:hAnsi="Times New Roman" w:cs="Times New Roman"/>
-                <w:sz w:val="28"/>
-                <w:szCs w:val="24"/>
-                <w:lang w:eastAsia="ru-RU"/>
-              </w:rPr>
-            </w:pPr>
-            <w:r>
-              <w:rPr>
-                <w:rFonts w:ascii="Times New Roman" w:eastAsia="Times New Roman" w:hAnsi="Times New Roman" w:cs="Times New Roman"/>
-                <w:sz w:val="28"/>
-                <w:szCs w:val="24"/>
-                <w:lang w:val="en-US" w:eastAsia="ru-RU"/>
-              </w:rPr>
-              <w:t>1</w:t>
-            </w:r>
-            <w:r>
-              <w:rPr>
-                <w:rFonts w:ascii="Times New Roman" w:eastAsia="Times New Roman" w:hAnsi="Times New Roman" w:cs="Times New Roman"/>
-                <w:sz w:val="28"/>
-                <w:szCs w:val="24"/>
-                <w:lang w:val="en-US" w:eastAsia="ru-RU"/>
-              </w:rPr>
-              <w:t>0</w:t>
-            </w:r>
-            <w:r>
-              <w:rPr>
-                <w:rFonts w:ascii="Times New Roman" w:eastAsia="Times New Roman" w:hAnsi="Times New Roman" w:cs="Times New Roman"/>
-                <w:sz w:val="28"/>
-                <w:szCs w:val="24"/>
-                <w:lang w:val="en-US" w:eastAsia="ru-RU"/>
-              </w:rPr>
-              <w:t>.</w:t>
-            </w:r>
-            <w:r>
-              <w:rPr>
-                <w:rFonts w:ascii="Times New Roman" w:eastAsia="Times New Roman" w:hAnsi="Times New Roman" w:cs="Times New Roman"/>
-                <w:sz w:val="28"/>
-                <w:szCs w:val="24"/>
-                <w:lang w:val="en-US" w:eastAsia="ru-RU"/>
-              </w:rPr>
-              <w:t>0</w:t>
-            </w:r>
-            <w:r>
-              <w:rPr>
-                <w:rFonts w:ascii="Times New Roman" w:eastAsia="Times New Roman" w:hAnsi="Times New Roman" w:cs="Times New Roman"/>
-                <w:sz w:val="28"/>
-                <w:szCs w:val="24"/>
-                <w:lang w:val="en-US" w:eastAsia="ru-RU"/>
-              </w:rPr>
-              <w:t>.</w:t>
-            </w:r>
-            <w:r>
-              <w:rPr>
-                <w:rFonts w:ascii="Times New Roman" w:eastAsia="Times New Roman" w:hAnsi="Times New Roman" w:cs="Times New Roman"/>
-                <w:sz w:val="28"/>
-                <w:szCs w:val="24"/>
-                <w:lang w:val="en-US" w:eastAsia="ru-RU"/>
-              </w:rPr>
-              <w:t>10</w:t>
-            </w:r>
-            <w:r>
-              <w:rPr>
-                <w:rFonts w:ascii="Times New Roman" w:eastAsia="Times New Roman" w:hAnsi="Times New Roman" w:cs="Times New Roman"/>
-                <w:sz w:val="28"/>
-                <w:szCs w:val="24"/>
-                <w:lang w:val="en-US" w:eastAsia="ru-RU"/>
-              </w:rPr>
-              <w:t>0.</w:t>
-            </w:r>
-            <w:r>
-              <w:rPr>
-                <w:rFonts w:ascii="Times New Roman" w:eastAsia="Times New Roman" w:hAnsi="Times New Roman" w:cs="Times New Roman"/>
-                <w:sz w:val="28"/>
-                <w:szCs w:val="24"/>
-                <w:lang w:val="en-US" w:eastAsia="ru-RU"/>
-              </w:rPr>
-              <w:t>17</w:t>
-            </w:r>
-            <w:r>
-              <w:rPr>
-                <w:rFonts w:ascii="Times New Roman" w:eastAsia="Times New Roman" w:hAnsi="Times New Roman" w:cs="Times New Roman"/>
-                <w:sz w:val="28"/>
-                <w:szCs w:val="24"/>
-                <w:lang w:val="en-US" w:eastAsia="ru-RU"/>
-              </w:rPr>
-              <w:t xml:space="preserve"> – 1</w:t>
-            </w:r>
-            <w:r>
-              <w:rPr>
-                <w:rFonts w:ascii="Times New Roman" w:eastAsia="Times New Roman" w:hAnsi="Times New Roman" w:cs="Times New Roman"/>
-                <w:sz w:val="28"/>
-                <w:szCs w:val="24"/>
-                <w:lang w:val="en-US" w:eastAsia="ru-RU"/>
-              </w:rPr>
-              <w:t>0</w:t>
-            </w:r>
-            <w:r>
-              <w:rPr>
-                <w:rFonts w:ascii="Times New Roman" w:eastAsia="Times New Roman" w:hAnsi="Times New Roman" w:cs="Times New Roman"/>
-                <w:sz w:val="28"/>
-                <w:szCs w:val="24"/>
-                <w:lang w:val="en-US" w:eastAsia="ru-RU"/>
-              </w:rPr>
-              <w:t>.</w:t>
-            </w:r>
-            <w:r>
-              <w:rPr>
-                <w:rFonts w:ascii="Times New Roman" w:eastAsia="Times New Roman" w:hAnsi="Times New Roman" w:cs="Times New Roman"/>
-                <w:sz w:val="28"/>
-                <w:szCs w:val="24"/>
-                <w:lang w:val="en-US" w:eastAsia="ru-RU"/>
-              </w:rPr>
-              <w:t>0</w:t>
-            </w:r>
-            <w:r>
-              <w:rPr>
-                <w:rFonts w:ascii="Times New Roman" w:eastAsia="Times New Roman" w:hAnsi="Times New Roman" w:cs="Times New Roman"/>
-                <w:sz w:val="28"/>
-                <w:szCs w:val="24"/>
-                <w:lang w:val="en-US" w:eastAsia="ru-RU"/>
-              </w:rPr>
-              <w:t>.</w:t>
-            </w:r>
-            <w:r>
-              <w:rPr>
-                <w:rFonts w:ascii="Times New Roman" w:eastAsia="Times New Roman" w:hAnsi="Times New Roman" w:cs="Times New Roman"/>
-                <w:sz w:val="28"/>
-                <w:szCs w:val="24"/>
-                <w:lang w:val="en-US" w:eastAsia="ru-RU"/>
-              </w:rPr>
-              <w:t>10</w:t>
-            </w:r>
-            <w:r>
-              <w:rPr>
-                <w:rFonts w:ascii="Times New Roman" w:eastAsia="Times New Roman" w:hAnsi="Times New Roman" w:cs="Times New Roman"/>
-                <w:sz w:val="28"/>
-                <w:szCs w:val="24"/>
-                <w:lang w:val="en-US" w:eastAsia="ru-RU"/>
-              </w:rPr>
-              <w:t>0.</w:t>
-            </w:r>
-            <w:r>
-              <w:rPr>
-                <w:rFonts w:ascii="Times New Roman" w:eastAsia="Times New Roman" w:hAnsi="Times New Roman" w:cs="Times New Roman"/>
-                <w:sz w:val="28"/>
-                <w:szCs w:val="24"/>
-                <w:lang w:val="en-US" w:eastAsia="ru-RU"/>
-              </w:rPr>
-              <w:t>18</w:t>
+                <w:sz w:val="24"/>
+                <w:lang w:eastAsia="ru-RU"/>
+              </w:rPr>
+            </w:pPr>
+            <w:r>
+              <w:rPr>
+                <w:rFonts w:ascii="Times New Roman" w:eastAsia="Times New Roman" w:hAnsi="Times New Roman" w:cs="Times New Roman"/>
+                <w:sz w:val="24"/>
+                <w:lang w:val="en-US" w:eastAsia="ru-RU"/>
+              </w:rPr>
+              <w:t>10.0.100.17 – 10.0.100.18</w:t>
             </w:r>
           </w:p>
         </w:tc>
@@ -5937,20 +4237,20 @@
               <w:jc w:val="center"/>
               <w:rPr>
                 <w:rFonts w:ascii="Times New Roman" w:eastAsia="Times New Roman" w:hAnsi="Times New Roman" w:cs="Times New Roman"/>
-                <w:sz w:val="28"/>
-                <w:szCs w:val="24"/>
-                <w:lang w:val="en-US" w:eastAsia="ru-RU"/>
-              </w:rPr>
-            </w:pPr>
-            <w:r>
-              <w:rPr>
-                <w:rFonts w:ascii="Times New Roman" w:eastAsia="Times New Roman" w:hAnsi="Times New Roman" w:cs="Times New Roman"/>
-                <w:sz w:val="28"/>
-                <w:szCs w:val="24"/>
+                <w:sz w:val="24"/>
+                <w:lang w:val="en-US" w:eastAsia="ru-RU"/>
+              </w:rPr>
+            </w:pPr>
+            <w:proofErr w:type="spellStart"/>
+            <w:r>
+              <w:rPr>
+                <w:rFonts w:ascii="Times New Roman" w:eastAsia="Times New Roman" w:hAnsi="Times New Roman" w:cs="Times New Roman"/>
+                <w:sz w:val="24"/>
                 <w:lang w:val="en-US" w:eastAsia="ru-RU"/>
               </w:rPr>
               <w:t>RouterB</w:t>
             </w:r>
+            <w:proofErr w:type="spellEnd"/>
           </w:p>
         </w:tc>
         <w:tc>
@@ -5963,16 +4263,14 @@
               <w:jc w:val="center"/>
               <w:rPr>
                 <w:rFonts w:ascii="Times New Roman" w:eastAsia="Times New Roman" w:hAnsi="Times New Roman" w:cs="Times New Roman"/>
-                <w:sz w:val="28"/>
-                <w:szCs w:val="24"/>
-                <w:lang w:val="en-US" w:eastAsia="ru-RU"/>
-              </w:rPr>
-            </w:pPr>
-            <w:r>
-              <w:rPr>
-                <w:rFonts w:ascii="Times New Roman" w:eastAsia="Times New Roman" w:hAnsi="Times New Roman" w:cs="Times New Roman"/>
-                <w:sz w:val="28"/>
-                <w:szCs w:val="24"/>
+                <w:sz w:val="24"/>
+                <w:lang w:val="en-US" w:eastAsia="ru-RU"/>
+              </w:rPr>
+            </w:pPr>
+            <w:r>
+              <w:rPr>
+                <w:rFonts w:ascii="Times New Roman" w:eastAsia="Times New Roman" w:hAnsi="Times New Roman" w:cs="Times New Roman"/>
+                <w:sz w:val="24"/>
                 <w:lang w:val="en-US" w:eastAsia="ru-RU"/>
               </w:rPr>
               <w:t>Gig0/1</w:t>

--- a/Сети/КП/Документация/8. Распределение адресного пространства.docx
+++ b/Сети/КП/Документация/8. Распределение адресного пространства.docx
@@ -3866,7 +3866,15 @@
                 <w:sz w:val="24"/>
                 <w:lang w:val="en-US" w:eastAsia="ru-RU"/>
               </w:rPr>
-              <w:t>MSW2</w:t>
+              <w:t>MSW</w:t>
+            </w:r>
+            <w:r>
+              <w:rPr>
+                <w:rFonts w:ascii="Times New Roman" w:eastAsia="Times New Roman" w:hAnsi="Times New Roman" w:cs="Times New Roman"/>
+                <w:sz w:val="24"/>
+                <w:lang w:val="en-US" w:eastAsia="ru-RU"/>
+              </w:rPr>
+              <w:t>3</w:t>
             </w:r>
           </w:p>
         </w:tc>
@@ -4110,7 +4118,15 @@
                 <w:sz w:val="24"/>
                 <w:lang w:val="en-US" w:eastAsia="ru-RU"/>
               </w:rPr>
-              <w:t>MSW2</w:t>
+              <w:t>MSW</w:t>
+            </w:r>
+            <w:r>
+              <w:rPr>
+                <w:rFonts w:ascii="Times New Roman" w:eastAsia="Times New Roman" w:hAnsi="Times New Roman" w:cs="Times New Roman"/>
+                <w:sz w:val="24"/>
+                <w:lang w:val="en-US" w:eastAsia="ru-RU"/>
+              </w:rPr>
+              <w:t>3</w:t>
             </w:r>
           </w:p>
         </w:tc>

--- a/Сети/КП/Документация/8. Распределение адресного пространства.docx
+++ b/Сети/КП/Документация/8. Распределение адресного пространства.docx
@@ -736,9 +736,9 @@
         <w:gridCol w:w="1181"/>
         <w:gridCol w:w="2761"/>
         <w:gridCol w:w="1049"/>
-        <w:gridCol w:w="1966"/>
-        <w:gridCol w:w="974"/>
-        <w:gridCol w:w="2264"/>
+        <w:gridCol w:w="1241"/>
+        <w:gridCol w:w="1134"/>
+        <w:gridCol w:w="2829"/>
       </w:tblGrid>
       <w:tr>
         <w:trPr>
@@ -820,7 +820,7 @@
         </w:tc>
         <w:tc>
           <w:tcPr>
-            <w:tcW w:w="1966" w:type="dxa"/>
+            <w:tcW w:w="1241" w:type="dxa"/>
             <w:vAlign w:val="center"/>
           </w:tcPr>
           <w:p>
@@ -844,7 +844,7 @@
         </w:tc>
         <w:tc>
           <w:tcPr>
-            <w:tcW w:w="974" w:type="dxa"/>
+            <w:tcW w:w="1134" w:type="dxa"/>
             <w:vAlign w:val="center"/>
           </w:tcPr>
           <w:p>
@@ -868,7 +868,7 @@
         </w:tc>
         <w:tc>
           <w:tcPr>
-            <w:tcW w:w="2264" w:type="dxa"/>
+            <w:tcW w:w="2829" w:type="dxa"/>
             <w:vAlign w:val="center"/>
           </w:tcPr>
           <w:p>
@@ -979,12 +979,11 @@
         </w:tc>
         <w:tc>
           <w:tcPr>
-            <w:tcW w:w="1966" w:type="dxa"/>
-            <w:vAlign w:val="center"/>
-          </w:tcPr>
-          <w:p>
-            <w:pPr>
-              <w:jc w:val="center"/>
+            <w:tcW w:w="1241" w:type="dxa"/>
+            <w:vAlign w:val="center"/>
+          </w:tcPr>
+          <w:p>
+            <w:pPr>
               <w:rPr>
                 <w:rFonts w:ascii="Times New Roman" w:eastAsia="Times New Roman" w:hAnsi="Times New Roman" w:cs="Times New Roman"/>
                 <w:sz w:val="24"/>
@@ -1003,7 +1002,7 @@
         </w:tc>
         <w:tc>
           <w:tcPr>
-            <w:tcW w:w="974" w:type="dxa"/>
+            <w:tcW w:w="1134" w:type="dxa"/>
             <w:vAlign w:val="center"/>
           </w:tcPr>
           <w:p>
@@ -1029,18 +1028,25 @@
                 <w:sz w:val="24"/>
                 <w:lang w:eastAsia="ru-RU"/>
               </w:rPr>
-              <w:t>26</w:t>
-            </w:r>
-          </w:p>
-        </w:tc>
-        <w:tc>
-          <w:tcPr>
-            <w:tcW w:w="2264" w:type="dxa"/>
-            <w:vAlign w:val="center"/>
-          </w:tcPr>
-          <w:p>
-            <w:pPr>
-              <w:jc w:val="center"/>
+              <w:t>2</w:t>
+            </w:r>
+            <w:r>
+              <w:rPr>
+                <w:rFonts w:ascii="Times New Roman" w:eastAsia="Times New Roman" w:hAnsi="Times New Roman" w:cs="Times New Roman"/>
+                <w:sz w:val="24"/>
+                <w:lang w:val="en-US" w:eastAsia="ru-RU"/>
+              </w:rPr>
+              <w:t>5</w:t>
+            </w:r>
+          </w:p>
+        </w:tc>
+        <w:tc>
+          <w:tcPr>
+            <w:tcW w:w="2829" w:type="dxa"/>
+            <w:vAlign w:val="center"/>
+          </w:tcPr>
+          <w:p>
+            <w:pPr>
               <w:rPr>
                 <w:rFonts w:ascii="Times New Roman" w:eastAsia="Times New Roman" w:hAnsi="Times New Roman" w:cs="Times New Roman"/>
                 <w:sz w:val="24"/>
@@ -1069,7 +1075,15 @@
                 <w:sz w:val="24"/>
                 <w:lang w:val="en-US" w:eastAsia="ru-RU"/>
               </w:rPr>
-              <w:t>10.0.0.62</w:t>
+              <w:t>10.0.0.</w:t>
+            </w:r>
+            <w:r>
+              <w:rPr>
+                <w:rFonts w:ascii="Times New Roman" w:eastAsia="Times New Roman" w:hAnsi="Times New Roman" w:cs="Times New Roman"/>
+                <w:sz w:val="24"/>
+                <w:lang w:val="en-US" w:eastAsia="ru-RU"/>
+              </w:rPr>
+              <w:t>126</w:t>
             </w:r>
           </w:p>
         </w:tc>
@@ -1152,31 +1166,38 @@
         </w:tc>
         <w:tc>
           <w:tcPr>
-            <w:tcW w:w="1966" w:type="dxa"/>
-            <w:vAlign w:val="center"/>
-          </w:tcPr>
-          <w:p>
-            <w:pPr>
-              <w:jc w:val="center"/>
-              <w:rPr>
-                <w:rFonts w:ascii="Times New Roman" w:eastAsia="Times New Roman" w:hAnsi="Times New Roman" w:cs="Times New Roman"/>
-                <w:sz w:val="24"/>
-                <w:lang w:val="en-US" w:eastAsia="ru-RU"/>
-              </w:rPr>
-            </w:pPr>
-            <w:r>
-              <w:rPr>
-                <w:rFonts w:ascii="Times New Roman" w:eastAsia="Times New Roman" w:hAnsi="Times New Roman" w:cs="Times New Roman"/>
-                <w:sz w:val="24"/>
-                <w:lang w:val="en-US" w:eastAsia="ru-RU"/>
-              </w:rPr>
-              <w:t>10.0.0.64</w:t>
-            </w:r>
-          </w:p>
-        </w:tc>
-        <w:tc>
-          <w:tcPr>
-            <w:tcW w:w="974" w:type="dxa"/>
+            <w:tcW w:w="1241" w:type="dxa"/>
+            <w:vAlign w:val="center"/>
+          </w:tcPr>
+          <w:p>
+            <w:pPr>
+              <w:rPr>
+                <w:rFonts w:ascii="Times New Roman" w:eastAsia="Times New Roman" w:hAnsi="Times New Roman" w:cs="Times New Roman"/>
+                <w:sz w:val="24"/>
+                <w:lang w:val="en-US" w:eastAsia="ru-RU"/>
+              </w:rPr>
+            </w:pPr>
+            <w:r>
+              <w:rPr>
+                <w:rFonts w:ascii="Times New Roman" w:eastAsia="Times New Roman" w:hAnsi="Times New Roman" w:cs="Times New Roman"/>
+                <w:sz w:val="24"/>
+                <w:lang w:val="en-US" w:eastAsia="ru-RU"/>
+              </w:rPr>
+              <w:t>10.0.0.</w:t>
+            </w:r>
+            <w:r>
+              <w:rPr>
+                <w:rFonts w:ascii="Times New Roman" w:eastAsia="Times New Roman" w:hAnsi="Times New Roman" w:cs="Times New Roman"/>
+                <w:sz w:val="24"/>
+                <w:lang w:val="en-US" w:eastAsia="ru-RU"/>
+              </w:rPr>
+              <w:t>128</w:t>
+            </w:r>
+          </w:p>
+        </w:tc>
+        <w:tc>
+          <w:tcPr>
+            <w:tcW w:w="1134" w:type="dxa"/>
             <w:vAlign w:val="center"/>
           </w:tcPr>
           <w:p>
@@ -1210,31 +1231,46 @@
                 <w:sz w:val="24"/>
                 <w:lang w:val="en-US" w:eastAsia="ru-RU"/>
               </w:rPr>
-              <w:t>6</w:t>
-            </w:r>
-          </w:p>
-        </w:tc>
-        <w:tc>
-          <w:tcPr>
-            <w:tcW w:w="2264" w:type="dxa"/>
-            <w:vAlign w:val="center"/>
-          </w:tcPr>
-          <w:p>
-            <w:pPr>
-              <w:jc w:val="center"/>
-              <w:rPr>
-                <w:rFonts w:ascii="Times New Roman" w:eastAsia="Times New Roman" w:hAnsi="Times New Roman" w:cs="Times New Roman"/>
-                <w:sz w:val="24"/>
-                <w:lang w:val="en-US" w:eastAsia="ru-RU"/>
-              </w:rPr>
-            </w:pPr>
-            <w:r>
-              <w:rPr>
-                <w:rFonts w:ascii="Times New Roman" w:eastAsia="Times New Roman" w:hAnsi="Times New Roman" w:cs="Times New Roman"/>
-                <w:sz w:val="24"/>
-                <w:lang w:val="en-US" w:eastAsia="ru-RU"/>
-              </w:rPr>
-              <w:t xml:space="preserve">10.0.0.65 </w:t>
+              <w:t>5</w:t>
+            </w:r>
+          </w:p>
+        </w:tc>
+        <w:tc>
+          <w:tcPr>
+            <w:tcW w:w="2829" w:type="dxa"/>
+            <w:vAlign w:val="center"/>
+          </w:tcPr>
+          <w:p>
+            <w:pPr>
+              <w:rPr>
+                <w:rFonts w:ascii="Times New Roman" w:eastAsia="Times New Roman" w:hAnsi="Times New Roman" w:cs="Times New Roman"/>
+                <w:sz w:val="24"/>
+                <w:lang w:val="en-US" w:eastAsia="ru-RU"/>
+              </w:rPr>
+            </w:pPr>
+            <w:r>
+              <w:rPr>
+                <w:rFonts w:ascii="Times New Roman" w:eastAsia="Times New Roman" w:hAnsi="Times New Roman" w:cs="Times New Roman"/>
+                <w:sz w:val="24"/>
+                <w:lang w:val="en-US" w:eastAsia="ru-RU"/>
+              </w:rPr>
+              <w:t>10.0.0.</w:t>
+            </w:r>
+            <w:r>
+              <w:rPr>
+                <w:rFonts w:ascii="Times New Roman" w:eastAsia="Times New Roman" w:hAnsi="Times New Roman" w:cs="Times New Roman"/>
+                <w:sz w:val="24"/>
+                <w:lang w:val="en-US" w:eastAsia="ru-RU"/>
+              </w:rPr>
+              <w:t>129</w:t>
+            </w:r>
+            <w:r>
+              <w:rPr>
+                <w:rFonts w:ascii="Times New Roman" w:eastAsia="Times New Roman" w:hAnsi="Times New Roman" w:cs="Times New Roman"/>
+                <w:sz w:val="24"/>
+                <w:lang w:val="en-US" w:eastAsia="ru-RU"/>
+              </w:rPr>
+              <w:t xml:space="preserve"> </w:t>
             </w:r>
             <w:r>
               <w:rPr>
@@ -1250,7 +1286,15 @@
                 <w:sz w:val="24"/>
                 <w:lang w:val="en-US" w:eastAsia="ru-RU"/>
               </w:rPr>
-              <w:t xml:space="preserve"> 10.0.0.126</w:t>
+              <w:t xml:space="preserve"> 10.0.0.</w:t>
+            </w:r>
+            <w:r>
+              <w:rPr>
+                <w:rFonts w:ascii="Times New Roman" w:eastAsia="Times New Roman" w:hAnsi="Times New Roman" w:cs="Times New Roman"/>
+                <w:sz w:val="24"/>
+                <w:lang w:val="en-US" w:eastAsia="ru-RU"/>
+              </w:rPr>
+              <w:t>254</w:t>
             </w:r>
           </w:p>
         </w:tc>
@@ -1333,31 +1377,38 @@
         </w:tc>
         <w:tc>
           <w:tcPr>
-            <w:tcW w:w="1966" w:type="dxa"/>
-            <w:vAlign w:val="center"/>
-          </w:tcPr>
-          <w:p>
-            <w:pPr>
-              <w:jc w:val="center"/>
-              <w:rPr>
-                <w:rFonts w:ascii="Times New Roman" w:eastAsia="Times New Roman" w:hAnsi="Times New Roman" w:cs="Times New Roman"/>
-                <w:sz w:val="24"/>
-                <w:lang w:val="en-US" w:eastAsia="ru-RU"/>
-              </w:rPr>
-            </w:pPr>
-            <w:r>
-              <w:rPr>
-                <w:rFonts w:ascii="Times New Roman" w:eastAsia="Times New Roman" w:hAnsi="Times New Roman" w:cs="Times New Roman"/>
-                <w:sz w:val="24"/>
-                <w:lang w:val="en-US" w:eastAsia="ru-RU"/>
-              </w:rPr>
-              <w:t>10.0.0.128</w:t>
-            </w:r>
-          </w:p>
-        </w:tc>
-        <w:tc>
-          <w:tcPr>
-            <w:tcW w:w="974" w:type="dxa"/>
+            <w:tcW w:w="1241" w:type="dxa"/>
+            <w:vAlign w:val="center"/>
+          </w:tcPr>
+          <w:p>
+            <w:pPr>
+              <w:rPr>
+                <w:rFonts w:ascii="Times New Roman" w:eastAsia="Times New Roman" w:hAnsi="Times New Roman" w:cs="Times New Roman"/>
+                <w:sz w:val="24"/>
+                <w:lang w:val="en-US" w:eastAsia="ru-RU"/>
+              </w:rPr>
+            </w:pPr>
+            <w:r>
+              <w:rPr>
+                <w:rFonts w:ascii="Times New Roman" w:eastAsia="Times New Roman" w:hAnsi="Times New Roman" w:cs="Times New Roman"/>
+                <w:sz w:val="24"/>
+                <w:lang w:val="en-US" w:eastAsia="ru-RU"/>
+              </w:rPr>
+              <w:t>10.0.</w:t>
+            </w:r>
+            <w:r>
+              <w:rPr>
+                <w:rFonts w:ascii="Times New Roman" w:eastAsia="Times New Roman" w:hAnsi="Times New Roman" w:cs="Times New Roman"/>
+                <w:sz w:val="24"/>
+                <w:lang w:val="en-US" w:eastAsia="ru-RU"/>
+              </w:rPr>
+              <w:t>1.0</w:t>
+            </w:r>
+          </w:p>
+        </w:tc>
+        <w:tc>
+          <w:tcPr>
+            <w:tcW w:w="1134" w:type="dxa"/>
             <w:vAlign w:val="center"/>
           </w:tcPr>
           <w:p>
@@ -1391,31 +1442,54 @@
                 <w:sz w:val="24"/>
                 <w:lang w:val="en-US" w:eastAsia="ru-RU"/>
               </w:rPr>
-              <w:t>6</w:t>
-            </w:r>
-          </w:p>
-        </w:tc>
-        <w:tc>
-          <w:tcPr>
-            <w:tcW w:w="2264" w:type="dxa"/>
-            <w:vAlign w:val="center"/>
-          </w:tcPr>
-          <w:p>
-            <w:pPr>
-              <w:jc w:val="center"/>
-              <w:rPr>
-                <w:rFonts w:ascii="Times New Roman" w:eastAsia="Times New Roman" w:hAnsi="Times New Roman" w:cs="Times New Roman"/>
-                <w:sz w:val="24"/>
-                <w:lang w:eastAsia="ru-RU"/>
-              </w:rPr>
-            </w:pPr>
-            <w:r>
-              <w:rPr>
-                <w:rFonts w:ascii="Times New Roman" w:eastAsia="Times New Roman" w:hAnsi="Times New Roman" w:cs="Times New Roman"/>
-                <w:sz w:val="24"/>
-                <w:lang w:val="en-US" w:eastAsia="ru-RU"/>
-              </w:rPr>
-              <w:t>10.0.0.129</w:t>
+              <w:t>5</w:t>
+            </w:r>
+          </w:p>
+        </w:tc>
+        <w:tc>
+          <w:tcPr>
+            <w:tcW w:w="2829" w:type="dxa"/>
+            <w:vAlign w:val="center"/>
+          </w:tcPr>
+          <w:p>
+            <w:pPr>
+              <w:rPr>
+                <w:rFonts w:ascii="Times New Roman" w:eastAsia="Times New Roman" w:hAnsi="Times New Roman" w:cs="Times New Roman"/>
+                <w:sz w:val="24"/>
+                <w:lang w:eastAsia="ru-RU"/>
+              </w:rPr>
+            </w:pPr>
+            <w:r>
+              <w:rPr>
+                <w:rFonts w:ascii="Times New Roman" w:eastAsia="Times New Roman" w:hAnsi="Times New Roman" w:cs="Times New Roman"/>
+                <w:sz w:val="24"/>
+                <w:lang w:val="en-US" w:eastAsia="ru-RU"/>
+              </w:rPr>
+              <w:t>10.0.</w:t>
+            </w:r>
+            <w:r>
+              <w:rPr>
+                <w:rFonts w:ascii="Times New Roman" w:eastAsia="Times New Roman" w:hAnsi="Times New Roman" w:cs="Times New Roman"/>
+                <w:sz w:val="24"/>
+                <w:lang w:val="en-US" w:eastAsia="ru-RU"/>
+              </w:rPr>
+              <w:t>1</w:t>
+            </w:r>
+            <w:r>
+              <w:rPr>
+                <w:rFonts w:ascii="Times New Roman" w:eastAsia="Times New Roman" w:hAnsi="Times New Roman" w:cs="Times New Roman"/>
+                <w:sz w:val="24"/>
+                <w:lang w:val="en-US" w:eastAsia="ru-RU"/>
+              </w:rPr>
+              <w:t>.</w:t>
+            </w:r>
+            <w:r>
+              <w:rPr>
+                <w:rFonts w:ascii="Times New Roman" w:eastAsia="Times New Roman" w:hAnsi="Times New Roman" w:cs="Times New Roman"/>
+                <w:sz w:val="24"/>
+                <w:lang w:val="en-US" w:eastAsia="ru-RU"/>
+              </w:rPr>
+              <w:t>1</w:t>
             </w:r>
             <w:r>
               <w:rPr>
@@ -1431,7 +1505,31 @@
                 <w:sz w:val="24"/>
                 <w:lang w:val="en-US" w:eastAsia="ru-RU"/>
               </w:rPr>
-              <w:t>10.0.0.190</w:t>
+              <w:t>10.0.</w:t>
+            </w:r>
+            <w:r>
+              <w:rPr>
+                <w:rFonts w:ascii="Times New Roman" w:eastAsia="Times New Roman" w:hAnsi="Times New Roman" w:cs="Times New Roman"/>
+                <w:sz w:val="24"/>
+                <w:lang w:val="en-US" w:eastAsia="ru-RU"/>
+              </w:rPr>
+              <w:t>1</w:t>
+            </w:r>
+            <w:r>
+              <w:rPr>
+                <w:rFonts w:ascii="Times New Roman" w:eastAsia="Times New Roman" w:hAnsi="Times New Roman" w:cs="Times New Roman"/>
+                <w:sz w:val="24"/>
+                <w:lang w:val="en-US" w:eastAsia="ru-RU"/>
+              </w:rPr>
+              <w:t>.</w:t>
+            </w:r>
+            <w:r>
+              <w:rPr>
+                <w:rFonts w:ascii="Times New Roman" w:eastAsia="Times New Roman" w:hAnsi="Times New Roman" w:cs="Times New Roman"/>
+                <w:sz w:val="24"/>
+                <w:lang w:val="en-US" w:eastAsia="ru-RU"/>
+              </w:rPr>
+              <w:t>126</w:t>
             </w:r>
           </w:p>
         </w:tc>
@@ -1514,31 +1612,54 @@
         </w:tc>
         <w:tc>
           <w:tcPr>
-            <w:tcW w:w="1966" w:type="dxa"/>
-            <w:vAlign w:val="center"/>
-          </w:tcPr>
-          <w:p>
-            <w:pPr>
-              <w:jc w:val="center"/>
-              <w:rPr>
-                <w:rFonts w:ascii="Times New Roman" w:eastAsia="Times New Roman" w:hAnsi="Times New Roman" w:cs="Times New Roman"/>
-                <w:sz w:val="24"/>
-                <w:lang w:val="en-US" w:eastAsia="ru-RU"/>
-              </w:rPr>
-            </w:pPr>
-            <w:r>
-              <w:rPr>
-                <w:rFonts w:ascii="Times New Roman" w:eastAsia="Times New Roman" w:hAnsi="Times New Roman" w:cs="Times New Roman"/>
-                <w:sz w:val="24"/>
-                <w:lang w:val="en-US" w:eastAsia="ru-RU"/>
-              </w:rPr>
-              <w:t>10.0.1.128</w:t>
-            </w:r>
-          </w:p>
-        </w:tc>
-        <w:tc>
-          <w:tcPr>
-            <w:tcW w:w="974" w:type="dxa"/>
+            <w:tcW w:w="1241" w:type="dxa"/>
+            <w:vAlign w:val="center"/>
+          </w:tcPr>
+          <w:p>
+            <w:pPr>
+              <w:rPr>
+                <w:rFonts w:ascii="Times New Roman" w:eastAsia="Times New Roman" w:hAnsi="Times New Roman" w:cs="Times New Roman"/>
+                <w:sz w:val="24"/>
+                <w:lang w:val="en-US" w:eastAsia="ru-RU"/>
+              </w:rPr>
+            </w:pPr>
+            <w:r>
+              <w:rPr>
+                <w:rFonts w:ascii="Times New Roman" w:eastAsia="Times New Roman" w:hAnsi="Times New Roman" w:cs="Times New Roman"/>
+                <w:sz w:val="24"/>
+                <w:lang w:val="en-US" w:eastAsia="ru-RU"/>
+              </w:rPr>
+              <w:t>10.0.</w:t>
+            </w:r>
+            <w:r>
+              <w:rPr>
+                <w:rFonts w:ascii="Times New Roman" w:eastAsia="Times New Roman" w:hAnsi="Times New Roman" w:cs="Times New Roman"/>
+                <w:sz w:val="24"/>
+                <w:lang w:val="en-US" w:eastAsia="ru-RU"/>
+              </w:rPr>
+              <w:t>3</w:t>
+            </w:r>
+            <w:r>
+              <w:rPr>
+                <w:rFonts w:ascii="Times New Roman" w:eastAsia="Times New Roman" w:hAnsi="Times New Roman" w:cs="Times New Roman"/>
+                <w:sz w:val="24"/>
+                <w:lang w:val="en-US" w:eastAsia="ru-RU"/>
+              </w:rPr>
+              <w:t>.</w:t>
+            </w:r>
+            <w:r>
+              <w:rPr>
+                <w:rFonts w:ascii="Times New Roman" w:eastAsia="Times New Roman" w:hAnsi="Times New Roman" w:cs="Times New Roman"/>
+                <w:sz w:val="24"/>
+                <w:lang w:val="en-US" w:eastAsia="ru-RU"/>
+              </w:rPr>
+              <w:t>0</w:t>
+            </w:r>
+          </w:p>
+        </w:tc>
+        <w:tc>
+          <w:tcPr>
+            <w:tcW w:w="1134" w:type="dxa"/>
             <w:vAlign w:val="center"/>
           </w:tcPr>
           <w:p>
@@ -1570,33 +1691,56 @@
               <w:rPr>
                 <w:rFonts w:ascii="Times New Roman" w:eastAsia="Times New Roman" w:hAnsi="Times New Roman" w:cs="Times New Roman"/>
                 <w:sz w:val="24"/>
-                <w:lang w:val="en-US" w:eastAsia="ru-RU"/>
-              </w:rPr>
-              <w:t>7</w:t>
-            </w:r>
-          </w:p>
-        </w:tc>
-        <w:tc>
-          <w:tcPr>
-            <w:tcW w:w="2264" w:type="dxa"/>
-            <w:vAlign w:val="center"/>
-          </w:tcPr>
-          <w:p>
-            <w:pPr>
-              <w:jc w:val="center"/>
-              <w:rPr>
-                <w:rFonts w:ascii="Times New Roman" w:eastAsia="Times New Roman" w:hAnsi="Times New Roman" w:cs="Times New Roman"/>
-                <w:sz w:val="24"/>
-                <w:lang w:eastAsia="ru-RU"/>
-              </w:rPr>
-            </w:pPr>
-            <w:r>
-              <w:rPr>
-                <w:rFonts w:ascii="Times New Roman" w:eastAsia="Times New Roman" w:hAnsi="Times New Roman" w:cs="Times New Roman"/>
-                <w:sz w:val="24"/>
-                <w:lang w:val="en-US" w:eastAsia="ru-RU"/>
-              </w:rPr>
-              <w:t>10.0.1.129</w:t>
+                <w:lang w:eastAsia="ru-RU"/>
+              </w:rPr>
+              <w:t>6</w:t>
+            </w:r>
+          </w:p>
+        </w:tc>
+        <w:tc>
+          <w:tcPr>
+            <w:tcW w:w="2829" w:type="dxa"/>
+            <w:vAlign w:val="center"/>
+          </w:tcPr>
+          <w:p>
+            <w:pPr>
+              <w:rPr>
+                <w:rFonts w:ascii="Times New Roman" w:eastAsia="Times New Roman" w:hAnsi="Times New Roman" w:cs="Times New Roman"/>
+                <w:sz w:val="24"/>
+                <w:lang w:eastAsia="ru-RU"/>
+              </w:rPr>
+            </w:pPr>
+            <w:r>
+              <w:rPr>
+                <w:rFonts w:ascii="Times New Roman" w:eastAsia="Times New Roman" w:hAnsi="Times New Roman" w:cs="Times New Roman"/>
+                <w:sz w:val="24"/>
+                <w:lang w:val="en-US" w:eastAsia="ru-RU"/>
+              </w:rPr>
+              <w:t>10.0.</w:t>
+            </w:r>
+            <w:r>
+              <w:rPr>
+                <w:rFonts w:ascii="Times New Roman" w:eastAsia="Times New Roman" w:hAnsi="Times New Roman" w:cs="Times New Roman"/>
+                <w:sz w:val="24"/>
+                <w:lang w:val="en-US" w:eastAsia="ru-RU"/>
+              </w:rPr>
+              <w:t>3</w:t>
+            </w:r>
+            <w:r>
+              <w:rPr>
+                <w:rFonts w:ascii="Times New Roman" w:eastAsia="Times New Roman" w:hAnsi="Times New Roman" w:cs="Times New Roman"/>
+                <w:sz w:val="24"/>
+                <w:lang w:val="en-US" w:eastAsia="ru-RU"/>
+              </w:rPr>
+              <w:t>.</w:t>
+            </w:r>
+            <w:r>
+              <w:rPr>
+                <w:rFonts w:ascii="Times New Roman" w:eastAsia="Times New Roman" w:hAnsi="Times New Roman" w:cs="Times New Roman"/>
+                <w:sz w:val="24"/>
+                <w:lang w:val="en-US" w:eastAsia="ru-RU"/>
+              </w:rPr>
+              <w:t>1</w:t>
             </w:r>
             <w:r>
               <w:rPr>
@@ -1612,7 +1756,31 @@
                 <w:sz w:val="24"/>
                 <w:lang w:val="en-US" w:eastAsia="ru-RU"/>
               </w:rPr>
-              <w:t>10.0.1.158</w:t>
+              <w:t>10.0.</w:t>
+            </w:r>
+            <w:r>
+              <w:rPr>
+                <w:rFonts w:ascii="Times New Roman" w:eastAsia="Times New Roman" w:hAnsi="Times New Roman" w:cs="Times New Roman"/>
+                <w:sz w:val="24"/>
+                <w:lang w:val="en-US" w:eastAsia="ru-RU"/>
+              </w:rPr>
+              <w:t>3</w:t>
+            </w:r>
+            <w:r>
+              <w:rPr>
+                <w:rFonts w:ascii="Times New Roman" w:eastAsia="Times New Roman" w:hAnsi="Times New Roman" w:cs="Times New Roman"/>
+                <w:sz w:val="24"/>
+                <w:lang w:val="en-US" w:eastAsia="ru-RU"/>
+              </w:rPr>
+              <w:t>.</w:t>
+            </w:r>
+            <w:r>
+              <w:rPr>
+                <w:rFonts w:ascii="Times New Roman" w:eastAsia="Times New Roman" w:hAnsi="Times New Roman" w:cs="Times New Roman"/>
+                <w:sz w:val="24"/>
+                <w:lang w:val="en-US" w:eastAsia="ru-RU"/>
+              </w:rPr>
+              <w:t>62</w:t>
             </w:r>
           </w:p>
         </w:tc>
@@ -1703,73 +1871,143 @@
         </w:tc>
         <w:tc>
           <w:tcPr>
-            <w:tcW w:w="1966" w:type="dxa"/>
-            <w:vAlign w:val="center"/>
-          </w:tcPr>
-          <w:p>
-            <w:pPr>
-              <w:jc w:val="center"/>
-              <w:rPr>
-                <w:rFonts w:ascii="Times New Roman" w:eastAsia="Times New Roman" w:hAnsi="Times New Roman" w:cs="Times New Roman"/>
-                <w:sz w:val="24"/>
-                <w:lang w:val="en-US" w:eastAsia="ru-RU"/>
-              </w:rPr>
-            </w:pPr>
-            <w:r>
-              <w:rPr>
-                <w:rFonts w:ascii="Times New Roman" w:eastAsia="Times New Roman" w:hAnsi="Times New Roman" w:cs="Times New Roman"/>
-                <w:sz w:val="24"/>
-                <w:lang w:val="en-US" w:eastAsia="ru-RU"/>
-              </w:rPr>
-              <w:t>10.0.1.160</w:t>
-            </w:r>
-          </w:p>
-        </w:tc>
-        <w:tc>
-          <w:tcPr>
-            <w:tcW w:w="974" w:type="dxa"/>
-            <w:vAlign w:val="center"/>
-          </w:tcPr>
-          <w:p>
-            <w:pPr>
-              <w:jc w:val="center"/>
-              <w:rPr>
-                <w:rFonts w:ascii="Times New Roman" w:eastAsia="Times New Roman" w:hAnsi="Times New Roman" w:cs="Times New Roman"/>
-                <w:sz w:val="24"/>
-                <w:lang w:val="en-US" w:eastAsia="ru-RU"/>
-              </w:rPr>
-            </w:pPr>
-            <w:r>
-              <w:rPr>
-                <w:rFonts w:ascii="Times New Roman" w:eastAsia="Times New Roman" w:hAnsi="Times New Roman" w:cs="Times New Roman"/>
-                <w:sz w:val="24"/>
-                <w:lang w:val="en-US" w:eastAsia="ru-RU"/>
-              </w:rPr>
-              <w:t>/27</w:t>
-            </w:r>
-          </w:p>
-        </w:tc>
-        <w:tc>
-          <w:tcPr>
-            <w:tcW w:w="2264" w:type="dxa"/>
-            <w:vAlign w:val="center"/>
-          </w:tcPr>
-          <w:p>
-            <w:pPr>
-              <w:jc w:val="center"/>
-              <w:rPr>
-                <w:rFonts w:ascii="Times New Roman" w:eastAsia="Times New Roman" w:hAnsi="Times New Roman" w:cs="Times New Roman"/>
-                <w:sz w:val="24"/>
-                <w:lang w:val="en-US" w:eastAsia="ru-RU"/>
-              </w:rPr>
-            </w:pPr>
-            <w:r>
-              <w:rPr>
-                <w:rFonts w:ascii="Times New Roman" w:eastAsia="Times New Roman" w:hAnsi="Times New Roman" w:cs="Times New Roman"/>
-                <w:sz w:val="24"/>
-                <w:lang w:val="en-US" w:eastAsia="ru-RU"/>
-              </w:rPr>
-              <w:t>10.0.1.161 - 10.0.1.190</w:t>
+            <w:tcW w:w="1241" w:type="dxa"/>
+            <w:vAlign w:val="center"/>
+          </w:tcPr>
+          <w:p>
+            <w:pPr>
+              <w:rPr>
+                <w:rFonts w:ascii="Times New Roman" w:eastAsia="Times New Roman" w:hAnsi="Times New Roman" w:cs="Times New Roman"/>
+                <w:sz w:val="24"/>
+                <w:lang w:val="en-US" w:eastAsia="ru-RU"/>
+              </w:rPr>
+            </w:pPr>
+            <w:r>
+              <w:rPr>
+                <w:rFonts w:ascii="Times New Roman" w:eastAsia="Times New Roman" w:hAnsi="Times New Roman" w:cs="Times New Roman"/>
+                <w:sz w:val="24"/>
+                <w:lang w:val="en-US" w:eastAsia="ru-RU"/>
+              </w:rPr>
+              <w:t>10.0.</w:t>
+            </w:r>
+            <w:r>
+              <w:rPr>
+                <w:rFonts w:ascii="Times New Roman" w:eastAsia="Times New Roman" w:hAnsi="Times New Roman" w:cs="Times New Roman"/>
+                <w:sz w:val="24"/>
+                <w:lang w:val="en-US" w:eastAsia="ru-RU"/>
+              </w:rPr>
+              <w:t>3.64</w:t>
+            </w:r>
+          </w:p>
+        </w:tc>
+        <w:tc>
+          <w:tcPr>
+            <w:tcW w:w="1134" w:type="dxa"/>
+            <w:vAlign w:val="center"/>
+          </w:tcPr>
+          <w:p>
+            <w:pPr>
+              <w:jc w:val="center"/>
+              <w:rPr>
+                <w:rFonts w:ascii="Times New Roman" w:eastAsia="Times New Roman" w:hAnsi="Times New Roman" w:cs="Times New Roman"/>
+                <w:sz w:val="24"/>
+                <w:lang w:val="en-US" w:eastAsia="ru-RU"/>
+              </w:rPr>
+            </w:pPr>
+            <w:r>
+              <w:rPr>
+                <w:rFonts w:ascii="Times New Roman" w:eastAsia="Times New Roman" w:hAnsi="Times New Roman" w:cs="Times New Roman"/>
+                <w:sz w:val="24"/>
+                <w:lang w:val="en-US" w:eastAsia="ru-RU"/>
+              </w:rPr>
+              <w:t>/2</w:t>
+            </w:r>
+            <w:r>
+              <w:rPr>
+                <w:rFonts w:ascii="Times New Roman" w:eastAsia="Times New Roman" w:hAnsi="Times New Roman" w:cs="Times New Roman"/>
+                <w:sz w:val="24"/>
+                <w:lang w:val="en-US" w:eastAsia="ru-RU"/>
+              </w:rPr>
+              <w:t>6</w:t>
+            </w:r>
+          </w:p>
+        </w:tc>
+        <w:tc>
+          <w:tcPr>
+            <w:tcW w:w="2829" w:type="dxa"/>
+            <w:vAlign w:val="center"/>
+          </w:tcPr>
+          <w:p>
+            <w:pPr>
+              <w:rPr>
+                <w:rFonts w:ascii="Times New Roman" w:eastAsia="Times New Roman" w:hAnsi="Times New Roman" w:cs="Times New Roman"/>
+                <w:sz w:val="24"/>
+                <w:lang w:val="en-US" w:eastAsia="ru-RU"/>
+              </w:rPr>
+            </w:pPr>
+            <w:r>
+              <w:rPr>
+                <w:rFonts w:ascii="Times New Roman" w:eastAsia="Times New Roman" w:hAnsi="Times New Roman" w:cs="Times New Roman"/>
+                <w:sz w:val="24"/>
+                <w:lang w:val="en-US" w:eastAsia="ru-RU"/>
+              </w:rPr>
+              <w:t>10.0.</w:t>
+            </w:r>
+            <w:r>
+              <w:rPr>
+                <w:rFonts w:ascii="Times New Roman" w:eastAsia="Times New Roman" w:hAnsi="Times New Roman" w:cs="Times New Roman"/>
+                <w:sz w:val="24"/>
+                <w:lang w:val="en-US" w:eastAsia="ru-RU"/>
+              </w:rPr>
+              <w:t>3</w:t>
+            </w:r>
+            <w:r>
+              <w:rPr>
+                <w:rFonts w:ascii="Times New Roman" w:eastAsia="Times New Roman" w:hAnsi="Times New Roman" w:cs="Times New Roman"/>
+                <w:sz w:val="24"/>
+                <w:lang w:val="en-US" w:eastAsia="ru-RU"/>
+              </w:rPr>
+              <w:t>.</w:t>
+            </w:r>
+            <w:r>
+              <w:rPr>
+                <w:rFonts w:ascii="Times New Roman" w:eastAsia="Times New Roman" w:hAnsi="Times New Roman" w:cs="Times New Roman"/>
+                <w:sz w:val="24"/>
+                <w:lang w:val="en-US" w:eastAsia="ru-RU"/>
+              </w:rPr>
+              <w:t>65</w:t>
+            </w:r>
+            <w:r>
+              <w:rPr>
+                <w:rFonts w:ascii="Times New Roman" w:eastAsia="Times New Roman" w:hAnsi="Times New Roman" w:cs="Times New Roman"/>
+                <w:sz w:val="24"/>
+                <w:lang w:val="en-US" w:eastAsia="ru-RU"/>
+              </w:rPr>
+              <w:t xml:space="preserve"> - 10.0.</w:t>
+            </w:r>
+            <w:r>
+              <w:rPr>
+                <w:rFonts w:ascii="Times New Roman" w:eastAsia="Times New Roman" w:hAnsi="Times New Roman" w:cs="Times New Roman"/>
+                <w:sz w:val="24"/>
+                <w:lang w:val="en-US" w:eastAsia="ru-RU"/>
+              </w:rPr>
+              <w:t>3</w:t>
+            </w:r>
+            <w:r>
+              <w:rPr>
+                <w:rFonts w:ascii="Times New Roman" w:eastAsia="Times New Roman" w:hAnsi="Times New Roman" w:cs="Times New Roman"/>
+                <w:sz w:val="24"/>
+                <w:lang w:val="en-US" w:eastAsia="ru-RU"/>
+              </w:rPr>
+              <w:t>.</w:t>
+            </w:r>
+            <w:r>
+              <w:rPr>
+                <w:rFonts w:ascii="Times New Roman" w:eastAsia="Times New Roman" w:hAnsi="Times New Roman" w:cs="Times New Roman"/>
+                <w:sz w:val="24"/>
+                <w:lang w:val="en-US" w:eastAsia="ru-RU"/>
+              </w:rPr>
+              <w:t>126</w:t>
             </w:r>
           </w:p>
         </w:tc>
@@ -1833,11 +2071,11 @@
       </w:tblPr>
       <w:tblGrid>
         <w:gridCol w:w="1181"/>
-        <w:gridCol w:w="2924"/>
-        <w:gridCol w:w="1049"/>
-        <w:gridCol w:w="1966"/>
-        <w:gridCol w:w="974"/>
-        <w:gridCol w:w="2101"/>
+        <w:gridCol w:w="2783"/>
+        <w:gridCol w:w="993"/>
+        <w:gridCol w:w="1275"/>
+        <w:gridCol w:w="1134"/>
+        <w:gridCol w:w="2829"/>
       </w:tblGrid>
       <w:tr>
         <w:trPr>
@@ -1872,7 +2110,7 @@
         </w:tc>
         <w:tc>
           <w:tcPr>
-            <w:tcW w:w="2924" w:type="dxa"/>
+            <w:tcW w:w="2783" w:type="dxa"/>
             <w:vAlign w:val="center"/>
           </w:tcPr>
           <w:p>
@@ -1896,7 +2134,7 @@
         </w:tc>
         <w:tc>
           <w:tcPr>
-            <w:tcW w:w="1049" w:type="dxa"/>
+            <w:tcW w:w="993" w:type="dxa"/>
             <w:vAlign w:val="center"/>
           </w:tcPr>
           <w:p>
@@ -1920,7 +2158,7 @@
         </w:tc>
         <w:tc>
           <w:tcPr>
-            <w:tcW w:w="1966" w:type="dxa"/>
+            <w:tcW w:w="1275" w:type="dxa"/>
             <w:vAlign w:val="center"/>
           </w:tcPr>
           <w:p>
@@ -1944,7 +2182,7 @@
         </w:tc>
         <w:tc>
           <w:tcPr>
-            <w:tcW w:w="974" w:type="dxa"/>
+            <w:tcW w:w="1134" w:type="dxa"/>
             <w:vAlign w:val="center"/>
           </w:tcPr>
           <w:p>
@@ -1968,7 +2206,7 @@
         </w:tc>
         <w:tc>
           <w:tcPr>
-            <w:tcW w:w="2101" w:type="dxa"/>
+            <w:tcW w:w="2829" w:type="dxa"/>
             <w:vAlign w:val="center"/>
           </w:tcPr>
           <w:p>
@@ -2021,7 +2259,7 @@
         </w:tc>
         <w:tc>
           <w:tcPr>
-            <w:tcW w:w="2924" w:type="dxa"/>
+            <w:tcW w:w="2783" w:type="dxa"/>
             <w:vAlign w:val="center"/>
           </w:tcPr>
           <w:p>
@@ -2045,7 +2283,7 @@
         </w:tc>
         <w:tc>
           <w:tcPr>
-            <w:tcW w:w="1049" w:type="dxa"/>
+            <w:tcW w:w="993" w:type="dxa"/>
             <w:vAlign w:val="center"/>
           </w:tcPr>
           <w:p>
@@ -2069,31 +2307,54 @@
         </w:tc>
         <w:tc>
           <w:tcPr>
-            <w:tcW w:w="1966" w:type="dxa"/>
-            <w:vAlign w:val="center"/>
-          </w:tcPr>
-          <w:p>
-            <w:pPr>
-              <w:jc w:val="center"/>
-              <w:rPr>
-                <w:rFonts w:ascii="Times New Roman" w:eastAsia="Times New Roman" w:hAnsi="Times New Roman" w:cs="Times New Roman"/>
-                <w:sz w:val="24"/>
-                <w:lang w:val="en-US" w:eastAsia="ru-RU"/>
-              </w:rPr>
-            </w:pPr>
-            <w:r>
-              <w:rPr>
-                <w:rFonts w:ascii="Times New Roman" w:eastAsia="Times New Roman" w:hAnsi="Times New Roman" w:cs="Times New Roman"/>
-                <w:sz w:val="24"/>
-                <w:lang w:val="en-US" w:eastAsia="ru-RU"/>
-              </w:rPr>
-              <w:t>10.0.0.192</w:t>
-            </w:r>
-          </w:p>
-        </w:tc>
-        <w:tc>
-          <w:tcPr>
-            <w:tcW w:w="974" w:type="dxa"/>
+            <w:tcW w:w="1275" w:type="dxa"/>
+            <w:vAlign w:val="center"/>
+          </w:tcPr>
+          <w:p>
+            <w:pPr>
+              <w:rPr>
+                <w:rFonts w:ascii="Times New Roman" w:eastAsia="Times New Roman" w:hAnsi="Times New Roman" w:cs="Times New Roman"/>
+                <w:sz w:val="24"/>
+                <w:lang w:val="en-US" w:eastAsia="ru-RU"/>
+              </w:rPr>
+            </w:pPr>
+            <w:r>
+              <w:rPr>
+                <w:rFonts w:ascii="Times New Roman" w:eastAsia="Times New Roman" w:hAnsi="Times New Roman" w:cs="Times New Roman"/>
+                <w:sz w:val="24"/>
+                <w:lang w:val="en-US" w:eastAsia="ru-RU"/>
+              </w:rPr>
+              <w:t>10.0.</w:t>
+            </w:r>
+            <w:r>
+              <w:rPr>
+                <w:rFonts w:ascii="Times New Roman" w:eastAsia="Times New Roman" w:hAnsi="Times New Roman" w:cs="Times New Roman"/>
+                <w:sz w:val="24"/>
+                <w:lang w:val="en-US" w:eastAsia="ru-RU"/>
+              </w:rPr>
+              <w:t>1</w:t>
+            </w:r>
+            <w:r>
+              <w:rPr>
+                <w:rFonts w:ascii="Times New Roman" w:eastAsia="Times New Roman" w:hAnsi="Times New Roman" w:cs="Times New Roman"/>
+                <w:sz w:val="24"/>
+                <w:lang w:val="en-US" w:eastAsia="ru-RU"/>
+              </w:rPr>
+              <w:t>.</w:t>
+            </w:r>
+            <w:r>
+              <w:rPr>
+                <w:rFonts w:ascii="Times New Roman" w:eastAsia="Times New Roman" w:hAnsi="Times New Roman" w:cs="Times New Roman"/>
+                <w:sz w:val="24"/>
+                <w:lang w:val="en-US" w:eastAsia="ru-RU"/>
+              </w:rPr>
+              <w:t>128</w:t>
+            </w:r>
+          </w:p>
+        </w:tc>
+        <w:tc>
+          <w:tcPr>
+            <w:tcW w:w="1134" w:type="dxa"/>
             <w:vAlign w:val="center"/>
           </w:tcPr>
           <w:p>
@@ -2127,31 +2388,54 @@
                 <w:sz w:val="24"/>
                 <w:lang w:val="en-US" w:eastAsia="ru-RU"/>
               </w:rPr>
-              <w:t>6</w:t>
-            </w:r>
-          </w:p>
-        </w:tc>
-        <w:tc>
-          <w:tcPr>
-            <w:tcW w:w="2101" w:type="dxa"/>
-            <w:vAlign w:val="center"/>
-          </w:tcPr>
-          <w:p>
-            <w:pPr>
-              <w:jc w:val="center"/>
-              <w:rPr>
-                <w:rFonts w:ascii="Times New Roman" w:eastAsia="Times New Roman" w:hAnsi="Times New Roman" w:cs="Times New Roman"/>
-                <w:sz w:val="24"/>
-                <w:lang w:val="en-US" w:eastAsia="ru-RU"/>
-              </w:rPr>
-            </w:pPr>
-            <w:r>
-              <w:rPr>
-                <w:rFonts w:ascii="Times New Roman" w:eastAsia="Times New Roman" w:hAnsi="Times New Roman" w:cs="Times New Roman"/>
-                <w:sz w:val="24"/>
-                <w:lang w:val="en-US" w:eastAsia="ru-RU"/>
-              </w:rPr>
-              <w:t>10.0.0.193</w:t>
+              <w:t>5</w:t>
+            </w:r>
+          </w:p>
+        </w:tc>
+        <w:tc>
+          <w:tcPr>
+            <w:tcW w:w="2829" w:type="dxa"/>
+            <w:vAlign w:val="center"/>
+          </w:tcPr>
+          <w:p>
+            <w:pPr>
+              <w:rPr>
+                <w:rFonts w:ascii="Times New Roman" w:eastAsia="Times New Roman" w:hAnsi="Times New Roman" w:cs="Times New Roman"/>
+                <w:sz w:val="24"/>
+                <w:lang w:val="en-US" w:eastAsia="ru-RU"/>
+              </w:rPr>
+            </w:pPr>
+            <w:r>
+              <w:rPr>
+                <w:rFonts w:ascii="Times New Roman" w:eastAsia="Times New Roman" w:hAnsi="Times New Roman" w:cs="Times New Roman"/>
+                <w:sz w:val="24"/>
+                <w:lang w:val="en-US" w:eastAsia="ru-RU"/>
+              </w:rPr>
+              <w:t>10.0.</w:t>
+            </w:r>
+            <w:r>
+              <w:rPr>
+                <w:rFonts w:ascii="Times New Roman" w:eastAsia="Times New Roman" w:hAnsi="Times New Roman" w:cs="Times New Roman"/>
+                <w:sz w:val="24"/>
+                <w:lang w:val="en-US" w:eastAsia="ru-RU"/>
+              </w:rPr>
+              <w:t>1</w:t>
+            </w:r>
+            <w:r>
+              <w:rPr>
+                <w:rFonts w:ascii="Times New Roman" w:eastAsia="Times New Roman" w:hAnsi="Times New Roman" w:cs="Times New Roman"/>
+                <w:sz w:val="24"/>
+                <w:lang w:val="en-US" w:eastAsia="ru-RU"/>
+              </w:rPr>
+              <w:t>.1</w:t>
+            </w:r>
+            <w:r>
+              <w:rPr>
+                <w:rFonts w:ascii="Times New Roman" w:eastAsia="Times New Roman" w:hAnsi="Times New Roman" w:cs="Times New Roman"/>
+                <w:sz w:val="24"/>
+                <w:lang w:val="en-US" w:eastAsia="ru-RU"/>
+              </w:rPr>
+              <w:t>29</w:t>
             </w:r>
             <w:r>
               <w:rPr>
@@ -2167,7 +2451,15 @@
                 <w:sz w:val="24"/>
                 <w:lang w:val="en-US" w:eastAsia="ru-RU"/>
               </w:rPr>
-              <w:t xml:space="preserve"> 10.0.0.254</w:t>
+              <w:t xml:space="preserve"> 10.0.</w:t>
+            </w:r>
+            <w:r>
+              <w:rPr>
+                <w:rFonts w:ascii="Times New Roman" w:eastAsia="Times New Roman" w:hAnsi="Times New Roman" w:cs="Times New Roman"/>
+                <w:sz w:val="24"/>
+                <w:lang w:val="en-US" w:eastAsia="ru-RU"/>
+              </w:rPr>
+              <w:t>1.254</w:t>
             </w:r>
           </w:p>
         </w:tc>
@@ -2202,7 +2494,7 @@
         </w:tc>
         <w:tc>
           <w:tcPr>
-            <w:tcW w:w="2924" w:type="dxa"/>
+            <w:tcW w:w="2783" w:type="dxa"/>
             <w:vAlign w:val="center"/>
           </w:tcPr>
           <w:p>
@@ -2226,7 +2518,7 @@
         </w:tc>
         <w:tc>
           <w:tcPr>
-            <w:tcW w:w="1049" w:type="dxa"/>
+            <w:tcW w:w="993" w:type="dxa"/>
             <w:vAlign w:val="center"/>
           </w:tcPr>
           <w:p>
@@ -2250,31 +2542,46 @@
         </w:tc>
         <w:tc>
           <w:tcPr>
-            <w:tcW w:w="1966" w:type="dxa"/>
-            <w:vAlign w:val="center"/>
-          </w:tcPr>
-          <w:p>
-            <w:pPr>
-              <w:jc w:val="center"/>
-              <w:rPr>
-                <w:rFonts w:ascii="Times New Roman" w:eastAsia="Times New Roman" w:hAnsi="Times New Roman" w:cs="Times New Roman"/>
-                <w:sz w:val="24"/>
-                <w:lang w:val="en-US" w:eastAsia="ru-RU"/>
-              </w:rPr>
-            </w:pPr>
-            <w:r>
-              <w:rPr>
-                <w:rFonts w:ascii="Times New Roman" w:eastAsia="Times New Roman" w:hAnsi="Times New Roman" w:cs="Times New Roman"/>
-                <w:sz w:val="24"/>
-                <w:lang w:val="en-US" w:eastAsia="ru-RU"/>
-              </w:rPr>
-              <w:t>10.0.1.0</w:t>
-            </w:r>
-          </w:p>
-        </w:tc>
-        <w:tc>
-          <w:tcPr>
-            <w:tcW w:w="974" w:type="dxa"/>
+            <w:tcW w:w="1275" w:type="dxa"/>
+            <w:vAlign w:val="center"/>
+          </w:tcPr>
+          <w:p>
+            <w:pPr>
+              <w:rPr>
+                <w:rFonts w:ascii="Times New Roman" w:eastAsia="Times New Roman" w:hAnsi="Times New Roman" w:cs="Times New Roman"/>
+                <w:sz w:val="24"/>
+                <w:lang w:val="en-US" w:eastAsia="ru-RU"/>
+              </w:rPr>
+            </w:pPr>
+            <w:r>
+              <w:rPr>
+                <w:rFonts w:ascii="Times New Roman" w:eastAsia="Times New Roman" w:hAnsi="Times New Roman" w:cs="Times New Roman"/>
+                <w:sz w:val="24"/>
+                <w:lang w:val="en-US" w:eastAsia="ru-RU"/>
+              </w:rPr>
+              <w:t>10.0.</w:t>
+            </w:r>
+            <w:r>
+              <w:rPr>
+                <w:rFonts w:ascii="Times New Roman" w:eastAsia="Times New Roman" w:hAnsi="Times New Roman" w:cs="Times New Roman"/>
+                <w:sz w:val="24"/>
+                <w:lang w:val="en-US" w:eastAsia="ru-RU"/>
+              </w:rPr>
+              <w:t>2</w:t>
+            </w:r>
+            <w:r>
+              <w:rPr>
+                <w:rFonts w:ascii="Times New Roman" w:eastAsia="Times New Roman" w:hAnsi="Times New Roman" w:cs="Times New Roman"/>
+                <w:sz w:val="24"/>
+                <w:lang w:val="en-US" w:eastAsia="ru-RU"/>
+              </w:rPr>
+              <w:t>.0</w:t>
+            </w:r>
+          </w:p>
+        </w:tc>
+        <w:tc>
+          <w:tcPr>
+            <w:tcW w:w="1134" w:type="dxa"/>
             <w:vAlign w:val="center"/>
           </w:tcPr>
           <w:p>
@@ -2308,31 +2615,54 @@
                 <w:sz w:val="24"/>
                 <w:lang w:val="en-US" w:eastAsia="ru-RU"/>
               </w:rPr>
-              <w:t>6</w:t>
-            </w:r>
-          </w:p>
-        </w:tc>
-        <w:tc>
-          <w:tcPr>
-            <w:tcW w:w="2101" w:type="dxa"/>
-            <w:vAlign w:val="center"/>
-          </w:tcPr>
-          <w:p>
-            <w:pPr>
-              <w:jc w:val="center"/>
-              <w:rPr>
-                <w:rFonts w:ascii="Times New Roman" w:eastAsia="Times New Roman" w:hAnsi="Times New Roman" w:cs="Times New Roman"/>
-                <w:sz w:val="24"/>
-                <w:lang w:val="en-US" w:eastAsia="ru-RU"/>
-              </w:rPr>
-            </w:pPr>
-            <w:r>
-              <w:rPr>
-                <w:rFonts w:ascii="Times New Roman" w:eastAsia="Times New Roman" w:hAnsi="Times New Roman" w:cs="Times New Roman"/>
-                <w:sz w:val="24"/>
-                <w:lang w:val="en-US" w:eastAsia="ru-RU"/>
-              </w:rPr>
-              <w:t>10.0.1.0</w:t>
+              <w:t>5</w:t>
+            </w:r>
+          </w:p>
+        </w:tc>
+        <w:tc>
+          <w:tcPr>
+            <w:tcW w:w="2829" w:type="dxa"/>
+            <w:vAlign w:val="center"/>
+          </w:tcPr>
+          <w:p>
+            <w:pPr>
+              <w:rPr>
+                <w:rFonts w:ascii="Times New Roman" w:eastAsia="Times New Roman" w:hAnsi="Times New Roman" w:cs="Times New Roman"/>
+                <w:sz w:val="24"/>
+                <w:lang w:val="en-US" w:eastAsia="ru-RU"/>
+              </w:rPr>
+            </w:pPr>
+            <w:r>
+              <w:rPr>
+                <w:rFonts w:ascii="Times New Roman" w:eastAsia="Times New Roman" w:hAnsi="Times New Roman" w:cs="Times New Roman"/>
+                <w:sz w:val="24"/>
+                <w:lang w:val="en-US" w:eastAsia="ru-RU"/>
+              </w:rPr>
+              <w:t>10.0.</w:t>
+            </w:r>
+            <w:r>
+              <w:rPr>
+                <w:rFonts w:ascii="Times New Roman" w:eastAsia="Times New Roman" w:hAnsi="Times New Roman" w:cs="Times New Roman"/>
+                <w:sz w:val="24"/>
+                <w:lang w:val="en-US" w:eastAsia="ru-RU"/>
+              </w:rPr>
+              <w:t>2</w:t>
+            </w:r>
+            <w:r>
+              <w:rPr>
+                <w:rFonts w:ascii="Times New Roman" w:eastAsia="Times New Roman" w:hAnsi="Times New Roman" w:cs="Times New Roman"/>
+                <w:sz w:val="24"/>
+                <w:lang w:val="en-US" w:eastAsia="ru-RU"/>
+              </w:rPr>
+              <w:t>.</w:t>
+            </w:r>
+            <w:r>
+              <w:rPr>
+                <w:rFonts w:ascii="Times New Roman" w:eastAsia="Times New Roman" w:hAnsi="Times New Roman" w:cs="Times New Roman"/>
+                <w:sz w:val="24"/>
+                <w:lang w:val="en-US" w:eastAsia="ru-RU"/>
+              </w:rPr>
+              <w:t>1</w:t>
             </w:r>
             <w:r>
               <w:rPr>
@@ -2348,7 +2678,31 @@
                 <w:sz w:val="24"/>
                 <w:lang w:val="en-US" w:eastAsia="ru-RU"/>
               </w:rPr>
-              <w:t xml:space="preserve"> 10.0.1.62</w:t>
+              <w:t xml:space="preserve"> 10.0.</w:t>
+            </w:r>
+            <w:r>
+              <w:rPr>
+                <w:rFonts w:ascii="Times New Roman" w:eastAsia="Times New Roman" w:hAnsi="Times New Roman" w:cs="Times New Roman"/>
+                <w:sz w:val="24"/>
+                <w:lang w:val="en-US" w:eastAsia="ru-RU"/>
+              </w:rPr>
+              <w:t>2</w:t>
+            </w:r>
+            <w:r>
+              <w:rPr>
+                <w:rFonts w:ascii="Times New Roman" w:eastAsia="Times New Roman" w:hAnsi="Times New Roman" w:cs="Times New Roman"/>
+                <w:sz w:val="24"/>
+                <w:lang w:val="en-US" w:eastAsia="ru-RU"/>
+              </w:rPr>
+              <w:t>.</w:t>
+            </w:r>
+            <w:r>
+              <w:rPr>
+                <w:rFonts w:ascii="Times New Roman" w:eastAsia="Times New Roman" w:hAnsi="Times New Roman" w:cs="Times New Roman"/>
+                <w:sz w:val="24"/>
+                <w:lang w:val="en-US" w:eastAsia="ru-RU"/>
+              </w:rPr>
+              <w:t>126</w:t>
             </w:r>
           </w:p>
         </w:tc>
@@ -2383,7 +2737,7 @@
         </w:tc>
         <w:tc>
           <w:tcPr>
-            <w:tcW w:w="2924" w:type="dxa"/>
+            <w:tcW w:w="2783" w:type="dxa"/>
             <w:vAlign w:val="center"/>
           </w:tcPr>
           <w:p>
@@ -2407,7 +2761,7 @@
         </w:tc>
         <w:tc>
           <w:tcPr>
-            <w:tcW w:w="1049" w:type="dxa"/>
+            <w:tcW w:w="993" w:type="dxa"/>
             <w:vAlign w:val="center"/>
           </w:tcPr>
           <w:p>
@@ -2431,31 +2785,54 @@
         </w:tc>
         <w:tc>
           <w:tcPr>
-            <w:tcW w:w="1966" w:type="dxa"/>
-            <w:vAlign w:val="center"/>
-          </w:tcPr>
-          <w:p>
-            <w:pPr>
-              <w:jc w:val="center"/>
-              <w:rPr>
-                <w:rFonts w:ascii="Times New Roman" w:eastAsia="Times New Roman" w:hAnsi="Times New Roman" w:cs="Times New Roman"/>
-                <w:sz w:val="24"/>
-                <w:lang w:val="en-US" w:eastAsia="ru-RU"/>
-              </w:rPr>
-            </w:pPr>
-            <w:r>
-              <w:rPr>
-                <w:rFonts w:ascii="Times New Roman" w:eastAsia="Times New Roman" w:hAnsi="Times New Roman" w:cs="Times New Roman"/>
-                <w:sz w:val="24"/>
-                <w:lang w:val="en-US" w:eastAsia="ru-RU"/>
-              </w:rPr>
-              <w:t>10.0.1.64</w:t>
-            </w:r>
-          </w:p>
-        </w:tc>
-        <w:tc>
-          <w:tcPr>
-            <w:tcW w:w="974" w:type="dxa"/>
+            <w:tcW w:w="1275" w:type="dxa"/>
+            <w:vAlign w:val="center"/>
+          </w:tcPr>
+          <w:p>
+            <w:pPr>
+              <w:rPr>
+                <w:rFonts w:ascii="Times New Roman" w:eastAsia="Times New Roman" w:hAnsi="Times New Roman" w:cs="Times New Roman"/>
+                <w:sz w:val="24"/>
+                <w:lang w:val="en-US" w:eastAsia="ru-RU"/>
+              </w:rPr>
+            </w:pPr>
+            <w:r>
+              <w:rPr>
+                <w:rFonts w:ascii="Times New Roman" w:eastAsia="Times New Roman" w:hAnsi="Times New Roman" w:cs="Times New Roman"/>
+                <w:sz w:val="24"/>
+                <w:lang w:val="en-US" w:eastAsia="ru-RU"/>
+              </w:rPr>
+              <w:t>10.0.</w:t>
+            </w:r>
+            <w:r>
+              <w:rPr>
+                <w:rFonts w:ascii="Times New Roman" w:eastAsia="Times New Roman" w:hAnsi="Times New Roman" w:cs="Times New Roman"/>
+                <w:sz w:val="24"/>
+                <w:lang w:val="en-US" w:eastAsia="ru-RU"/>
+              </w:rPr>
+              <w:t>2</w:t>
+            </w:r>
+            <w:r>
+              <w:rPr>
+                <w:rFonts w:ascii="Times New Roman" w:eastAsia="Times New Roman" w:hAnsi="Times New Roman" w:cs="Times New Roman"/>
+                <w:sz w:val="24"/>
+                <w:lang w:val="en-US" w:eastAsia="ru-RU"/>
+              </w:rPr>
+              <w:t>.</w:t>
+            </w:r>
+            <w:r>
+              <w:rPr>
+                <w:rFonts w:ascii="Times New Roman" w:eastAsia="Times New Roman" w:hAnsi="Times New Roman" w:cs="Times New Roman"/>
+                <w:sz w:val="24"/>
+                <w:lang w:val="en-US" w:eastAsia="ru-RU"/>
+              </w:rPr>
+              <w:t>128</w:t>
+            </w:r>
+          </w:p>
+        </w:tc>
+        <w:tc>
+          <w:tcPr>
+            <w:tcW w:w="1134" w:type="dxa"/>
             <w:vAlign w:val="center"/>
           </w:tcPr>
           <w:p>
@@ -2489,31 +2866,54 @@
                 <w:sz w:val="24"/>
                 <w:lang w:val="en-US" w:eastAsia="ru-RU"/>
               </w:rPr>
-              <w:t>6</w:t>
-            </w:r>
-          </w:p>
-        </w:tc>
-        <w:tc>
-          <w:tcPr>
-            <w:tcW w:w="2101" w:type="dxa"/>
-            <w:vAlign w:val="center"/>
-          </w:tcPr>
-          <w:p>
-            <w:pPr>
-              <w:jc w:val="center"/>
-              <w:rPr>
-                <w:rFonts w:ascii="Times New Roman" w:eastAsia="Times New Roman" w:hAnsi="Times New Roman" w:cs="Times New Roman"/>
-                <w:sz w:val="24"/>
-                <w:lang w:eastAsia="ru-RU"/>
-              </w:rPr>
-            </w:pPr>
-            <w:r>
-              <w:rPr>
-                <w:rFonts w:ascii="Times New Roman" w:eastAsia="Times New Roman" w:hAnsi="Times New Roman" w:cs="Times New Roman"/>
-                <w:sz w:val="24"/>
-                <w:lang w:val="en-US" w:eastAsia="ru-RU"/>
-              </w:rPr>
-              <w:t>10.0.1.64</w:t>
+              <w:t>5</w:t>
+            </w:r>
+          </w:p>
+        </w:tc>
+        <w:tc>
+          <w:tcPr>
+            <w:tcW w:w="2829" w:type="dxa"/>
+            <w:vAlign w:val="center"/>
+          </w:tcPr>
+          <w:p>
+            <w:pPr>
+              <w:rPr>
+                <w:rFonts w:ascii="Times New Roman" w:eastAsia="Times New Roman" w:hAnsi="Times New Roman" w:cs="Times New Roman"/>
+                <w:sz w:val="24"/>
+                <w:lang w:eastAsia="ru-RU"/>
+              </w:rPr>
+            </w:pPr>
+            <w:r>
+              <w:rPr>
+                <w:rFonts w:ascii="Times New Roman" w:eastAsia="Times New Roman" w:hAnsi="Times New Roman" w:cs="Times New Roman"/>
+                <w:sz w:val="24"/>
+                <w:lang w:val="en-US" w:eastAsia="ru-RU"/>
+              </w:rPr>
+              <w:t>10.0.</w:t>
+            </w:r>
+            <w:r>
+              <w:rPr>
+                <w:rFonts w:ascii="Times New Roman" w:eastAsia="Times New Roman" w:hAnsi="Times New Roman" w:cs="Times New Roman"/>
+                <w:sz w:val="24"/>
+                <w:lang w:val="en-US" w:eastAsia="ru-RU"/>
+              </w:rPr>
+              <w:t>2</w:t>
+            </w:r>
+            <w:r>
+              <w:rPr>
+                <w:rFonts w:ascii="Times New Roman" w:eastAsia="Times New Roman" w:hAnsi="Times New Roman" w:cs="Times New Roman"/>
+                <w:sz w:val="24"/>
+                <w:lang w:val="en-US" w:eastAsia="ru-RU"/>
+              </w:rPr>
+              <w:t>.</w:t>
+            </w:r>
+            <w:r>
+              <w:rPr>
+                <w:rFonts w:ascii="Times New Roman" w:eastAsia="Times New Roman" w:hAnsi="Times New Roman" w:cs="Times New Roman"/>
+                <w:sz w:val="24"/>
+                <w:lang w:val="en-US" w:eastAsia="ru-RU"/>
+              </w:rPr>
+              <w:t>129</w:t>
             </w:r>
             <w:r>
               <w:rPr>
@@ -2529,14 +2929,38 @@
                 <w:sz w:val="24"/>
                 <w:lang w:val="en-US" w:eastAsia="ru-RU"/>
               </w:rPr>
-              <w:t>10.0.1.126</w:t>
+              <w:t>10.0.</w:t>
+            </w:r>
+            <w:r>
+              <w:rPr>
+                <w:rFonts w:ascii="Times New Roman" w:eastAsia="Times New Roman" w:hAnsi="Times New Roman" w:cs="Times New Roman"/>
+                <w:sz w:val="24"/>
+                <w:lang w:val="en-US" w:eastAsia="ru-RU"/>
+              </w:rPr>
+              <w:t>2</w:t>
+            </w:r>
+            <w:r>
+              <w:rPr>
+                <w:rFonts w:ascii="Times New Roman" w:eastAsia="Times New Roman" w:hAnsi="Times New Roman" w:cs="Times New Roman"/>
+                <w:sz w:val="24"/>
+                <w:lang w:val="en-US" w:eastAsia="ru-RU"/>
+              </w:rPr>
+              <w:t>.</w:t>
+            </w:r>
+            <w:r>
+              <w:rPr>
+                <w:rFonts w:ascii="Times New Roman" w:eastAsia="Times New Roman" w:hAnsi="Times New Roman" w:cs="Times New Roman"/>
+                <w:sz w:val="24"/>
+                <w:lang w:val="en-US" w:eastAsia="ru-RU"/>
+              </w:rPr>
+              <w:t>254</w:t>
             </w:r>
           </w:p>
         </w:tc>
       </w:tr>
       <w:tr>
         <w:trPr>
-          <w:trHeight w:val="610"/>
+          <w:trHeight w:val="58"/>
           <w:jc w:val="center"/>
         </w:trPr>
         <w:tc>
@@ -2565,7 +2989,7 @@
         </w:tc>
         <w:tc>
           <w:tcPr>
-            <w:tcW w:w="2924" w:type="dxa"/>
+            <w:tcW w:w="2783" w:type="dxa"/>
             <w:vAlign w:val="center"/>
           </w:tcPr>
           <w:p>
@@ -2589,7 +3013,7 @@
         </w:tc>
         <w:tc>
           <w:tcPr>
-            <w:tcW w:w="1049" w:type="dxa"/>
+            <w:tcW w:w="993" w:type="dxa"/>
             <w:vAlign w:val="center"/>
           </w:tcPr>
           <w:p>
@@ -2613,31 +3037,54 @@
         </w:tc>
         <w:tc>
           <w:tcPr>
-            <w:tcW w:w="1966" w:type="dxa"/>
-            <w:vAlign w:val="center"/>
-          </w:tcPr>
-          <w:p>
-            <w:pPr>
-              <w:jc w:val="center"/>
-              <w:rPr>
-                <w:rFonts w:ascii="Times New Roman" w:eastAsia="Times New Roman" w:hAnsi="Times New Roman" w:cs="Times New Roman"/>
-                <w:sz w:val="24"/>
-                <w:lang w:val="en-US" w:eastAsia="ru-RU"/>
-              </w:rPr>
-            </w:pPr>
-            <w:r>
-              <w:rPr>
-                <w:rFonts w:ascii="Times New Roman" w:eastAsia="Times New Roman" w:hAnsi="Times New Roman" w:cs="Times New Roman"/>
-                <w:sz w:val="24"/>
-                <w:lang w:val="en-US" w:eastAsia="ru-RU"/>
-              </w:rPr>
-              <w:t>10.0.1.192</w:t>
-            </w:r>
-          </w:p>
-        </w:tc>
-        <w:tc>
-          <w:tcPr>
-            <w:tcW w:w="974" w:type="dxa"/>
+            <w:tcW w:w="1275" w:type="dxa"/>
+            <w:vAlign w:val="center"/>
+          </w:tcPr>
+          <w:p>
+            <w:pPr>
+              <w:rPr>
+                <w:rFonts w:ascii="Times New Roman" w:eastAsia="Times New Roman" w:hAnsi="Times New Roman" w:cs="Times New Roman"/>
+                <w:sz w:val="24"/>
+                <w:lang w:val="en-US" w:eastAsia="ru-RU"/>
+              </w:rPr>
+            </w:pPr>
+            <w:r>
+              <w:rPr>
+                <w:rFonts w:ascii="Times New Roman" w:eastAsia="Times New Roman" w:hAnsi="Times New Roman" w:cs="Times New Roman"/>
+                <w:sz w:val="24"/>
+                <w:lang w:val="en-US" w:eastAsia="ru-RU"/>
+              </w:rPr>
+              <w:t>10.0.</w:t>
+            </w:r>
+            <w:r>
+              <w:rPr>
+                <w:rFonts w:ascii="Times New Roman" w:eastAsia="Times New Roman" w:hAnsi="Times New Roman" w:cs="Times New Roman"/>
+                <w:sz w:val="24"/>
+                <w:lang w:val="en-US" w:eastAsia="ru-RU"/>
+              </w:rPr>
+              <w:t>3</w:t>
+            </w:r>
+            <w:r>
+              <w:rPr>
+                <w:rFonts w:ascii="Times New Roman" w:eastAsia="Times New Roman" w:hAnsi="Times New Roman" w:cs="Times New Roman"/>
+                <w:sz w:val="24"/>
+                <w:lang w:val="en-US" w:eastAsia="ru-RU"/>
+              </w:rPr>
+              <w:t>.</w:t>
+            </w:r>
+            <w:r>
+              <w:rPr>
+                <w:rFonts w:ascii="Times New Roman" w:eastAsia="Times New Roman" w:hAnsi="Times New Roman" w:cs="Times New Roman"/>
+                <w:sz w:val="24"/>
+                <w:lang w:val="en-US" w:eastAsia="ru-RU"/>
+              </w:rPr>
+              <w:t>128</w:t>
+            </w:r>
+          </w:p>
+        </w:tc>
+        <w:tc>
+          <w:tcPr>
+            <w:tcW w:w="1134" w:type="dxa"/>
             <w:vAlign w:val="center"/>
           </w:tcPr>
           <w:p>
@@ -2669,33 +3116,56 @@
               <w:rPr>
                 <w:rFonts w:ascii="Times New Roman" w:eastAsia="Times New Roman" w:hAnsi="Times New Roman" w:cs="Times New Roman"/>
                 <w:sz w:val="24"/>
-                <w:lang w:val="en-US" w:eastAsia="ru-RU"/>
-              </w:rPr>
-              <w:t>7</w:t>
-            </w:r>
-          </w:p>
-        </w:tc>
-        <w:tc>
-          <w:tcPr>
-            <w:tcW w:w="2101" w:type="dxa"/>
-            <w:vAlign w:val="center"/>
-          </w:tcPr>
-          <w:p>
-            <w:pPr>
-              <w:jc w:val="center"/>
-              <w:rPr>
-                <w:rFonts w:ascii="Times New Roman" w:eastAsia="Times New Roman" w:hAnsi="Times New Roman" w:cs="Times New Roman"/>
-                <w:sz w:val="24"/>
-                <w:lang w:eastAsia="ru-RU"/>
-              </w:rPr>
-            </w:pPr>
-            <w:r>
-              <w:rPr>
-                <w:rFonts w:ascii="Times New Roman" w:eastAsia="Times New Roman" w:hAnsi="Times New Roman" w:cs="Times New Roman"/>
-                <w:sz w:val="24"/>
-                <w:lang w:val="en-US" w:eastAsia="ru-RU"/>
-              </w:rPr>
-              <w:t>10.0.1.193</w:t>
+                <w:lang w:eastAsia="ru-RU"/>
+              </w:rPr>
+              <w:t>6</w:t>
+            </w:r>
+          </w:p>
+        </w:tc>
+        <w:tc>
+          <w:tcPr>
+            <w:tcW w:w="2829" w:type="dxa"/>
+            <w:vAlign w:val="center"/>
+          </w:tcPr>
+          <w:p>
+            <w:pPr>
+              <w:rPr>
+                <w:rFonts w:ascii="Times New Roman" w:eastAsia="Times New Roman" w:hAnsi="Times New Roman" w:cs="Times New Roman"/>
+                <w:sz w:val="24"/>
+                <w:lang w:eastAsia="ru-RU"/>
+              </w:rPr>
+            </w:pPr>
+            <w:r>
+              <w:rPr>
+                <w:rFonts w:ascii="Times New Roman" w:eastAsia="Times New Roman" w:hAnsi="Times New Roman" w:cs="Times New Roman"/>
+                <w:sz w:val="24"/>
+                <w:lang w:val="en-US" w:eastAsia="ru-RU"/>
+              </w:rPr>
+              <w:t>10.0.</w:t>
+            </w:r>
+            <w:r>
+              <w:rPr>
+                <w:rFonts w:ascii="Times New Roman" w:eastAsia="Times New Roman" w:hAnsi="Times New Roman" w:cs="Times New Roman"/>
+                <w:sz w:val="24"/>
+                <w:lang w:val="en-US" w:eastAsia="ru-RU"/>
+              </w:rPr>
+              <w:t>3</w:t>
+            </w:r>
+            <w:r>
+              <w:rPr>
+                <w:rFonts w:ascii="Times New Roman" w:eastAsia="Times New Roman" w:hAnsi="Times New Roman" w:cs="Times New Roman"/>
+                <w:sz w:val="24"/>
+                <w:lang w:val="en-US" w:eastAsia="ru-RU"/>
+              </w:rPr>
+              <w:t>.1</w:t>
+            </w:r>
+            <w:r>
+              <w:rPr>
+                <w:rFonts w:ascii="Times New Roman" w:eastAsia="Times New Roman" w:hAnsi="Times New Roman" w:cs="Times New Roman"/>
+                <w:sz w:val="24"/>
+                <w:lang w:val="en-US" w:eastAsia="ru-RU"/>
+              </w:rPr>
+              <w:t>29</w:t>
             </w:r>
             <w:r>
               <w:rPr>
@@ -2711,7 +3181,31 @@
                 <w:sz w:val="24"/>
                 <w:lang w:val="en-US" w:eastAsia="ru-RU"/>
               </w:rPr>
-              <w:t xml:space="preserve"> 10.0.1.222</w:t>
+              <w:t xml:space="preserve"> 10.0.</w:t>
+            </w:r>
+            <w:r>
+              <w:rPr>
+                <w:rFonts w:ascii="Times New Roman" w:eastAsia="Times New Roman" w:hAnsi="Times New Roman" w:cs="Times New Roman"/>
+                <w:sz w:val="24"/>
+                <w:lang w:val="en-US" w:eastAsia="ru-RU"/>
+              </w:rPr>
+              <w:t>3</w:t>
+            </w:r>
+            <w:r>
+              <w:rPr>
+                <w:rFonts w:ascii="Times New Roman" w:eastAsia="Times New Roman" w:hAnsi="Times New Roman" w:cs="Times New Roman"/>
+                <w:sz w:val="24"/>
+                <w:lang w:val="en-US" w:eastAsia="ru-RU"/>
+              </w:rPr>
+              <w:t>.</w:t>
+            </w:r>
+            <w:r>
+              <w:rPr>
+                <w:rFonts w:ascii="Times New Roman" w:eastAsia="Times New Roman" w:hAnsi="Times New Roman" w:cs="Times New Roman"/>
+                <w:sz w:val="24"/>
+                <w:lang w:val="en-US" w:eastAsia="ru-RU"/>
+              </w:rPr>
+              <w:t>190</w:t>
             </w:r>
           </w:p>
         </w:tc>
